--- a/User_Acceptance_Testing_(UAT)_Plan_Template_(IEEE_829_Compliant)-2.docx
+++ b/User_Acceptance_Testing_(UAT)_Plan_Template_(IEEE_829_Compliant)-2.docx
@@ -8,13 +8,13 @@
         <w:ind w:left="131"/>
         <w:jc w:val="center"/>
         <w:rPr>
-          <w:rFonts w:ascii="Times New Roman" w:hAnsi="Times New Roman" w:cs="Times New Roman"/>
+          <w:rFonts w:asciiTheme="majorHAnsi" w:hAnsiTheme="majorHAnsi" w:cs="Times New Roman"/>
           <w:sz w:val="43"/>
         </w:rPr>
       </w:pPr>
       <w:r>
         <w:rPr>
-          <w:rFonts w:ascii="Times New Roman" w:hAnsi="Times New Roman" w:cs="Times New Roman"/>
+          <w:rFonts w:asciiTheme="majorHAnsi" w:hAnsiTheme="majorHAnsi" w:cs="Times New Roman"/>
           <w:w w:val="120"/>
           <w:sz w:val="43"/>
         </w:rPr>
@@ -22,7 +22,7 @@
       </w:r>
       <w:r>
         <w:rPr>
-          <w:rFonts w:ascii="Times New Roman" w:hAnsi="Times New Roman" w:cs="Times New Roman"/>
+          <w:rFonts w:asciiTheme="majorHAnsi" w:hAnsiTheme="majorHAnsi" w:cs="Times New Roman"/>
           <w:spacing w:val="-24"/>
           <w:w w:val="120"/>
           <w:sz w:val="43"/>
@@ -31,7 +31,7 @@
       </w:r>
       <w:r>
         <w:rPr>
-          <w:rFonts w:ascii="Times New Roman" w:hAnsi="Times New Roman" w:cs="Times New Roman"/>
+          <w:rFonts w:asciiTheme="majorHAnsi" w:hAnsiTheme="majorHAnsi" w:cs="Times New Roman"/>
           <w:w w:val="120"/>
           <w:sz w:val="43"/>
         </w:rPr>
@@ -39,7 +39,7 @@
       </w:r>
       <w:r>
         <w:rPr>
-          <w:rFonts w:ascii="Times New Roman" w:hAnsi="Times New Roman" w:cs="Times New Roman"/>
+          <w:rFonts w:asciiTheme="majorHAnsi" w:hAnsiTheme="majorHAnsi" w:cs="Times New Roman"/>
           <w:spacing w:val="-16"/>
           <w:w w:val="120"/>
           <w:sz w:val="43"/>
@@ -48,7 +48,7 @@
       </w:r>
       <w:r>
         <w:rPr>
-          <w:rFonts w:ascii="Times New Roman" w:hAnsi="Times New Roman" w:cs="Times New Roman"/>
+          <w:rFonts w:asciiTheme="majorHAnsi" w:hAnsiTheme="majorHAnsi" w:cs="Times New Roman"/>
           <w:w w:val="120"/>
           <w:sz w:val="43"/>
         </w:rPr>
@@ -56,7 +56,7 @@
       </w:r>
       <w:r>
         <w:rPr>
-          <w:rFonts w:ascii="Times New Roman" w:hAnsi="Times New Roman" w:cs="Times New Roman"/>
+          <w:rFonts w:asciiTheme="majorHAnsi" w:hAnsiTheme="majorHAnsi" w:cs="Times New Roman"/>
           <w:spacing w:val="-27"/>
           <w:w w:val="120"/>
           <w:sz w:val="43"/>
@@ -65,7 +65,7 @@
       </w:r>
       <w:r>
         <w:rPr>
-          <w:rFonts w:ascii="Times New Roman" w:hAnsi="Times New Roman" w:cs="Times New Roman"/>
+          <w:rFonts w:asciiTheme="majorHAnsi" w:hAnsiTheme="majorHAnsi" w:cs="Times New Roman"/>
           <w:w w:val="120"/>
           <w:sz w:val="43"/>
         </w:rPr>
@@ -73,7 +73,7 @@
       </w:r>
       <w:r>
         <w:rPr>
-          <w:rFonts w:ascii="Times New Roman" w:hAnsi="Times New Roman" w:cs="Times New Roman"/>
+          <w:rFonts w:asciiTheme="majorHAnsi" w:hAnsiTheme="majorHAnsi" w:cs="Times New Roman"/>
           <w:spacing w:val="-34"/>
           <w:w w:val="120"/>
           <w:sz w:val="43"/>
@@ -82,7 +82,7 @@
       </w:r>
       <w:r>
         <w:rPr>
-          <w:rFonts w:ascii="Times New Roman" w:hAnsi="Times New Roman" w:cs="Times New Roman"/>
+          <w:rFonts w:asciiTheme="majorHAnsi" w:hAnsiTheme="majorHAnsi" w:cs="Times New Roman"/>
           <w:w w:val="120"/>
           <w:sz w:val="43"/>
         </w:rPr>
@@ -90,7 +90,7 @@
       </w:r>
       <w:r>
         <w:rPr>
-          <w:rFonts w:ascii="Times New Roman" w:hAnsi="Times New Roman" w:cs="Times New Roman"/>
+          <w:rFonts w:asciiTheme="majorHAnsi" w:hAnsiTheme="majorHAnsi" w:cs="Times New Roman"/>
           <w:spacing w:val="-22"/>
           <w:w w:val="120"/>
           <w:sz w:val="43"/>
@@ -99,7 +99,7 @@
       </w:r>
       <w:r>
         <w:rPr>
-          <w:rFonts w:ascii="Times New Roman" w:hAnsi="Times New Roman" w:cs="Times New Roman"/>
+          <w:rFonts w:asciiTheme="majorHAnsi" w:hAnsiTheme="majorHAnsi" w:cs="Times New Roman"/>
           <w:spacing w:val="-2"/>
           <w:w w:val="120"/>
           <w:sz w:val="43"/>
@@ -113,7 +113,7 @@
         <w:ind w:left="131"/>
         <w:jc w:val="center"/>
         <w:rPr>
-          <w:rFonts w:ascii="Times New Roman" w:hAnsi="Times New Roman" w:cs="Times New Roman"/>
+          <w:rFonts w:asciiTheme="majorHAnsi" w:hAnsiTheme="majorHAnsi" w:cs="Times New Roman"/>
           <w:spacing w:val="-2"/>
           <w:w w:val="110"/>
           <w:sz w:val="43"/>
@@ -121,7 +121,7 @@
       </w:pPr>
       <w:r>
         <w:rPr>
-          <w:rFonts w:ascii="Times New Roman" w:hAnsi="Times New Roman" w:cs="Times New Roman"/>
+          <w:rFonts w:asciiTheme="majorHAnsi" w:hAnsiTheme="majorHAnsi" w:cs="Times New Roman"/>
           <w:w w:val="110"/>
           <w:sz w:val="43"/>
         </w:rPr>
@@ -129,7 +129,7 @@
       </w:r>
       <w:r>
         <w:rPr>
-          <w:rFonts w:ascii="Times New Roman" w:hAnsi="Times New Roman" w:cs="Times New Roman"/>
+          <w:rFonts w:asciiTheme="majorHAnsi" w:hAnsiTheme="majorHAnsi" w:cs="Times New Roman"/>
           <w:spacing w:val="47"/>
           <w:w w:val="150"/>
           <w:sz w:val="43"/>
@@ -138,7 +138,7 @@
       </w:r>
       <w:r>
         <w:rPr>
-          <w:rFonts w:ascii="Times New Roman" w:hAnsi="Times New Roman" w:cs="Times New Roman"/>
+          <w:rFonts w:asciiTheme="majorHAnsi" w:hAnsiTheme="majorHAnsi" w:cs="Times New Roman"/>
           <w:w w:val="110"/>
           <w:sz w:val="43"/>
         </w:rPr>
@@ -146,7 +146,7 @@
       </w:r>
       <w:r>
         <w:rPr>
-          <w:rFonts w:ascii="Times New Roman" w:hAnsi="Times New Roman" w:cs="Times New Roman"/>
+          <w:rFonts w:asciiTheme="majorHAnsi" w:hAnsiTheme="majorHAnsi" w:cs="Times New Roman"/>
           <w:spacing w:val="69"/>
           <w:w w:val="110"/>
           <w:sz w:val="43"/>
@@ -155,7 +155,7 @@
       </w:r>
       <w:r>
         <w:rPr>
-          <w:rFonts w:ascii="Times New Roman" w:hAnsi="Times New Roman" w:cs="Times New Roman"/>
+          <w:rFonts w:asciiTheme="majorHAnsi" w:hAnsiTheme="majorHAnsi" w:cs="Times New Roman"/>
           <w:spacing w:val="-2"/>
           <w:w w:val="110"/>
           <w:sz w:val="43"/>
@@ -169,7 +169,7 @@
         <w:ind w:left="131"/>
         <w:jc w:val="center"/>
         <w:rPr>
-          <w:rFonts w:ascii="Times New Roman" w:hAnsi="Times New Roman" w:cs="Times New Roman"/>
+          <w:rFonts w:asciiTheme="majorHAnsi" w:hAnsiTheme="majorHAnsi" w:cs="Times New Roman"/>
           <w:spacing w:val="-2"/>
           <w:w w:val="110"/>
           <w:sz w:val="43"/>
@@ -180,11 +180,13 @@
       <w:pPr>
         <w:pStyle w:val="Heading1"/>
         <w:rPr>
+          <w:rFonts w:asciiTheme="majorHAnsi" w:hAnsiTheme="majorHAnsi"/>
           <w:color w:val="auto"/>
         </w:rPr>
       </w:pPr>
       <w:r>
         <w:rPr>
+          <w:rFonts w:asciiTheme="majorHAnsi" w:hAnsiTheme="majorHAnsi"/>
           <w:w w:val="110"/>
         </w:rPr>
         <w:t>Test Plan Identifier</w:t>
@@ -196,13 +198,13 @@
         <w:spacing w:before="269" w:line="307" w:lineRule="auto"/>
         <w:ind w:left="131" w:right="143"/>
         <w:rPr>
-          <w:rFonts w:ascii="Times New Roman" w:hAnsi="Times New Roman" w:cs="Times New Roman"/>
-          <w:szCs w:val="24"/>
-        </w:rPr>
-      </w:pPr>
-      <w:r>
-        <w:rPr>
-          <w:rFonts w:ascii="Times New Roman" w:hAnsi="Times New Roman" w:cs="Times New Roman"/>
+          <w:rFonts w:asciiTheme="majorHAnsi" w:hAnsiTheme="majorHAnsi" w:cs="Times New Roman"/>
+          <w:szCs w:val="24"/>
+        </w:rPr>
+      </w:pPr>
+      <w:r>
+        <w:rPr>
+          <w:rFonts w:asciiTheme="majorHAnsi" w:hAnsiTheme="majorHAnsi" w:cs="Times New Roman"/>
           <w:szCs w:val="24"/>
         </w:rPr>
         <w:t>TP-BOWLING-001 (bowling game UAT)</w:t>
@@ -211,133 +213,373 @@
     <w:p>
       <w:pPr>
         <w:pStyle w:val="Heading1"/>
-      </w:pPr>
-      <w:r>
+        <w:numPr>
+          <w:ilvl w:val="0"/>
+          <w:numId w:val="34"/>
+        </w:numPr>
+        <w:rPr>
+          <w:rFonts w:asciiTheme="majorHAnsi" w:hAnsiTheme="majorHAnsi"/>
+          <w:sz w:val="24"/>
+          <w:szCs w:val="24"/>
+        </w:rPr>
+      </w:pPr>
+      <w:r>
+        <w:rPr>
+          <w:rFonts w:asciiTheme="majorHAnsi" w:hAnsiTheme="majorHAnsi"/>
+        </w:rPr>
         <w:t>Introduction</w:t>
       </w:r>
+      <w:r>
+        <w:rPr>
+          <w:rFonts w:asciiTheme="majorHAnsi" w:hAnsiTheme="majorHAnsi"/>
+        </w:rPr>
+        <w:br/>
+      </w:r>
+      <w:r>
+        <w:rPr>
+          <w:rFonts w:asciiTheme="majorHAnsi" w:hAnsiTheme="majorHAnsi"/>
+          <w:sz w:val="24"/>
+          <w:szCs w:val="24"/>
+        </w:rPr>
+        <w:t>This test plan</w:t>
+      </w:r>
+      <w:r>
+        <w:rPr>
+          <w:rFonts w:asciiTheme="majorHAnsi" w:hAnsiTheme="majorHAnsi"/>
+          <w:sz w:val="24"/>
+          <w:szCs w:val="24"/>
+        </w:rPr>
+        <w:t xml:space="preserve"> describes </w:t>
+      </w:r>
+      <w:r>
+        <w:rPr>
+          <w:rFonts w:asciiTheme="majorHAnsi" w:hAnsiTheme="majorHAnsi"/>
+          <w:sz w:val="24"/>
+          <w:szCs w:val="24"/>
+        </w:rPr>
+        <w:t xml:space="preserve">how the Bowling Game application will be tested to ensure it works </w:t>
+      </w:r>
+      <w:r>
+        <w:rPr>
+          <w:rFonts w:asciiTheme="majorHAnsi" w:hAnsiTheme="majorHAnsi"/>
+          <w:sz w:val="24"/>
+          <w:szCs w:val="24"/>
+        </w:rPr>
+        <w:t>p</w:t>
+      </w:r>
+      <w:r>
+        <w:rPr>
+          <w:rFonts w:asciiTheme="majorHAnsi" w:hAnsiTheme="majorHAnsi"/>
+          <w:sz w:val="24"/>
+          <w:szCs w:val="24"/>
+        </w:rPr>
+        <w:t>roperly</w:t>
+      </w:r>
+      <w:r>
+        <w:rPr>
+          <w:rFonts w:asciiTheme="majorHAnsi" w:hAnsiTheme="majorHAnsi"/>
+          <w:sz w:val="24"/>
+          <w:szCs w:val="24"/>
+        </w:rPr>
+        <w:t xml:space="preserve"> </w:t>
+      </w:r>
+      <w:proofErr w:type="gramStart"/>
+      <w:r>
+        <w:rPr>
+          <w:rFonts w:asciiTheme="majorHAnsi" w:hAnsiTheme="majorHAnsi"/>
+          <w:sz w:val="24"/>
+          <w:szCs w:val="24"/>
+        </w:rPr>
+        <w:t xml:space="preserve">and </w:t>
+      </w:r>
+      <w:r>
+        <w:rPr>
+          <w:rFonts w:asciiTheme="majorHAnsi" w:hAnsiTheme="majorHAnsi"/>
+          <w:sz w:val="24"/>
+          <w:szCs w:val="24"/>
+        </w:rPr>
+        <w:t>also</w:t>
+      </w:r>
+      <w:proofErr w:type="gramEnd"/>
+      <w:r>
+        <w:rPr>
+          <w:rFonts w:asciiTheme="majorHAnsi" w:hAnsiTheme="majorHAnsi"/>
+          <w:sz w:val="24"/>
+          <w:szCs w:val="24"/>
+        </w:rPr>
+        <w:t xml:space="preserve"> </w:t>
+      </w:r>
+      <w:r>
+        <w:rPr>
+          <w:rFonts w:asciiTheme="majorHAnsi" w:hAnsiTheme="majorHAnsi"/>
+          <w:sz w:val="24"/>
+          <w:szCs w:val="24"/>
+        </w:rPr>
+        <w:t xml:space="preserve">follows the given bowling rules. The </w:t>
+      </w:r>
+      <w:r>
+        <w:rPr>
+          <w:rFonts w:asciiTheme="majorHAnsi" w:hAnsiTheme="majorHAnsi"/>
+          <w:sz w:val="24"/>
+          <w:szCs w:val="24"/>
+        </w:rPr>
+        <w:t>focus</w:t>
+      </w:r>
+      <w:r>
+        <w:rPr>
+          <w:rFonts w:asciiTheme="majorHAnsi" w:hAnsiTheme="majorHAnsi"/>
+          <w:sz w:val="24"/>
+          <w:szCs w:val="24"/>
+        </w:rPr>
+        <w:t xml:space="preserve"> </w:t>
+      </w:r>
+      <w:r>
+        <w:rPr>
+          <w:rFonts w:asciiTheme="majorHAnsi" w:hAnsiTheme="majorHAnsi"/>
+          <w:sz w:val="24"/>
+          <w:szCs w:val="24"/>
+        </w:rPr>
+        <w:t xml:space="preserve">of this testing </w:t>
+      </w:r>
+      <w:r>
+        <w:rPr>
+          <w:rFonts w:asciiTheme="majorHAnsi" w:hAnsiTheme="majorHAnsi"/>
+          <w:sz w:val="24"/>
+          <w:szCs w:val="24"/>
+        </w:rPr>
+        <w:t>is on score calculation, strike and spare logic, final frame bonus rules, and input validation.</w:t>
+      </w:r>
     </w:p>
     <w:p>
       <w:pPr>
         <w:pStyle w:val="BodyText"/>
-      </w:pPr>
-      <w:r>
-        <w:t xml:space="preserve">This User Acceptance Test plan verifies that </w:t>
-      </w:r>
-      <w:r>
-        <w:t>the Bowling game application</w:t>
-      </w:r>
-      <w:r>
-        <w:t xml:space="preserve"> meets business requirements and is ready for production release. Testing will focus on three key features: </w:t>
-      </w:r>
-      <w:r>
-        <w:br/>
-        <w:t>1. Score calculation</w:t>
-      </w:r>
-      <w:r>
-        <w:br/>
-        <w:t>2. Strike and spare</w:t>
-      </w:r>
-      <w:r>
-        <w:br/>
-        <w:t>3. Final frame bonus rules</w:t>
+        <w:rPr>
+          <w:rFonts w:asciiTheme="majorHAnsi" w:hAnsiTheme="majorHAnsi"/>
+          <w:b/>
+          <w:bCs/>
+        </w:rPr>
+      </w:pPr>
+      <w:r>
+        <w:rPr>
+          <w:rFonts w:asciiTheme="majorHAnsi" w:hAnsiTheme="majorHAnsi"/>
+          <w:b/>
+          <w:bCs/>
+        </w:rPr>
+        <w:t>Purpos</w:t>
+      </w:r>
+      <w:r>
+        <w:rPr>
+          <w:rFonts w:asciiTheme="majorHAnsi" w:hAnsiTheme="majorHAnsi"/>
+          <w:b/>
+          <w:bCs/>
+        </w:rPr>
+        <w:t>e</w:t>
       </w:r>
     </w:p>
     <w:p>
       <w:pPr>
         <w:pStyle w:val="BodyText"/>
-      </w:pPr>
-      <w:r>
-        <w:t>Purpose</w:t>
+        <w:rPr>
+          <w:rFonts w:asciiTheme="majorHAnsi" w:hAnsiTheme="majorHAnsi"/>
+          <w:b/>
+          <w:bCs/>
+        </w:rPr>
+      </w:pPr>
+      <w:r>
+        <w:rPr>
+          <w:rFonts w:asciiTheme="majorHAnsi" w:hAnsiTheme="majorHAnsi"/>
+        </w:rPr>
+        <w:t xml:space="preserve">The purpose of this document is to outline the scope, approach, resources, and schedule of the </w:t>
+      </w:r>
+      <w:r>
+        <w:rPr>
+          <w:rFonts w:asciiTheme="majorHAnsi" w:hAnsiTheme="majorHAnsi"/>
+        </w:rPr>
+        <w:t xml:space="preserve">    </w:t>
+      </w:r>
+      <w:r>
+        <w:rPr>
+          <w:rFonts w:asciiTheme="majorHAnsi" w:hAnsiTheme="majorHAnsi"/>
+        </w:rPr>
+        <w:t xml:space="preserve">User Acceptance Testing (UAT) activities </w:t>
+      </w:r>
+      <w:r>
+        <w:rPr>
+          <w:rFonts w:asciiTheme="majorHAnsi" w:hAnsiTheme="majorHAnsi"/>
+        </w:rPr>
+        <w:t xml:space="preserve">Bowling Game project. </w:t>
+      </w:r>
+      <w:r>
+        <w:rPr>
+          <w:rFonts w:asciiTheme="majorHAnsi" w:hAnsiTheme="majorHAnsi"/>
+        </w:rPr>
+        <w:t>It identiﬁes the items to be tested, the features to be tested, the testing tasks, environmental needs, responsibilities, and criteria for success. This plan serves as a foundational document for all UAT-related eﬀorts, ensuring that the software product meets the user's expectations and business needs.</w:t>
+      </w:r>
+    </w:p>
+    <w:p>
+      <w:pPr>
+        <w:pStyle w:val="Heading2"/>
+      </w:pPr>
+      <w:r>
+        <w:t xml:space="preserve">        </w:t>
+      </w:r>
+      <w:r>
+        <w:t>Scope</w:t>
       </w:r>
     </w:p>
     <w:p>
       <w:pPr>
         <w:pStyle w:val="BodyText"/>
-      </w:pPr>
-      <w:r>
-        <w:t xml:space="preserve">The purpose of this document is to outline the scope, approach, resources, and schedule of the User Acceptance Testing (UAT) activities </w:t>
-      </w:r>
-      <w:r>
-        <w:t xml:space="preserve">Bowling Game project. </w:t>
-      </w:r>
-      <w:r>
-        <w:t>It identiﬁes the items to be tested, the features to be tested, the testing tasks, environmental needs, responsibilities, and criteria for success. This plan serves as a foundational document for all UAT-related eﬀorts, ensuring that the software product meets the user's expectations and business needs.</w:t>
-      </w:r>
-    </w:p>
-    <w:p>
-      <w:pPr>
-        <w:pStyle w:val="Heading2"/>
-      </w:pPr>
-      <w:r>
-        <w:t>Scope</w:t>
+        <w:spacing w:before="2"/>
+        <w:ind w:left="525"/>
+        <w:rPr>
+          <w:rFonts w:asciiTheme="majorHAnsi" w:hAnsiTheme="majorHAnsi" w:cs="Times New Roman"/>
+          <w:bCs/>
+        </w:rPr>
+      </w:pPr>
+      <w:r>
+        <w:rPr>
+          <w:rFonts w:asciiTheme="majorHAnsi" w:hAnsiTheme="majorHAnsi" w:cs="Times New Roman"/>
+          <w:bCs/>
+        </w:rPr>
+        <w:t xml:space="preserve">  </w:t>
+      </w:r>
+      <w:r>
+        <w:rPr>
+          <w:rFonts w:asciiTheme="majorHAnsi" w:hAnsiTheme="majorHAnsi" w:cs="Times New Roman"/>
+          <w:bCs/>
+        </w:rPr>
+        <w:t>The scope of this test plan covers the backend scoring logic of the Bowling Game program.</w:t>
       </w:r>
     </w:p>
     <w:p>
       <w:pPr>
         <w:pStyle w:val="BodyText"/>
-      </w:pPr>
-      <w:r>
-        <w:t xml:space="preserve">The scope of this UAT plan encompasses the testing of </w:t>
-      </w:r>
-      <w:r>
-        <w:t xml:space="preserve">Bowling </w:t>
-      </w:r>
-      <w:r>
-        <w:t>Game s</w:t>
-      </w:r>
-      <w:r>
-        <w:t>c</w:t>
-      </w:r>
-      <w:r>
-        <w:t>oring system backend</w:t>
-      </w:r>
-      <w:r>
-        <w:t xml:space="preserve">. </w:t>
+        <w:spacing w:before="2"/>
+        <w:ind w:left="525"/>
+        <w:rPr>
+          <w:rFonts w:asciiTheme="majorHAnsi" w:hAnsiTheme="majorHAnsi" w:cs="Times New Roman"/>
+          <w:bCs/>
+        </w:rPr>
+      </w:pPr>
+      <w:r>
+        <w:rPr>
+          <w:rFonts w:asciiTheme="majorHAnsi" w:hAnsiTheme="majorHAnsi" w:cs="Times New Roman"/>
+          <w:bCs/>
+        </w:rPr>
+        <w:t xml:space="preserve">   </w:t>
+      </w:r>
+      <w:r>
+        <w:rPr>
+          <w:rFonts w:asciiTheme="majorHAnsi" w:hAnsiTheme="majorHAnsi" w:cs="Times New Roman"/>
+          <w:bCs/>
+        </w:rPr>
+        <w:t>The testing focuses on:</w:t>
       </w:r>
     </w:p>
     <w:p>
       <w:pPr>
         <w:pStyle w:val="BodyText"/>
-      </w:pPr>
-      <w:r>
-        <w:t>The testing will focus on</w:t>
-      </w:r>
-      <w:r>
-        <w:t>:</w:t>
-      </w:r>
-      <w:r>
-        <w:br/>
-        <w:t>1. Correct score calculation across 10 frames</w:t>
-      </w:r>
-      <w:r>
-        <w:br/>
-        <w:t>2. Strike and spare bonus rules</w:t>
-      </w:r>
-      <w:r>
-        <w:br/>
-        <w:t>3. Final frame bonus handling</w:t>
-      </w:r>
-      <w:r>
-        <w:br/>
-        <w:t>4. Input validation</w:t>
-      </w:r>
-      <w:r>
-        <w:br/>
-      </w:r>
-      <w:r>
-        <w:br/>
-        <w:t>Out of Scope:</w:t>
-      </w:r>
-      <w:r>
-        <w:br/>
-      </w:r>
-      <w:r>
-        <w:br/>
-        <w:t>1. GUI (not implemented)</w:t>
-      </w:r>
-      <w:r>
-        <w:br/>
-        <w:t xml:space="preserve">2. Database or file input </w:t>
+        <w:numPr>
+          <w:ilvl w:val="0"/>
+          <w:numId w:val="37"/>
+        </w:numPr>
+        <w:spacing w:before="2"/>
+        <w:rPr>
+          <w:rFonts w:asciiTheme="majorHAnsi" w:hAnsiTheme="majorHAnsi" w:cs="Times New Roman"/>
+          <w:bCs/>
+        </w:rPr>
+      </w:pPr>
+      <w:r>
+        <w:rPr>
+          <w:rFonts w:asciiTheme="majorHAnsi" w:hAnsiTheme="majorHAnsi" w:cs="Times New Roman"/>
+          <w:bCs/>
+        </w:rPr>
+        <w:t>Correct score calculation across 10 frames</w:t>
+      </w:r>
+    </w:p>
+    <w:p>
+      <w:pPr>
+        <w:pStyle w:val="BodyText"/>
+        <w:numPr>
+          <w:ilvl w:val="0"/>
+          <w:numId w:val="37"/>
+        </w:numPr>
+        <w:spacing w:before="2"/>
+        <w:rPr>
+          <w:rFonts w:asciiTheme="majorHAnsi" w:hAnsiTheme="majorHAnsi" w:cs="Times New Roman"/>
+          <w:bCs/>
+        </w:rPr>
+      </w:pPr>
+      <w:r>
+        <w:rPr>
+          <w:rFonts w:asciiTheme="majorHAnsi" w:hAnsiTheme="majorHAnsi" w:cs="Times New Roman"/>
+          <w:bCs/>
+        </w:rPr>
+        <w:t>Strike and spare bonus rules</w:t>
+      </w:r>
+    </w:p>
+    <w:p>
+      <w:pPr>
+        <w:pStyle w:val="BodyText"/>
+        <w:numPr>
+          <w:ilvl w:val="0"/>
+          <w:numId w:val="37"/>
+        </w:numPr>
+        <w:spacing w:before="2"/>
+        <w:rPr>
+          <w:rFonts w:asciiTheme="majorHAnsi" w:hAnsiTheme="majorHAnsi" w:cs="Times New Roman"/>
+          <w:bCs/>
+        </w:rPr>
+      </w:pPr>
+      <w:r>
+        <w:rPr>
+          <w:rFonts w:asciiTheme="majorHAnsi" w:hAnsiTheme="majorHAnsi" w:cs="Times New Roman"/>
+          <w:bCs/>
+        </w:rPr>
+        <w:t>Final frame bonus handling</w:t>
+      </w:r>
+    </w:p>
+    <w:p>
+      <w:pPr>
+        <w:pStyle w:val="BodyText"/>
+        <w:numPr>
+          <w:ilvl w:val="0"/>
+          <w:numId w:val="37"/>
+        </w:numPr>
+        <w:spacing w:before="2"/>
+        <w:rPr>
+          <w:rFonts w:asciiTheme="majorHAnsi" w:hAnsiTheme="majorHAnsi" w:cs="Times New Roman"/>
+          <w:bCs/>
+        </w:rPr>
+      </w:pPr>
+      <w:r>
+        <w:rPr>
+          <w:rFonts w:asciiTheme="majorHAnsi" w:hAnsiTheme="majorHAnsi" w:cs="Times New Roman"/>
+          <w:bCs/>
+        </w:rPr>
+        <w:t>Input validation</w:t>
+      </w:r>
+    </w:p>
+    <w:p>
+      <w:pPr>
+        <w:pStyle w:val="BodyText"/>
+        <w:numPr>
+          <w:ilvl w:val="0"/>
+          <w:numId w:val="37"/>
+        </w:numPr>
+        <w:spacing w:before="2"/>
+        <w:rPr>
+          <w:rFonts w:asciiTheme="majorHAnsi" w:hAnsiTheme="majorHAnsi" w:cs="Times New Roman"/>
+          <w:bCs/>
+        </w:rPr>
+      </w:pPr>
+      <w:r>
+        <w:rPr>
+          <w:rFonts w:asciiTheme="majorHAnsi" w:hAnsiTheme="majorHAnsi" w:cs="Times New Roman"/>
+          <w:bCs/>
+        </w:rPr>
+        <w:t>Prevention of invalid frame totals</w:t>
       </w:r>
     </w:p>
     <w:p>
@@ -346,20 +588,40 @@
         <w:spacing w:before="2"/>
         <w:ind w:left="0"/>
         <w:rPr>
-          <w:rFonts w:ascii="Times New Roman" w:hAnsi="Times New Roman" w:cs="Times New Roman"/>
+          <w:rFonts w:asciiTheme="majorHAnsi" w:hAnsiTheme="majorHAnsi" w:cs="Times New Roman"/>
+          <w:bCs/>
+        </w:rPr>
+      </w:pPr>
+    </w:p>
+    <w:p>
+      <w:pPr>
+        <w:pStyle w:val="BodyText"/>
+        <w:spacing w:before="2"/>
+        <w:ind w:left="131"/>
+        <w:rPr>
+          <w:rFonts w:asciiTheme="minorHAnsi" w:hAnsiTheme="minorHAnsi" w:cstheme="minorHAnsi"/>
           <w:b/>
-        </w:rPr>
-      </w:pPr>
-    </w:p>
-    <w:p>
-      <w:pPr>
-        <w:pStyle w:val="Heading2"/>
-      </w:pPr>
-      <w:r>
-        <w:rPr>
-          <w:w w:val="95"/>
-        </w:rPr>
-        <w:t>References</w:t>
+          <w:sz w:val="28"/>
+          <w:szCs w:val="28"/>
+        </w:rPr>
+      </w:pPr>
+      <w:r>
+        <w:rPr>
+          <w:rFonts w:asciiTheme="majorHAnsi" w:hAnsiTheme="majorHAnsi" w:cs="Times New Roman"/>
+          <w:bCs/>
+          <w:sz w:val="28"/>
+          <w:szCs w:val="28"/>
+        </w:rPr>
+        <w:t xml:space="preserve">       </w:t>
+      </w:r>
+      <w:r>
+        <w:rPr>
+          <w:rFonts w:asciiTheme="minorHAnsi" w:hAnsiTheme="minorHAnsi" w:cstheme="minorHAnsi"/>
+          <w:b/>
+          <w:sz w:val="28"/>
+          <w:szCs w:val="28"/>
+        </w:rPr>
+        <w:t>Out of scope:</w:t>
       </w:r>
     </w:p>
     <w:p>
@@ -367,11 +629,20 @@
         <w:pStyle w:val="BodyText"/>
         <w:numPr>
           <w:ilvl w:val="0"/>
-          <w:numId w:val="29"/>
+          <w:numId w:val="38"/>
         </w:numPr>
-      </w:pPr>
-      <w:r>
-        <w:t>Bowling Game Project Specification</w:t>
+        <w:spacing w:before="2"/>
+        <w:rPr>
+          <w:rFonts w:asciiTheme="majorHAnsi" w:hAnsiTheme="majorHAnsi" w:cs="Times New Roman"/>
+          <w:bCs/>
+        </w:rPr>
+      </w:pPr>
+      <w:r>
+        <w:rPr>
+          <w:rFonts w:asciiTheme="majorHAnsi" w:hAnsiTheme="majorHAnsi" w:cs="Times New Roman"/>
+          <w:bCs/>
+        </w:rPr>
+        <w:t>Graphical user interface (GUI)</w:t>
       </w:r>
     </w:p>
     <w:p>
@@ -379,11 +650,20 @@
         <w:pStyle w:val="BodyText"/>
         <w:numPr>
           <w:ilvl w:val="0"/>
-          <w:numId w:val="29"/>
+          <w:numId w:val="38"/>
         </w:numPr>
-      </w:pPr>
-      <w:r>
-        <w:t>Course Assignment instructions</w:t>
+        <w:spacing w:before="2"/>
+        <w:rPr>
+          <w:rFonts w:asciiTheme="majorHAnsi" w:hAnsiTheme="majorHAnsi" w:cs="Times New Roman"/>
+          <w:bCs/>
+        </w:rPr>
+      </w:pPr>
+      <w:r>
+        <w:rPr>
+          <w:rFonts w:asciiTheme="majorHAnsi" w:hAnsiTheme="majorHAnsi" w:cs="Times New Roman"/>
+          <w:bCs/>
+        </w:rPr>
+        <w:t>Multiplayer functionality</w:t>
       </w:r>
     </w:p>
     <w:p>
@@ -391,59 +671,204 @@
         <w:pStyle w:val="BodyText"/>
         <w:numPr>
           <w:ilvl w:val="0"/>
-          <w:numId w:val="29"/>
+          <w:numId w:val="38"/>
         </w:numPr>
-      </w:pPr>
-      <w:r>
-        <w:t>Unit Test Code</w:t>
-      </w:r>
-    </w:p>
-    <w:p>
-      <w:pPr>
-        <w:pStyle w:val="BodyText"/>
+        <w:spacing w:before="2"/>
+        <w:rPr>
+          <w:rFonts w:asciiTheme="majorHAnsi" w:hAnsiTheme="majorHAnsi" w:cs="Times New Roman"/>
+          <w:bCs/>
+        </w:rPr>
+      </w:pPr>
+      <w:r>
+        <w:rPr>
+          <w:rFonts w:asciiTheme="majorHAnsi" w:hAnsiTheme="majorHAnsi" w:cs="Times New Roman"/>
+          <w:bCs/>
+        </w:rPr>
+        <w:t>Database or file input/output</w:t>
+      </w:r>
+    </w:p>
+    <w:p>
+      <w:pPr>
+        <w:pStyle w:val="Heading2"/>
+        <w:rPr>
+          <w:w w:val="95"/>
+        </w:rPr>
+      </w:pPr>
+      <w:r>
+        <w:rPr>
+          <w:w w:val="95"/>
+        </w:rPr>
+        <w:t>References</w:t>
+      </w:r>
+    </w:p>
+    <w:p>
+      <w:pPr>
+        <w:pStyle w:val="Heading2"/>
         <w:numPr>
           <w:ilvl w:val="0"/>
-          <w:numId w:val="29"/>
+          <w:numId w:val="47"/>
         </w:numPr>
-      </w:pPr>
-      <w:r>
+        <w:rPr>
+          <w:b w:val="0"/>
+          <w:bCs w:val="0"/>
+          <w:sz w:val="24"/>
+          <w:szCs w:val="24"/>
+        </w:rPr>
+      </w:pPr>
+      <w:r>
+        <w:rPr>
+          <w:b w:val="0"/>
+          <w:bCs w:val="0"/>
+          <w:sz w:val="24"/>
+          <w:szCs w:val="24"/>
+        </w:rPr>
+        <w:t>Bowling Game Project Specification</w:t>
+      </w:r>
+    </w:p>
+    <w:p>
+      <w:pPr>
+        <w:pStyle w:val="Heading2"/>
+        <w:numPr>
+          <w:ilvl w:val="0"/>
+          <w:numId w:val="47"/>
+        </w:numPr>
+        <w:rPr>
+          <w:b w:val="0"/>
+          <w:bCs w:val="0"/>
+          <w:sz w:val="24"/>
+          <w:szCs w:val="24"/>
+        </w:rPr>
+      </w:pPr>
+      <w:r>
+        <w:rPr>
+          <w:b w:val="0"/>
+          <w:bCs w:val="0"/>
+          <w:sz w:val="24"/>
+          <w:szCs w:val="24"/>
+        </w:rPr>
+        <w:t>Course Assignment instructions</w:t>
+      </w:r>
+    </w:p>
+    <w:p>
+      <w:pPr>
+        <w:pStyle w:val="Heading2"/>
+        <w:numPr>
+          <w:ilvl w:val="0"/>
+          <w:numId w:val="47"/>
+        </w:numPr>
+        <w:rPr>
+          <w:b w:val="0"/>
+          <w:bCs w:val="0"/>
+          <w:sz w:val="24"/>
+          <w:szCs w:val="24"/>
+        </w:rPr>
+      </w:pPr>
+      <w:r>
+        <w:rPr>
+          <w:b w:val="0"/>
+          <w:bCs w:val="0"/>
+          <w:sz w:val="24"/>
+          <w:szCs w:val="24"/>
+        </w:rPr>
+        <w:t>Unit Test Code</w:t>
+      </w:r>
+    </w:p>
+    <w:p>
+      <w:pPr>
+        <w:pStyle w:val="Heading2"/>
+        <w:numPr>
+          <w:ilvl w:val="0"/>
+          <w:numId w:val="47"/>
+        </w:numPr>
+        <w:rPr>
+          <w:b w:val="0"/>
+          <w:bCs w:val="0"/>
+          <w:sz w:val="24"/>
+          <w:szCs w:val="24"/>
+        </w:rPr>
+      </w:pPr>
+      <w:r>
+        <w:rPr>
+          <w:b w:val="0"/>
+          <w:bCs w:val="0"/>
+          <w:sz w:val="24"/>
+          <w:szCs w:val="24"/>
+        </w:rPr>
         <w:t>Source Code</w:t>
       </w:r>
     </w:p>
     <w:p>
       <w:pPr>
         <w:pStyle w:val="BodyText"/>
+        <w:rPr>
+          <w:rFonts w:asciiTheme="majorHAnsi" w:hAnsiTheme="majorHAnsi"/>
+        </w:rPr>
       </w:pPr>
     </w:p>
     <w:p>
       <w:pPr>
         <w:pStyle w:val="BodyText"/>
+        <w:rPr>
+          <w:rFonts w:asciiTheme="majorHAnsi" w:hAnsiTheme="majorHAnsi"/>
+        </w:rPr>
+      </w:pPr>
+    </w:p>
+    <w:p>
+      <w:pPr>
+        <w:pStyle w:val="BodyText"/>
+        <w:rPr>
+          <w:rFonts w:asciiTheme="majorHAnsi" w:hAnsiTheme="majorHAnsi"/>
+        </w:rPr>
+      </w:pPr>
+    </w:p>
+    <w:p>
+      <w:pPr>
+        <w:pStyle w:val="BodyText"/>
+        <w:rPr>
+          <w:rFonts w:asciiTheme="majorHAnsi" w:hAnsiTheme="majorHAnsi"/>
+        </w:rPr>
       </w:pPr>
     </w:p>
     <w:p>
       <w:pPr>
         <w:pStyle w:val="Heading1"/>
-      </w:pPr>
-      <w:r>
+        <w:rPr>
+          <w:rFonts w:asciiTheme="majorHAnsi" w:hAnsiTheme="majorHAnsi"/>
+        </w:rPr>
+      </w:pPr>
+      <w:r>
+        <w:rPr>
+          <w:rFonts w:asciiTheme="majorHAnsi" w:hAnsiTheme="majorHAnsi"/>
+        </w:rPr>
         <w:lastRenderedPageBreak/>
         <w:t>Test</w:t>
       </w:r>
       <w:r>
         <w:rPr>
+          <w:rFonts w:asciiTheme="majorHAnsi" w:hAnsiTheme="majorHAnsi"/>
           <w:spacing w:val="-10"/>
           <w:w w:val="85"/>
         </w:rPr>
         <w:t xml:space="preserve"> </w:t>
       </w:r>
       <w:r>
+        <w:rPr>
+          <w:rFonts w:asciiTheme="majorHAnsi" w:hAnsiTheme="majorHAnsi"/>
+        </w:rPr>
         <w:t>Items</w:t>
       </w:r>
     </w:p>
     <w:p>
       <w:pPr>
         <w:pStyle w:val="BodyText"/>
-      </w:pPr>
-      <w:r>
+        <w:rPr>
+          <w:rFonts w:asciiTheme="majorHAnsi" w:hAnsiTheme="majorHAnsi"/>
+        </w:rPr>
+      </w:pPr>
+      <w:r>
+        <w:rPr>
+          <w:rFonts w:asciiTheme="majorHAnsi" w:hAnsiTheme="majorHAnsi"/>
+        </w:rPr>
         <w:t>This section identiﬁes the software items that will be subjected to UAT. This includes the speciﬁc software builds, versions, and any associated hardware or environmental conﬁgurations.</w:t>
       </w:r>
     </w:p>
@@ -454,12 +879,33 @@
           <w:ilvl w:val="0"/>
           <w:numId w:val="20"/>
         </w:numPr>
-      </w:pPr>
-      <w:r>
+        <w:rPr>
+          <w:rFonts w:asciiTheme="majorHAnsi" w:hAnsiTheme="majorHAnsi"/>
+        </w:rPr>
+      </w:pPr>
+      <w:r>
+        <w:rPr>
+          <w:rFonts w:asciiTheme="majorHAnsi" w:hAnsiTheme="majorHAnsi"/>
+        </w:rPr>
         <w:t xml:space="preserve">Software Product: </w:t>
       </w:r>
       <w:r>
-        <w:t>Bowlin g game application</w:t>
+        <w:rPr>
+          <w:rFonts w:asciiTheme="majorHAnsi" w:hAnsiTheme="majorHAnsi"/>
+        </w:rPr>
+        <w:t xml:space="preserve">Bowling </w:t>
+      </w:r>
+      <w:r>
+        <w:rPr>
+          <w:rFonts w:asciiTheme="majorHAnsi" w:hAnsiTheme="majorHAnsi"/>
+        </w:rPr>
+        <w:t>G</w:t>
+      </w:r>
+      <w:r>
+        <w:rPr>
+          <w:rFonts w:asciiTheme="majorHAnsi" w:hAnsiTheme="majorHAnsi"/>
+        </w:rPr>
+        <w:t>ame application</w:t>
       </w:r>
     </w:p>
     <w:p>
@@ -469,14 +915,26 @@
           <w:ilvl w:val="0"/>
           <w:numId w:val="20"/>
         </w:numPr>
-      </w:pPr>
-      <w:r>
+        <w:rPr>
+          <w:rFonts w:asciiTheme="majorHAnsi" w:hAnsiTheme="majorHAnsi"/>
+        </w:rPr>
+      </w:pPr>
+      <w:r>
+        <w:rPr>
+          <w:rFonts w:asciiTheme="majorHAnsi" w:hAnsiTheme="majorHAnsi"/>
+        </w:rPr>
         <w:t>Version</w:t>
       </w:r>
       <w:r>
+        <w:rPr>
+          <w:rFonts w:asciiTheme="majorHAnsi" w:hAnsiTheme="majorHAnsi"/>
+        </w:rPr>
         <w:t>: f</w:t>
       </w:r>
       <w:r>
+        <w:rPr>
+          <w:rFonts w:asciiTheme="majorHAnsi" w:hAnsiTheme="majorHAnsi"/>
+        </w:rPr>
         <w:t>inal version after fixing errors</w:t>
       </w:r>
     </w:p>
@@ -487,8 +945,14 @@
           <w:ilvl w:val="0"/>
           <w:numId w:val="20"/>
         </w:numPr>
-      </w:pPr>
-      <w:r>
+        <w:rPr>
+          <w:rFonts w:asciiTheme="majorHAnsi" w:hAnsiTheme="majorHAnsi"/>
+        </w:rPr>
+      </w:pPr>
+      <w:r>
+        <w:rPr>
+          <w:rFonts w:asciiTheme="majorHAnsi" w:hAnsiTheme="majorHAnsi"/>
+        </w:rPr>
         <w:t xml:space="preserve">Components: </w:t>
       </w:r>
     </w:p>
@@ -496,22 +960,40 @@
       <w:pPr>
         <w:pStyle w:val="BodyText"/>
         <w:ind w:left="1300"/>
-      </w:pPr>
-      <w:r>
+        <w:rPr>
+          <w:rFonts w:asciiTheme="majorHAnsi" w:hAnsiTheme="majorHAnsi"/>
+        </w:rPr>
+      </w:pPr>
+      <w:r>
+        <w:rPr>
+          <w:rFonts w:asciiTheme="majorHAnsi" w:hAnsiTheme="majorHAnsi"/>
+        </w:rPr>
         <w:t>1.BowlingGame class</w:t>
       </w:r>
       <w:r>
+        <w:rPr>
+          <w:rFonts w:asciiTheme="majorHAnsi" w:hAnsiTheme="majorHAnsi"/>
+        </w:rPr>
         <w:br/>
         <w:t>2.Scoring logic</w:t>
       </w:r>
       <w:r>
+        <w:rPr>
+          <w:rFonts w:asciiTheme="majorHAnsi" w:hAnsiTheme="majorHAnsi"/>
+        </w:rPr>
         <w:br/>
         <w:t>3.</w:t>
       </w:r>
       <w:r>
+        <w:rPr>
+          <w:rFonts w:asciiTheme="majorHAnsi" w:hAnsiTheme="majorHAnsi"/>
+        </w:rPr>
         <w:t xml:space="preserve"> </w:t>
       </w:r>
       <w:r>
+        <w:rPr>
+          <w:rFonts w:asciiTheme="majorHAnsi" w:hAnsiTheme="majorHAnsi"/>
+        </w:rPr>
         <w:t>Roll function</w:t>
       </w:r>
     </w:p>
@@ -522,11 +1004,20 @@
           <w:ilvl w:val="0"/>
           <w:numId w:val="20"/>
         </w:numPr>
-      </w:pPr>
-      <w:r>
+        <w:rPr>
+          <w:rFonts w:asciiTheme="majorHAnsi" w:hAnsiTheme="majorHAnsi"/>
+        </w:rPr>
+      </w:pPr>
+      <w:r>
+        <w:rPr>
+          <w:rFonts w:asciiTheme="majorHAnsi" w:hAnsiTheme="majorHAnsi"/>
+        </w:rPr>
         <w:t xml:space="preserve">Hardware: </w:t>
       </w:r>
       <w:r>
+        <w:rPr>
+          <w:rFonts w:asciiTheme="majorHAnsi" w:hAnsiTheme="majorHAnsi"/>
+        </w:rPr>
         <w:t>Standard desktop/laptop</w:t>
       </w:r>
     </w:p>
@@ -537,11 +1028,20 @@
           <w:ilvl w:val="0"/>
           <w:numId w:val="20"/>
         </w:numPr>
-      </w:pPr>
-      <w:r>
+        <w:rPr>
+          <w:rFonts w:asciiTheme="majorHAnsi" w:hAnsiTheme="majorHAnsi"/>
+        </w:rPr>
+      </w:pPr>
+      <w:r>
+        <w:rPr>
+          <w:rFonts w:asciiTheme="majorHAnsi" w:hAnsiTheme="majorHAnsi"/>
+        </w:rPr>
         <w:t xml:space="preserve">Operating Systems: </w:t>
       </w:r>
       <w:r>
+        <w:rPr>
+          <w:rFonts w:asciiTheme="majorHAnsi" w:hAnsiTheme="majorHAnsi"/>
+        </w:rPr>
         <w:t>Windows 10/11</w:t>
       </w:r>
     </w:p>
@@ -552,11 +1052,20 @@
           <w:ilvl w:val="0"/>
           <w:numId w:val="20"/>
         </w:numPr>
-      </w:pPr>
-      <w:r>
+        <w:rPr>
+          <w:rFonts w:asciiTheme="majorHAnsi" w:hAnsiTheme="majorHAnsi"/>
+        </w:rPr>
+      </w:pPr>
+      <w:r>
+        <w:rPr>
+          <w:rFonts w:asciiTheme="majorHAnsi" w:hAnsiTheme="majorHAnsi"/>
+        </w:rPr>
         <w:t xml:space="preserve">Browsers: </w:t>
       </w:r>
       <w:r>
+        <w:rPr>
+          <w:rFonts w:asciiTheme="majorHAnsi" w:hAnsiTheme="majorHAnsi"/>
+        </w:rPr>
         <w:t>not applicable</w:t>
       </w:r>
     </w:p>
@@ -567,11 +1076,20 @@
           <w:ilvl w:val="0"/>
           <w:numId w:val="20"/>
         </w:numPr>
-      </w:pPr>
-      <w:r>
+        <w:rPr>
+          <w:rFonts w:asciiTheme="majorHAnsi" w:hAnsiTheme="majorHAnsi"/>
+        </w:rPr>
+      </w:pPr>
+      <w:r>
+        <w:rPr>
+          <w:rFonts w:asciiTheme="majorHAnsi" w:hAnsiTheme="majorHAnsi"/>
+        </w:rPr>
         <w:t xml:space="preserve">Databases: </w:t>
       </w:r>
       <w:r>
+        <w:rPr>
+          <w:rFonts w:asciiTheme="majorHAnsi" w:hAnsiTheme="majorHAnsi"/>
+        </w:rPr>
         <w:t>not applicable</w:t>
       </w:r>
     </w:p>
@@ -582,160 +1100,43 @@
           <w:ilvl w:val="0"/>
           <w:numId w:val="20"/>
         </w:numPr>
-      </w:pPr>
-      <w:r>
+        <w:rPr>
+          <w:rFonts w:asciiTheme="majorHAnsi" w:hAnsiTheme="majorHAnsi"/>
+        </w:rPr>
+      </w:pPr>
+      <w:r>
+        <w:rPr>
+          <w:rFonts w:asciiTheme="majorHAnsi" w:hAnsiTheme="majorHAnsi"/>
+        </w:rPr>
         <w:t xml:space="preserve">Other Dependencies: </w:t>
       </w:r>
       <w:r>
-        <w:t>python 3x</w:t>
+        <w:rPr>
+          <w:rFonts w:asciiTheme="majorHAnsi" w:hAnsiTheme="majorHAnsi"/>
+        </w:rPr>
+        <w:t>Python 3.x</w:t>
       </w:r>
     </w:p>
     <w:p>
       <w:pPr>
         <w:pStyle w:val="BodyText"/>
+        <w:rPr>
+          <w:rFonts w:asciiTheme="majorHAnsi" w:hAnsiTheme="majorHAnsi"/>
+        </w:rPr>
       </w:pPr>
     </w:p>
     <w:p>
       <w:pPr>
         <w:pStyle w:val="Heading1"/>
-      </w:pPr>
-      <w:r>
+        <w:rPr>
+          <w:rFonts w:asciiTheme="majorHAnsi" w:hAnsiTheme="majorHAnsi"/>
+        </w:rPr>
+      </w:pPr>
+      <w:r>
+        <w:rPr>
+          <w:rFonts w:asciiTheme="majorHAnsi" w:hAnsiTheme="majorHAnsi"/>
+        </w:rPr>
         <w:t>Features to Be Tested</w:t>
-      </w:r>
-    </w:p>
-    <w:p>
-      <w:pPr>
-        <w:pStyle w:val="BodyText"/>
-        <w:numPr>
-          <w:ilvl w:val="0"/>
-          <w:numId w:val="21"/>
-        </w:numPr>
-        <w:rPr>
-          <w:sz w:val="29"/>
-        </w:rPr>
-      </w:pPr>
-      <w:r>
-        <w:rPr>
-          <w:w w:val="85"/>
-          <w:sz w:val="29"/>
-        </w:rPr>
-        <w:t>Score calculation:</w:t>
-      </w:r>
-      <w:r>
-        <w:rPr>
-          <w:w w:val="85"/>
-          <w:sz w:val="29"/>
-        </w:rPr>
-        <w:br/>
-        <w:t>system correctly calculates total score based on rolls</w:t>
-      </w:r>
-    </w:p>
-    <w:p>
-      <w:pPr>
-        <w:pStyle w:val="BodyText"/>
-        <w:numPr>
-          <w:ilvl w:val="0"/>
-          <w:numId w:val="21"/>
-        </w:numPr>
-        <w:rPr>
-          <w:sz w:val="29"/>
-        </w:rPr>
-      </w:pPr>
-      <w:r>
-        <w:rPr>
-          <w:w w:val="85"/>
-          <w:sz w:val="29"/>
-        </w:rPr>
-        <w:t>Strike Handling:</w:t>
-      </w:r>
-      <w:r>
-        <w:rPr>
-          <w:w w:val="85"/>
-          <w:sz w:val="29"/>
-        </w:rPr>
-        <w:br/>
-        <w:t>system correctly applies bonus for strikes</w:t>
-      </w:r>
-    </w:p>
-    <w:p>
-      <w:pPr>
-        <w:pStyle w:val="BodyText"/>
-        <w:numPr>
-          <w:ilvl w:val="0"/>
-          <w:numId w:val="21"/>
-        </w:numPr>
-        <w:rPr>
-          <w:sz w:val="29"/>
-        </w:rPr>
-      </w:pPr>
-      <w:r>
-        <w:rPr>
-          <w:w w:val="85"/>
-          <w:sz w:val="29"/>
-        </w:rPr>
-        <w:t>Spare Handling:</w:t>
-      </w:r>
-      <w:r>
-        <w:rPr>
-          <w:w w:val="85"/>
-          <w:sz w:val="29"/>
-        </w:rPr>
-        <w:br/>
-        <w:t>system correctly applies bonus for spares</w:t>
-      </w:r>
-    </w:p>
-    <w:p>
-      <w:pPr>
-        <w:pStyle w:val="BodyText"/>
-        <w:numPr>
-          <w:ilvl w:val="0"/>
-          <w:numId w:val="21"/>
-        </w:numPr>
-        <w:rPr>
-          <w:sz w:val="29"/>
-        </w:rPr>
-      </w:pPr>
-      <w:r>
-        <w:rPr>
-          <w:w w:val="85"/>
-          <w:sz w:val="29"/>
-        </w:rPr>
-        <w:t xml:space="preserve">Final Frame Logic: </w:t>
-      </w:r>
-      <w:r>
-        <w:rPr>
-          <w:w w:val="85"/>
-          <w:sz w:val="29"/>
-        </w:rPr>
-        <w:br/>
-        <w:t>system allows extra rolls and calculates correct score</w:t>
-      </w:r>
-    </w:p>
-    <w:p>
-      <w:pPr>
-        <w:pStyle w:val="BodyText"/>
-        <w:numPr>
-          <w:ilvl w:val="0"/>
-          <w:numId w:val="21"/>
-        </w:numPr>
-        <w:rPr>
-          <w:sz w:val="29"/>
-        </w:rPr>
-      </w:pPr>
-      <w:r>
-        <w:rPr>
-          <w:w w:val="85"/>
-          <w:sz w:val="29"/>
-        </w:rPr>
-        <w:t>Input Validation:</w:t>
-      </w:r>
-      <w:r>
-        <w:rPr>
-          <w:w w:val="85"/>
-          <w:sz w:val="29"/>
-        </w:rPr>
-        <w:br/>
-        <w:t>reject invalid inputs (negative or &gt; 10 pins)</w:t>
       </w:r>
     </w:p>
     <w:p>
@@ -744,19 +1145,283 @@
         <w:spacing w:before="168"/>
         <w:ind w:left="0"/>
         <w:rPr>
-          <w:rFonts w:ascii="Times New Roman" w:hAnsi="Times New Roman" w:cs="Times New Roman"/>
+          <w:rFonts w:asciiTheme="majorHAnsi" w:hAnsiTheme="majorHAnsi" w:cs="Times New Roman"/>
+        </w:rPr>
+      </w:pPr>
+      <w:r>
+        <w:rPr>
+          <w:rFonts w:asciiTheme="majorHAnsi" w:hAnsiTheme="majorHAnsi" w:cs="Times New Roman"/>
+        </w:rPr>
+        <w:t xml:space="preserve">1. Score Calculation  </w:t>
+      </w:r>
+    </w:p>
+    <w:p>
+      <w:pPr>
+        <w:pStyle w:val="BodyText"/>
+        <w:spacing w:before="168"/>
+        <w:ind w:left="0"/>
+        <w:rPr>
+          <w:rFonts w:asciiTheme="majorHAnsi" w:hAnsiTheme="majorHAnsi" w:cs="Times New Roman"/>
+        </w:rPr>
+      </w:pPr>
+      <w:r>
+        <w:rPr>
+          <w:rFonts w:asciiTheme="majorHAnsi" w:hAnsiTheme="majorHAnsi" w:cs="Times New Roman"/>
+        </w:rPr>
+        <w:t>The system should</w:t>
+      </w:r>
+      <w:r>
+        <w:rPr>
+          <w:rFonts w:asciiTheme="majorHAnsi" w:hAnsiTheme="majorHAnsi" w:cs="Times New Roman"/>
+        </w:rPr>
+        <w:t xml:space="preserve"> be able to</w:t>
+      </w:r>
+      <w:r>
+        <w:rPr>
+          <w:rFonts w:asciiTheme="majorHAnsi" w:hAnsiTheme="majorHAnsi" w:cs="Times New Roman"/>
+        </w:rPr>
+        <w:t xml:space="preserve"> calculate the total score </w:t>
+      </w:r>
+      <w:r>
+        <w:rPr>
+          <w:rFonts w:asciiTheme="majorHAnsi" w:hAnsiTheme="majorHAnsi" w:cs="Times New Roman"/>
+        </w:rPr>
+        <w:t xml:space="preserve">correctly </w:t>
+      </w:r>
+      <w:r>
+        <w:rPr>
+          <w:rFonts w:asciiTheme="majorHAnsi" w:hAnsiTheme="majorHAnsi" w:cs="Times New Roman"/>
+        </w:rPr>
+        <w:t>based on pins knocked down in each frame according to bowling rules.</w:t>
+      </w:r>
+    </w:p>
+    <w:p>
+      <w:pPr>
+        <w:pStyle w:val="BodyText"/>
+        <w:spacing w:before="168"/>
+        <w:ind w:left="0"/>
+        <w:rPr>
+          <w:rFonts w:asciiTheme="majorHAnsi" w:hAnsiTheme="majorHAnsi" w:cs="Times New Roman"/>
+        </w:rPr>
+      </w:pPr>
+      <w:r>
+        <w:rPr>
+          <w:rFonts w:asciiTheme="majorHAnsi" w:hAnsiTheme="majorHAnsi" w:cs="Times New Roman"/>
+        </w:rPr>
+        <w:t xml:space="preserve">2. Strike Handling  </w:t>
+      </w:r>
+    </w:p>
+    <w:p>
+      <w:pPr>
+        <w:pStyle w:val="BodyText"/>
+        <w:spacing w:before="168"/>
+        <w:ind w:left="0"/>
+        <w:rPr>
+          <w:rFonts w:asciiTheme="majorHAnsi" w:hAnsiTheme="majorHAnsi" w:cs="Times New Roman"/>
+        </w:rPr>
+      </w:pPr>
+      <w:r>
+        <w:rPr>
+          <w:rFonts w:asciiTheme="majorHAnsi" w:hAnsiTheme="majorHAnsi" w:cs="Times New Roman"/>
+        </w:rPr>
+        <w:t>The system should correctly apply strike bonuses using the next two rolls.</w:t>
+      </w:r>
+    </w:p>
+    <w:p>
+      <w:pPr>
+        <w:pStyle w:val="BodyText"/>
+        <w:spacing w:before="168"/>
+        <w:ind w:left="0"/>
+        <w:rPr>
+          <w:rFonts w:asciiTheme="majorHAnsi" w:hAnsiTheme="majorHAnsi" w:cs="Times New Roman"/>
+        </w:rPr>
+      </w:pPr>
+      <w:r>
+        <w:rPr>
+          <w:rFonts w:asciiTheme="majorHAnsi" w:hAnsiTheme="majorHAnsi" w:cs="Times New Roman"/>
+        </w:rPr>
+        <w:t xml:space="preserve">3. Spare Handling  </w:t>
+      </w:r>
+    </w:p>
+    <w:p>
+      <w:pPr>
+        <w:pStyle w:val="BodyText"/>
+        <w:spacing w:before="168"/>
+        <w:ind w:left="0"/>
+        <w:rPr>
+          <w:rFonts w:asciiTheme="majorHAnsi" w:hAnsiTheme="majorHAnsi" w:cs="Times New Roman"/>
+        </w:rPr>
+      </w:pPr>
+      <w:r>
+        <w:rPr>
+          <w:rFonts w:asciiTheme="majorHAnsi" w:hAnsiTheme="majorHAnsi" w:cs="Times New Roman"/>
+        </w:rPr>
+        <w:t>The system should correctly apply spare bonuses using the next roll.</w:t>
+      </w:r>
+    </w:p>
+    <w:p>
+      <w:pPr>
+        <w:pStyle w:val="BodyText"/>
+        <w:spacing w:before="168"/>
+        <w:ind w:left="0"/>
+        <w:rPr>
+          <w:rFonts w:asciiTheme="majorHAnsi" w:hAnsiTheme="majorHAnsi" w:cs="Times New Roman"/>
+        </w:rPr>
+      </w:pPr>
+      <w:r>
+        <w:rPr>
+          <w:rFonts w:asciiTheme="majorHAnsi" w:hAnsiTheme="majorHAnsi" w:cs="Times New Roman"/>
+        </w:rPr>
+        <w:t xml:space="preserve">4. Final Frame Logic  </w:t>
+      </w:r>
+    </w:p>
+    <w:p>
+      <w:pPr>
+        <w:pStyle w:val="BodyText"/>
+        <w:spacing w:before="168"/>
+        <w:ind w:left="0"/>
+        <w:rPr>
+          <w:rFonts w:asciiTheme="majorHAnsi" w:hAnsiTheme="majorHAnsi" w:cs="Times New Roman"/>
+        </w:rPr>
+      </w:pPr>
+      <w:r>
+        <w:rPr>
+          <w:rFonts w:asciiTheme="majorHAnsi" w:hAnsiTheme="majorHAnsi" w:cs="Times New Roman"/>
+        </w:rPr>
+        <w:t>The system should correctly allow bonus rolls in the tenth frame when a strike or spare is scored.</w:t>
+      </w:r>
+    </w:p>
+    <w:p>
+      <w:pPr>
+        <w:pStyle w:val="BodyText"/>
+        <w:spacing w:before="168"/>
+        <w:ind w:left="0"/>
+        <w:rPr>
+          <w:rFonts w:asciiTheme="majorHAnsi" w:hAnsiTheme="majorHAnsi" w:cs="Times New Roman"/>
+        </w:rPr>
+      </w:pPr>
+      <w:r>
+        <w:rPr>
+          <w:rFonts w:asciiTheme="majorHAnsi" w:hAnsiTheme="majorHAnsi" w:cs="Times New Roman"/>
+        </w:rPr>
+        <w:t xml:space="preserve">5. Input Validation  </w:t>
+      </w:r>
+    </w:p>
+    <w:p>
+      <w:pPr>
+        <w:pStyle w:val="BodyText"/>
+        <w:spacing w:before="168"/>
+        <w:ind w:left="0"/>
+        <w:rPr>
+          <w:rFonts w:asciiTheme="majorHAnsi" w:hAnsiTheme="majorHAnsi" w:cs="Times New Roman"/>
+        </w:rPr>
+      </w:pPr>
+      <w:r>
+        <w:rPr>
+          <w:rFonts w:asciiTheme="majorHAnsi" w:hAnsiTheme="majorHAnsi" w:cs="Times New Roman"/>
+        </w:rPr>
+        <w:t>The system should reject invalid inputs such as negative values or values greater than 10.</w:t>
+      </w:r>
+    </w:p>
+    <w:p>
+      <w:pPr>
+        <w:pStyle w:val="BodyText"/>
+        <w:spacing w:before="168"/>
+        <w:ind w:left="0"/>
+        <w:rPr>
+          <w:rFonts w:asciiTheme="majorHAnsi" w:hAnsiTheme="majorHAnsi" w:cs="Times New Roman"/>
+        </w:rPr>
+      </w:pPr>
+      <w:r>
+        <w:rPr>
+          <w:rFonts w:asciiTheme="majorHAnsi" w:hAnsiTheme="majorHAnsi" w:cs="Times New Roman"/>
+        </w:rPr>
+        <w:t xml:space="preserve">6. Frame Validation  </w:t>
+      </w:r>
+    </w:p>
+    <w:p>
+      <w:pPr>
+        <w:pStyle w:val="BodyText"/>
+        <w:spacing w:before="168"/>
+        <w:ind w:left="0"/>
+        <w:rPr>
+          <w:rFonts w:asciiTheme="majorHAnsi" w:hAnsiTheme="majorHAnsi" w:cs="Times New Roman"/>
+        </w:rPr>
+      </w:pPr>
+      <w:r>
+        <w:rPr>
+          <w:rFonts w:asciiTheme="majorHAnsi" w:hAnsiTheme="majorHAnsi" w:cs="Times New Roman"/>
+        </w:rPr>
+        <w:t>The system should prevent invalid frame totals where two rolls exceed 10 pins in a frame.</w:t>
+      </w:r>
+    </w:p>
+    <w:p>
+      <w:pPr>
+        <w:pStyle w:val="BodyText"/>
+        <w:spacing w:before="168"/>
+        <w:ind w:left="0"/>
+        <w:rPr>
+          <w:rFonts w:asciiTheme="majorHAnsi" w:hAnsiTheme="majorHAnsi" w:cs="Times New Roman"/>
+        </w:rPr>
+      </w:pPr>
+    </w:p>
+    <w:p>
+      <w:pPr>
+        <w:pStyle w:val="BodyText"/>
+        <w:spacing w:before="168"/>
+        <w:ind w:left="0"/>
+        <w:rPr>
+          <w:rFonts w:asciiTheme="majorHAnsi" w:hAnsiTheme="majorHAnsi" w:cs="Times New Roman"/>
+        </w:rPr>
+      </w:pPr>
+    </w:p>
+    <w:p>
+      <w:pPr>
+        <w:pStyle w:val="BodyText"/>
+        <w:spacing w:before="168"/>
+        <w:ind w:left="0"/>
+        <w:rPr>
+          <w:rFonts w:asciiTheme="majorHAnsi" w:hAnsiTheme="majorHAnsi" w:cs="Times New Roman"/>
+        </w:rPr>
+      </w:pPr>
+    </w:p>
+    <w:p>
+      <w:pPr>
+        <w:pStyle w:val="BodyText"/>
+        <w:spacing w:before="168"/>
+        <w:ind w:left="0"/>
+        <w:rPr>
+          <w:rFonts w:asciiTheme="majorHAnsi" w:hAnsiTheme="majorHAnsi" w:cs="Times New Roman"/>
+        </w:rPr>
+      </w:pPr>
+    </w:p>
+    <w:p>
+      <w:pPr>
+        <w:pStyle w:val="BodyText"/>
+        <w:spacing w:before="168"/>
+        <w:ind w:left="0"/>
+        <w:rPr>
+          <w:rFonts w:asciiTheme="majorHAnsi" w:hAnsiTheme="majorHAnsi" w:cs="Times New Roman"/>
         </w:rPr>
       </w:pPr>
     </w:p>
     <w:p>
       <w:pPr>
         <w:pStyle w:val="Heading1"/>
-      </w:pPr>
-      <w:r>
+        <w:rPr>
+          <w:rFonts w:asciiTheme="majorHAnsi" w:hAnsiTheme="majorHAnsi"/>
+        </w:rPr>
+      </w:pPr>
+      <w:r>
+        <w:rPr>
+          <w:rFonts w:asciiTheme="majorHAnsi" w:hAnsiTheme="majorHAnsi"/>
+        </w:rPr>
+        <w:lastRenderedPageBreak/>
         <w:t>Features</w:t>
       </w:r>
       <w:r>
         <w:rPr>
+          <w:rFonts w:asciiTheme="majorHAnsi" w:hAnsiTheme="majorHAnsi"/>
           <w:spacing w:val="-18"/>
           <w:w w:val="90"/>
         </w:rPr>
@@ -764,12 +1429,14 @@
       </w:r>
       <w:r>
         <w:rPr>
+          <w:rFonts w:asciiTheme="majorHAnsi" w:hAnsiTheme="majorHAnsi"/>
           <w:w w:val="90"/>
         </w:rPr>
         <w:t>Not</w:t>
       </w:r>
       <w:r>
         <w:rPr>
+          <w:rFonts w:asciiTheme="majorHAnsi" w:hAnsiTheme="majorHAnsi"/>
           <w:spacing w:val="-17"/>
           <w:w w:val="90"/>
         </w:rPr>
@@ -777,12 +1444,14 @@
       </w:r>
       <w:r>
         <w:rPr>
+          <w:rFonts w:asciiTheme="majorHAnsi" w:hAnsiTheme="majorHAnsi"/>
           <w:w w:val="90"/>
         </w:rPr>
         <w:t>to</w:t>
       </w:r>
       <w:r>
         <w:rPr>
+          <w:rFonts w:asciiTheme="majorHAnsi" w:hAnsiTheme="majorHAnsi"/>
           <w:spacing w:val="-17"/>
           <w:w w:val="90"/>
         </w:rPr>
@@ -790,12 +1459,14 @@
       </w:r>
       <w:r>
         <w:rPr>
+          <w:rFonts w:asciiTheme="majorHAnsi" w:hAnsiTheme="majorHAnsi"/>
           <w:w w:val="90"/>
         </w:rPr>
         <w:t>Be</w:t>
       </w:r>
       <w:r>
         <w:rPr>
+          <w:rFonts w:asciiTheme="majorHAnsi" w:hAnsiTheme="majorHAnsi"/>
           <w:spacing w:val="-18"/>
           <w:w w:val="90"/>
         </w:rPr>
@@ -803,6 +1474,7 @@
       </w:r>
       <w:r>
         <w:rPr>
+          <w:rFonts w:asciiTheme="majorHAnsi" w:hAnsiTheme="majorHAnsi"/>
           <w:w w:val="90"/>
         </w:rPr>
         <w:t>Tested</w:t>
@@ -816,14 +1488,16 @@
           <w:numId w:val="22"/>
         </w:numPr>
         <w:rPr>
-          <w:sz w:val="29"/>
-        </w:rPr>
-      </w:pPr>
-      <w:r>
-        <w:rPr>
+          <w:rFonts w:asciiTheme="minorHAnsi" w:hAnsiTheme="minorHAnsi" w:cstheme="minorHAnsi"/>
+          <w:szCs w:val="24"/>
+        </w:rPr>
+      </w:pPr>
+      <w:r>
+        <w:rPr>
+          <w:rFonts w:asciiTheme="minorHAnsi" w:hAnsiTheme="minorHAnsi" w:cstheme="minorHAnsi"/>
           <w:spacing w:val="-2"/>
           <w:w w:val="85"/>
-          <w:sz w:val="29"/>
+          <w:szCs w:val="24"/>
         </w:rPr>
         <w:t xml:space="preserve">GUI interface </w:t>
       </w:r>
@@ -836,14 +1510,16 @@
           <w:numId w:val="22"/>
         </w:numPr>
         <w:rPr>
-          <w:sz w:val="29"/>
-        </w:rPr>
-      </w:pPr>
-      <w:r>
-        <w:rPr>
+          <w:rFonts w:asciiTheme="minorHAnsi" w:hAnsiTheme="minorHAnsi" w:cstheme="minorHAnsi"/>
+          <w:szCs w:val="24"/>
+        </w:rPr>
+      </w:pPr>
+      <w:r>
+        <w:rPr>
+          <w:rFonts w:asciiTheme="minorHAnsi" w:hAnsiTheme="minorHAnsi" w:cstheme="minorHAnsi"/>
           <w:spacing w:val="-2"/>
           <w:w w:val="85"/>
-          <w:sz w:val="29"/>
+          <w:szCs w:val="24"/>
         </w:rPr>
         <w:t xml:space="preserve">Multiplayer functionality </w:t>
       </w:r>
@@ -856,14 +1532,16 @@
           <w:numId w:val="22"/>
         </w:numPr>
         <w:rPr>
-          <w:sz w:val="29"/>
-        </w:rPr>
-      </w:pPr>
-      <w:r>
-        <w:rPr>
+          <w:rFonts w:asciiTheme="minorHAnsi" w:hAnsiTheme="minorHAnsi" w:cstheme="minorHAnsi"/>
+          <w:szCs w:val="24"/>
+        </w:rPr>
+      </w:pPr>
+      <w:r>
+        <w:rPr>
+          <w:rFonts w:asciiTheme="minorHAnsi" w:hAnsiTheme="minorHAnsi" w:cstheme="minorHAnsi"/>
           <w:spacing w:val="-2"/>
           <w:w w:val="85"/>
-          <w:sz w:val="29"/>
+          <w:szCs w:val="24"/>
         </w:rPr>
         <w:t>File/database input</w:t>
       </w:r>
@@ -873,7 +1551,8 @@
         <w:pStyle w:val="BodyText"/>
         <w:ind w:left="1300"/>
         <w:rPr>
-          <w:sz w:val="29"/>
+          <w:rFonts w:asciiTheme="minorHAnsi" w:hAnsiTheme="minorHAnsi" w:cstheme="minorHAnsi"/>
+          <w:szCs w:val="24"/>
         </w:rPr>
       </w:pPr>
     </w:p>
@@ -883,116 +1562,423 @@
         <w:spacing w:before="168"/>
         <w:ind w:left="0"/>
         <w:rPr>
-          <w:rFonts w:ascii="Times New Roman" w:hAnsi="Times New Roman" w:cs="Times New Roman"/>
+          <w:rFonts w:asciiTheme="minorHAnsi" w:hAnsiTheme="minorHAnsi" w:cstheme="minorHAnsi"/>
         </w:rPr>
       </w:pPr>
     </w:p>
     <w:p>
       <w:pPr>
         <w:pStyle w:val="Heading1"/>
-      </w:pPr>
-      <w:r>
+        <w:rPr>
+          <w:rFonts w:asciiTheme="minorHAnsi" w:hAnsiTheme="minorHAnsi" w:cstheme="minorHAnsi"/>
+        </w:rPr>
+      </w:pPr>
+      <w:r>
+        <w:rPr>
+          <w:rFonts w:asciiTheme="minorHAnsi" w:hAnsiTheme="minorHAnsi" w:cstheme="minorHAnsi"/>
+        </w:rPr>
         <w:t>Approach</w:t>
       </w:r>
     </w:p>
     <w:p>
       <w:pPr>
-        <w:pStyle w:val="BodyText"/>
-        <w:spacing w:before="121"/>
-        <w:ind w:left="0"/>
-      </w:pPr>
-      <w:r>
-        <w:t xml:space="preserve">I used python </w:t>
+        <w:pStyle w:val="Heading1"/>
+        <w:numPr>
+          <w:ilvl w:val="0"/>
+          <w:numId w:val="0"/>
+        </w:numPr>
+        <w:ind w:left="708"/>
+        <w:rPr>
+          <w:rFonts w:asciiTheme="minorHAnsi" w:hAnsiTheme="minorHAnsi" w:cstheme="minorHAnsi"/>
+          <w:sz w:val="24"/>
+          <w:szCs w:val="24"/>
+        </w:rPr>
+      </w:pPr>
+      <w:r>
+        <w:rPr>
+          <w:rFonts w:asciiTheme="minorHAnsi" w:hAnsiTheme="minorHAnsi" w:cstheme="minorHAnsi"/>
+          <w:sz w:val="24"/>
+          <w:szCs w:val="24"/>
+        </w:rPr>
+        <w:t xml:space="preserve">Python’s </w:t>
       </w:r>
       <w:proofErr w:type="spellStart"/>
       <w:r>
+        <w:rPr>
+          <w:rFonts w:asciiTheme="minorHAnsi" w:hAnsiTheme="minorHAnsi" w:cstheme="minorHAnsi"/>
+          <w:sz w:val="24"/>
+          <w:szCs w:val="24"/>
+        </w:rPr>
         <w:t>unittest</w:t>
       </w:r>
       <w:proofErr w:type="spellEnd"/>
       <w:r>
-        <w:t xml:space="preserve"> framework to test the program.</w:t>
-      </w:r>
-      <w:r>
-        <w:br/>
-      </w:r>
-      <w:r>
-        <w:br/>
-        <w:t>Steps:</w:t>
-      </w:r>
-      <w:r>
-        <w:br/>
-        <w:t xml:space="preserve">1. Execute unit test using python </w:t>
+        <w:rPr>
+          <w:rFonts w:asciiTheme="minorHAnsi" w:hAnsiTheme="minorHAnsi" w:cstheme="minorHAnsi"/>
+          <w:sz w:val="24"/>
+          <w:szCs w:val="24"/>
+        </w:rPr>
+        <w:t xml:space="preserve"> framework was used to test the Bowling Game program.</w:t>
+      </w:r>
+    </w:p>
+    <w:p>
+      <w:pPr>
+        <w:pStyle w:val="Heading1"/>
+        <w:numPr>
+          <w:ilvl w:val="0"/>
+          <w:numId w:val="0"/>
+        </w:numPr>
+        <w:ind w:left="708"/>
+        <w:rPr>
+          <w:rFonts w:asciiTheme="minorHAnsi" w:hAnsiTheme="minorHAnsi" w:cstheme="minorHAnsi"/>
+          <w:sz w:val="24"/>
+          <w:szCs w:val="24"/>
+        </w:rPr>
+      </w:pPr>
+      <w:r>
+        <w:rPr>
+          <w:rFonts w:asciiTheme="minorHAnsi" w:hAnsiTheme="minorHAnsi" w:cstheme="minorHAnsi"/>
+          <w:sz w:val="24"/>
+          <w:szCs w:val="24"/>
+        </w:rPr>
+        <w:t>The testing process included:</w:t>
+      </w:r>
+    </w:p>
+    <w:p>
+      <w:pPr>
+        <w:pStyle w:val="Heading1"/>
+        <w:numPr>
+          <w:ilvl w:val="0"/>
+          <w:numId w:val="41"/>
+        </w:numPr>
+        <w:rPr>
+          <w:rFonts w:asciiTheme="minorHAnsi" w:hAnsiTheme="minorHAnsi" w:cstheme="minorHAnsi"/>
+          <w:sz w:val="24"/>
+          <w:szCs w:val="24"/>
+        </w:rPr>
+      </w:pPr>
+      <w:r>
+        <w:rPr>
+          <w:rFonts w:asciiTheme="minorHAnsi" w:hAnsiTheme="minorHAnsi" w:cstheme="minorHAnsi"/>
+          <w:sz w:val="24"/>
+          <w:szCs w:val="24"/>
+        </w:rPr>
+        <w:t>Writing unit tests for different scoring scenarios</w:t>
+      </w:r>
+    </w:p>
+    <w:p>
+      <w:pPr>
+        <w:pStyle w:val="Heading1"/>
+        <w:numPr>
+          <w:ilvl w:val="0"/>
+          <w:numId w:val="41"/>
+        </w:numPr>
+        <w:rPr>
+          <w:rFonts w:asciiTheme="minorHAnsi" w:hAnsiTheme="minorHAnsi" w:cstheme="minorHAnsi"/>
+          <w:sz w:val="24"/>
+          <w:szCs w:val="24"/>
+        </w:rPr>
+      </w:pPr>
+      <w:r>
+        <w:rPr>
+          <w:rFonts w:asciiTheme="minorHAnsi" w:hAnsiTheme="minorHAnsi" w:cstheme="minorHAnsi"/>
+          <w:sz w:val="24"/>
+          <w:szCs w:val="24"/>
+        </w:rPr>
+        <w:t>Running the tests and comparing actual results with expected results</w:t>
+      </w:r>
+    </w:p>
+    <w:p>
+      <w:pPr>
+        <w:pStyle w:val="Heading1"/>
+        <w:numPr>
+          <w:ilvl w:val="0"/>
+          <w:numId w:val="41"/>
+        </w:numPr>
+        <w:rPr>
+          <w:rFonts w:asciiTheme="minorHAnsi" w:hAnsiTheme="minorHAnsi" w:cstheme="minorHAnsi"/>
+          <w:sz w:val="24"/>
+          <w:szCs w:val="24"/>
+        </w:rPr>
+      </w:pPr>
+      <w:r>
+        <w:rPr>
+          <w:rFonts w:asciiTheme="minorHAnsi" w:hAnsiTheme="minorHAnsi" w:cstheme="minorHAnsi"/>
+          <w:sz w:val="24"/>
+          <w:szCs w:val="24"/>
+        </w:rPr>
+        <w:t xml:space="preserve">Identifying errors and incorrect </w:t>
       </w:r>
       <w:proofErr w:type="spellStart"/>
       <w:r>
-        <w:t>unittest</w:t>
+        <w:rPr>
+          <w:rFonts w:asciiTheme="minorHAnsi" w:hAnsiTheme="minorHAnsi" w:cstheme="minorHAnsi"/>
+          <w:sz w:val="24"/>
+          <w:szCs w:val="24"/>
+        </w:rPr>
+        <w:t>behaviour</w:t>
       </w:r>
       <w:proofErr w:type="spellEnd"/>
-      <w:r>
-        <w:br/>
-        <w:t>2 validate outputs against expected results</w:t>
-      </w:r>
-      <w:r>
-        <w:br/>
-      </w:r>
-      <w:r>
-        <w:t>3 test edge cases such as:</w:t>
-      </w:r>
-      <w:r>
-        <w:br/>
-        <w:t>perfect game 300 score</w:t>
-      </w:r>
-      <w:r>
-        <w:br/>
-        <w:t>gutter game 0 score</w:t>
-      </w:r>
-      <w:r>
-        <w:br/>
-        <w:t>4. Record results and identify defects</w:t>
-      </w:r>
-    </w:p>
-    <w:p>
-      <w:pPr>
-        <w:pStyle w:val="BodyText"/>
-        <w:spacing w:before="121"/>
-        <w:ind w:left="0"/>
-      </w:pPr>
-      <w:r>
-        <w:t>5.fixing issues</w:t>
-      </w:r>
-    </w:p>
-    <w:p>
-      <w:pPr>
-        <w:pStyle w:val="BodyText"/>
-        <w:spacing w:before="121"/>
-        <w:ind w:left="0"/>
-      </w:pPr>
-      <w:r>
-        <w:t xml:space="preserve">6. run test again </w:t>
-      </w:r>
-    </w:p>
-    <w:p>
-      <w:pPr>
-        <w:pStyle w:val="BodyText"/>
-        <w:spacing w:before="121"/>
-        <w:ind w:left="0"/>
-        <w:rPr>
-          <w:rFonts w:ascii="Times New Roman" w:hAnsi="Times New Roman" w:cs="Times New Roman"/>
-        </w:rPr>
-      </w:pPr>
     </w:p>
     <w:p>
       <w:pPr>
         <w:pStyle w:val="Heading1"/>
-      </w:pPr>
-      <w:r>
-        <w:rPr>
+        <w:numPr>
+          <w:ilvl w:val="0"/>
+          <w:numId w:val="41"/>
+        </w:numPr>
+        <w:rPr>
+          <w:rFonts w:asciiTheme="minorHAnsi" w:hAnsiTheme="minorHAnsi" w:cstheme="minorHAnsi"/>
+          <w:sz w:val="24"/>
+          <w:szCs w:val="24"/>
+        </w:rPr>
+      </w:pPr>
+      <w:r>
+        <w:rPr>
+          <w:rFonts w:asciiTheme="minorHAnsi" w:hAnsiTheme="minorHAnsi" w:cstheme="minorHAnsi"/>
+          <w:sz w:val="24"/>
+          <w:szCs w:val="24"/>
+        </w:rPr>
+        <w:t>Fixing issues in the code</w:t>
+      </w:r>
+    </w:p>
+    <w:p>
+      <w:pPr>
+        <w:pStyle w:val="Heading1"/>
+        <w:numPr>
+          <w:ilvl w:val="0"/>
+          <w:numId w:val="41"/>
+        </w:numPr>
+        <w:rPr>
+          <w:rFonts w:asciiTheme="minorHAnsi" w:hAnsiTheme="minorHAnsi" w:cstheme="minorHAnsi"/>
+          <w:sz w:val="24"/>
+          <w:szCs w:val="24"/>
+        </w:rPr>
+      </w:pPr>
+      <w:r>
+        <w:rPr>
+          <w:rFonts w:asciiTheme="minorHAnsi" w:hAnsiTheme="minorHAnsi" w:cstheme="minorHAnsi"/>
+          <w:sz w:val="24"/>
+          <w:szCs w:val="24"/>
+        </w:rPr>
+        <w:t>Re-running the tests to confirm fixes</w:t>
+      </w:r>
+    </w:p>
+    <w:p>
+      <w:pPr>
+        <w:pStyle w:val="Heading1"/>
+        <w:numPr>
+          <w:ilvl w:val="0"/>
+          <w:numId w:val="0"/>
+        </w:numPr>
+        <w:ind w:left="708"/>
+        <w:rPr>
+          <w:rFonts w:asciiTheme="minorHAnsi" w:hAnsiTheme="minorHAnsi" w:cstheme="minorHAnsi"/>
+          <w:sz w:val="24"/>
+          <w:szCs w:val="24"/>
+        </w:rPr>
+      </w:pPr>
+    </w:p>
+    <w:p>
+      <w:pPr>
+        <w:pStyle w:val="Heading1"/>
+        <w:numPr>
+          <w:ilvl w:val="0"/>
+          <w:numId w:val="0"/>
+        </w:numPr>
+        <w:ind w:left="708"/>
+        <w:rPr>
+          <w:rFonts w:asciiTheme="minorHAnsi" w:hAnsiTheme="minorHAnsi" w:cstheme="minorHAnsi"/>
+          <w:sz w:val="24"/>
+          <w:szCs w:val="24"/>
+        </w:rPr>
+      </w:pPr>
+      <w:r>
+        <w:rPr>
+          <w:rFonts w:asciiTheme="minorHAnsi" w:hAnsiTheme="minorHAnsi" w:cstheme="minorHAnsi"/>
+          <w:sz w:val="24"/>
+          <w:szCs w:val="24"/>
+        </w:rPr>
+        <w:t>Test cases included:</w:t>
+      </w:r>
+    </w:p>
+    <w:p>
+      <w:pPr>
+        <w:pStyle w:val="Heading1"/>
+        <w:numPr>
+          <w:ilvl w:val="0"/>
+          <w:numId w:val="40"/>
+        </w:numPr>
+        <w:rPr>
+          <w:rFonts w:asciiTheme="minorHAnsi" w:hAnsiTheme="minorHAnsi" w:cstheme="minorHAnsi"/>
+          <w:sz w:val="24"/>
+          <w:szCs w:val="24"/>
+        </w:rPr>
+      </w:pPr>
+      <w:r>
+        <w:rPr>
+          <w:rFonts w:asciiTheme="minorHAnsi" w:hAnsiTheme="minorHAnsi" w:cstheme="minorHAnsi"/>
+          <w:sz w:val="24"/>
+          <w:szCs w:val="24"/>
+        </w:rPr>
+        <w:t xml:space="preserve">Gutter </w:t>
+      </w:r>
+      <w:r>
+        <w:rPr>
+          <w:rFonts w:asciiTheme="minorHAnsi" w:hAnsiTheme="minorHAnsi" w:cstheme="minorHAnsi"/>
+          <w:sz w:val="24"/>
+          <w:szCs w:val="24"/>
+        </w:rPr>
+        <w:t>game (0 score)</w:t>
+      </w:r>
+    </w:p>
+    <w:p>
+      <w:pPr>
+        <w:pStyle w:val="Heading1"/>
+        <w:numPr>
+          <w:ilvl w:val="0"/>
+          <w:numId w:val="40"/>
+        </w:numPr>
+        <w:rPr>
+          <w:rFonts w:asciiTheme="minorHAnsi" w:hAnsiTheme="minorHAnsi" w:cstheme="minorHAnsi"/>
+          <w:sz w:val="24"/>
+          <w:szCs w:val="24"/>
+        </w:rPr>
+      </w:pPr>
+      <w:r>
+        <w:rPr>
+          <w:rFonts w:asciiTheme="minorHAnsi" w:hAnsiTheme="minorHAnsi" w:cstheme="minorHAnsi"/>
+          <w:sz w:val="24"/>
+          <w:szCs w:val="24"/>
+        </w:rPr>
+        <w:t>Perfect game (300 score)</w:t>
+      </w:r>
+    </w:p>
+    <w:p>
+      <w:pPr>
+        <w:pStyle w:val="Heading1"/>
+        <w:numPr>
+          <w:ilvl w:val="0"/>
+          <w:numId w:val="40"/>
+        </w:numPr>
+        <w:rPr>
+          <w:rFonts w:asciiTheme="minorHAnsi" w:hAnsiTheme="minorHAnsi" w:cstheme="minorHAnsi"/>
+          <w:sz w:val="24"/>
+          <w:szCs w:val="24"/>
+        </w:rPr>
+      </w:pPr>
+      <w:r>
+        <w:rPr>
+          <w:rFonts w:asciiTheme="minorHAnsi" w:hAnsiTheme="minorHAnsi" w:cstheme="minorHAnsi"/>
+          <w:sz w:val="24"/>
+          <w:szCs w:val="24"/>
+        </w:rPr>
+        <w:t>Spare and strike scenarios</w:t>
+      </w:r>
+    </w:p>
+    <w:p>
+      <w:pPr>
+        <w:pStyle w:val="Heading1"/>
+        <w:numPr>
+          <w:ilvl w:val="0"/>
+          <w:numId w:val="40"/>
+        </w:numPr>
+        <w:rPr>
+          <w:rFonts w:asciiTheme="minorHAnsi" w:hAnsiTheme="minorHAnsi" w:cstheme="minorHAnsi"/>
+          <w:sz w:val="24"/>
+          <w:szCs w:val="24"/>
+        </w:rPr>
+      </w:pPr>
+      <w:r>
+        <w:rPr>
+          <w:rFonts w:asciiTheme="minorHAnsi" w:hAnsiTheme="minorHAnsi" w:cstheme="minorHAnsi"/>
+          <w:sz w:val="24"/>
+          <w:szCs w:val="24"/>
+        </w:rPr>
+        <w:t>Final frame bonus cases</w:t>
+      </w:r>
+    </w:p>
+    <w:p>
+      <w:pPr>
+        <w:pStyle w:val="Heading1"/>
+        <w:numPr>
+          <w:ilvl w:val="0"/>
+          <w:numId w:val="40"/>
+        </w:numPr>
+        <w:rPr>
+          <w:rFonts w:asciiTheme="minorHAnsi" w:hAnsiTheme="minorHAnsi" w:cstheme="minorHAnsi"/>
+          <w:sz w:val="24"/>
+          <w:szCs w:val="24"/>
+        </w:rPr>
+      </w:pPr>
+      <w:r>
+        <w:rPr>
+          <w:rFonts w:asciiTheme="minorHAnsi" w:hAnsiTheme="minorHAnsi" w:cstheme="minorHAnsi"/>
+          <w:sz w:val="24"/>
+          <w:szCs w:val="24"/>
+        </w:rPr>
+        <w:t>I</w:t>
+      </w:r>
+      <w:r>
+        <w:rPr>
+          <w:rFonts w:asciiTheme="minorHAnsi" w:hAnsiTheme="minorHAnsi" w:cstheme="minorHAnsi"/>
+          <w:sz w:val="24"/>
+          <w:szCs w:val="24"/>
+        </w:rPr>
+        <w:t>nvalid input values</w:t>
+      </w:r>
+    </w:p>
+    <w:p>
+      <w:pPr>
+        <w:pStyle w:val="Heading1"/>
+        <w:numPr>
+          <w:ilvl w:val="0"/>
+          <w:numId w:val="0"/>
+        </w:numPr>
+        <w:ind w:left="360" w:hanging="360"/>
+        <w:rPr>
+          <w:rFonts w:asciiTheme="minorHAnsi" w:hAnsiTheme="minorHAnsi" w:cstheme="minorHAnsi"/>
+          <w:sz w:val="24"/>
+          <w:szCs w:val="24"/>
+        </w:rPr>
+      </w:pPr>
+    </w:p>
+    <w:p>
+      <w:pPr>
+        <w:pStyle w:val="Heading1"/>
+        <w:numPr>
+          <w:ilvl w:val="0"/>
+          <w:numId w:val="0"/>
+        </w:numPr>
+        <w:ind w:left="360" w:hanging="360"/>
+        <w:rPr>
+          <w:rFonts w:asciiTheme="minorHAnsi" w:hAnsiTheme="minorHAnsi" w:cstheme="minorHAnsi"/>
+          <w:sz w:val="24"/>
+          <w:szCs w:val="24"/>
+        </w:rPr>
+      </w:pPr>
+    </w:p>
+    <w:p>
+      <w:pPr>
+        <w:pStyle w:val="Heading1"/>
+        <w:numPr>
+          <w:ilvl w:val="0"/>
+          <w:numId w:val="0"/>
+        </w:numPr>
+        <w:rPr>
+          <w:rFonts w:asciiTheme="majorHAnsi" w:hAnsiTheme="majorHAnsi"/>
+        </w:rPr>
+      </w:pPr>
+      <w:r>
+        <w:rPr>
+          <w:rFonts w:asciiTheme="majorHAnsi" w:hAnsiTheme="majorHAnsi"/>
           <w:w w:val="85"/>
         </w:rPr>
         <w:t>Pass/Fail</w:t>
       </w:r>
       <w:r>
         <w:rPr>
+          <w:rFonts w:asciiTheme="majorHAnsi" w:hAnsiTheme="majorHAnsi"/>
           <w:spacing w:val="-17"/>
           <w:w w:val="85"/>
         </w:rPr>
@@ -1000,6 +1986,7 @@
       </w:r>
       <w:r>
         <w:rPr>
+          <w:rFonts w:asciiTheme="majorHAnsi" w:hAnsiTheme="majorHAnsi"/>
           <w:spacing w:val="-2"/>
         </w:rPr>
         <w:t>Criteria</w:t>
@@ -1007,11 +1994,16 @@
     </w:p>
     <w:p>
       <w:pPr>
+        <w:pStyle w:val="ListParagraph"/>
         <w:widowControl/>
+        <w:numPr>
+          <w:ilvl w:val="0"/>
+          <w:numId w:val="43"/>
+        </w:numPr>
         <w:autoSpaceDE/>
         <w:autoSpaceDN/>
         <w:rPr>
-          <w:rFonts w:ascii="Times New Roman" w:eastAsia="Times New Roman" w:hAnsi="Times New Roman" w:cs="Times New Roman"/>
+          <w:rFonts w:asciiTheme="majorHAnsi" w:eastAsia="Times New Roman" w:hAnsiTheme="majorHAnsi" w:cs="Times New Roman"/>
           <w:sz w:val="24"/>
           <w:szCs w:val="24"/>
           <w:lang w:val="en-NZ" w:eastAsia="en-NZ"/>
@@ -1019,25 +2011,16 @@
       </w:pPr>
       <w:r>
         <w:rPr>
-          <w:rFonts w:ascii="Times New Roman" w:eastAsia="Times New Roman" w:hAnsi="Symbol" w:cs="Times New Roman"/>
+          <w:rFonts w:asciiTheme="majorHAnsi" w:eastAsia="Times New Roman" w:hAnsiTheme="majorHAnsi" w:cs="Times New Roman"/>
           <w:sz w:val="24"/>
           <w:szCs w:val="24"/>
           <w:lang w:val="en-NZ" w:eastAsia="en-NZ"/>
         </w:rPr>
-        <w:t></w:t>
-      </w:r>
-      <w:r>
-        <w:rPr>
-          <w:rFonts w:ascii="Times New Roman" w:eastAsia="Times New Roman" w:hAnsi="Times New Roman" w:cs="Times New Roman"/>
-          <w:sz w:val="24"/>
-          <w:szCs w:val="24"/>
-          <w:lang w:val="en-NZ" w:eastAsia="en-NZ"/>
-        </w:rPr>
-        <w:t xml:space="preserve"> Test</w:t>
-      </w:r>
-      <w:r>
-        <w:rPr>
-          <w:rFonts w:ascii="Times New Roman" w:eastAsia="Times New Roman" w:hAnsi="Times New Roman" w:cs="Times New Roman"/>
+        <w:t>Test</w:t>
+      </w:r>
+      <w:r>
+        <w:rPr>
+          <w:rFonts w:asciiTheme="majorHAnsi" w:eastAsia="Times New Roman" w:hAnsiTheme="majorHAnsi" w:cs="Times New Roman"/>
           <w:b/>
           <w:bCs/>
           <w:sz w:val="24"/>
@@ -1048,7 +2031,7 @@
       </w:r>
       <w:r>
         <w:rPr>
-          <w:rFonts w:ascii="Times New Roman" w:eastAsia="Times New Roman" w:hAnsi="Times New Roman" w:cs="Times New Roman"/>
+          <w:rFonts w:asciiTheme="majorHAnsi" w:eastAsia="Times New Roman" w:hAnsiTheme="majorHAnsi" w:cs="Times New Roman"/>
           <w:sz w:val="24"/>
           <w:szCs w:val="24"/>
           <w:lang w:val="en-NZ" w:eastAsia="en-NZ"/>
@@ -1059,11 +2042,16 @@
     </w:p>
     <w:p>
       <w:pPr>
+        <w:pStyle w:val="ListParagraph"/>
         <w:widowControl/>
+        <w:numPr>
+          <w:ilvl w:val="0"/>
+          <w:numId w:val="43"/>
+        </w:numPr>
         <w:autoSpaceDE/>
         <w:autoSpaceDN/>
         <w:rPr>
-          <w:rFonts w:ascii="Times New Roman" w:eastAsia="Times New Roman" w:hAnsi="Times New Roman" w:cs="Times New Roman"/>
+          <w:rFonts w:asciiTheme="majorHAnsi" w:eastAsia="Times New Roman" w:hAnsiTheme="majorHAnsi" w:cs="Times New Roman"/>
           <w:sz w:val="24"/>
           <w:szCs w:val="24"/>
           <w:lang w:val="en-NZ" w:eastAsia="en-NZ"/>
@@ -1071,25 +2059,16 @@
       </w:pPr>
       <w:r>
         <w:rPr>
-          <w:rFonts w:ascii="Times New Roman" w:eastAsia="Times New Roman" w:hAnsi="Symbol" w:cs="Times New Roman"/>
+          <w:rFonts w:asciiTheme="majorHAnsi" w:eastAsia="Times New Roman" w:hAnsiTheme="majorHAnsi" w:cs="Times New Roman"/>
           <w:sz w:val="24"/>
           <w:szCs w:val="24"/>
           <w:lang w:val="en-NZ" w:eastAsia="en-NZ"/>
         </w:rPr>
-        <w:t></w:t>
-      </w:r>
-      <w:r>
-        <w:rPr>
-          <w:rFonts w:ascii="Times New Roman" w:eastAsia="Times New Roman" w:hAnsi="Times New Roman" w:cs="Times New Roman"/>
-          <w:sz w:val="24"/>
-          <w:szCs w:val="24"/>
-          <w:lang w:val="en-NZ" w:eastAsia="en-NZ"/>
-        </w:rPr>
-        <w:t xml:space="preserve"> Defect</w:t>
-      </w:r>
-      <w:r>
-        <w:rPr>
-          <w:rFonts w:ascii="Times New Roman" w:eastAsia="Times New Roman" w:hAnsi="Times New Roman" w:cs="Times New Roman"/>
+        <w:t>Defect</w:t>
+      </w:r>
+      <w:r>
+        <w:rPr>
+          <w:rFonts w:asciiTheme="majorHAnsi" w:eastAsia="Times New Roman" w:hAnsiTheme="majorHAnsi" w:cs="Times New Roman"/>
           <w:b/>
           <w:bCs/>
           <w:sz w:val="24"/>
@@ -1100,7 +2079,7 @@
       </w:r>
       <w:r>
         <w:rPr>
-          <w:rFonts w:ascii="Times New Roman" w:eastAsia="Times New Roman" w:hAnsi="Times New Roman" w:cs="Times New Roman"/>
+          <w:rFonts w:asciiTheme="majorHAnsi" w:eastAsia="Times New Roman" w:hAnsiTheme="majorHAnsi" w:cs="Times New Roman"/>
           <w:sz w:val="24"/>
           <w:szCs w:val="24"/>
           <w:lang w:val="en-NZ" w:eastAsia="en-NZ"/>
@@ -1111,11 +2090,16 @@
     </w:p>
     <w:p>
       <w:pPr>
+        <w:pStyle w:val="ListParagraph"/>
         <w:widowControl/>
+        <w:numPr>
+          <w:ilvl w:val="0"/>
+          <w:numId w:val="43"/>
+        </w:numPr>
         <w:autoSpaceDE/>
         <w:autoSpaceDN/>
         <w:rPr>
-          <w:rFonts w:ascii="Times New Roman" w:eastAsia="Times New Roman" w:hAnsi="Times New Roman" w:cs="Times New Roman"/>
+          <w:rFonts w:asciiTheme="majorHAnsi" w:eastAsia="Times New Roman" w:hAnsiTheme="majorHAnsi" w:cs="Times New Roman"/>
           <w:sz w:val="24"/>
           <w:szCs w:val="24"/>
           <w:lang w:val="en-NZ" w:eastAsia="en-NZ"/>
@@ -1123,25 +2107,16 @@
       </w:pPr>
       <w:r>
         <w:rPr>
-          <w:rFonts w:ascii="Times New Roman" w:eastAsia="Times New Roman" w:hAnsi="Symbol" w:cs="Times New Roman"/>
+          <w:rFonts w:asciiTheme="majorHAnsi" w:eastAsia="Times New Roman" w:hAnsiTheme="majorHAnsi" w:cs="Times New Roman"/>
           <w:sz w:val="24"/>
           <w:szCs w:val="24"/>
           <w:lang w:val="en-NZ" w:eastAsia="en-NZ"/>
         </w:rPr>
-        <w:t></w:t>
-      </w:r>
-      <w:r>
-        <w:rPr>
-          <w:rFonts w:ascii="Times New Roman" w:eastAsia="Times New Roman" w:hAnsi="Times New Roman" w:cs="Times New Roman"/>
-          <w:sz w:val="24"/>
-          <w:szCs w:val="24"/>
-          <w:lang w:val="en-NZ" w:eastAsia="en-NZ"/>
-        </w:rPr>
-        <w:t xml:space="preserve"> Business</w:t>
-      </w:r>
-      <w:r>
-        <w:rPr>
-          <w:rFonts w:ascii="Times New Roman" w:eastAsia="Times New Roman" w:hAnsi="Times New Roman" w:cs="Times New Roman"/>
+        <w:t>Business</w:t>
+      </w:r>
+      <w:r>
+        <w:rPr>
+          <w:rFonts w:asciiTheme="majorHAnsi" w:eastAsia="Times New Roman" w:hAnsiTheme="majorHAnsi" w:cs="Times New Roman"/>
           <w:b/>
           <w:bCs/>
           <w:sz w:val="24"/>
@@ -1152,7 +2127,7 @@
       </w:r>
       <w:r>
         <w:rPr>
-          <w:rFonts w:ascii="Times New Roman" w:eastAsia="Times New Roman" w:hAnsi="Times New Roman" w:cs="Times New Roman"/>
+          <w:rFonts w:asciiTheme="majorHAnsi" w:eastAsia="Times New Roman" w:hAnsiTheme="majorHAnsi" w:cs="Times New Roman"/>
           <w:sz w:val="24"/>
           <w:szCs w:val="24"/>
           <w:lang w:val="en-NZ" w:eastAsia="en-NZ"/>
@@ -1164,33 +2139,28 @@
     <w:p>
       <w:pPr>
         <w:pStyle w:val="BodyText"/>
+        <w:numPr>
+          <w:ilvl w:val="0"/>
+          <w:numId w:val="43"/>
+        </w:numPr>
         <w:spacing w:before="169"/>
-        <w:ind w:left="0"/>
-        <w:rPr>
-          <w:rFonts w:ascii="Times New Roman" w:eastAsia="Times New Roman" w:hAnsi="Times New Roman" w:cs="Times New Roman"/>
+        <w:rPr>
+          <w:rFonts w:asciiTheme="majorHAnsi" w:eastAsia="Times New Roman" w:hAnsiTheme="majorHAnsi" w:cs="Times New Roman"/>
           <w:szCs w:val="24"/>
           <w:lang w:val="en-NZ" w:eastAsia="en-NZ"/>
         </w:rPr>
       </w:pPr>
       <w:r>
         <w:rPr>
-          <w:rFonts w:ascii="Times New Roman" w:eastAsia="Times New Roman" w:hAnsi="Symbol" w:cs="Times New Roman"/>
+          <w:rFonts w:asciiTheme="majorHAnsi" w:eastAsia="Times New Roman" w:hAnsiTheme="majorHAnsi" w:cs="Times New Roman"/>
           <w:szCs w:val="24"/>
           <w:lang w:val="en-NZ" w:eastAsia="en-NZ"/>
         </w:rPr>
-        <w:t></w:t>
-      </w:r>
-      <w:r>
-        <w:rPr>
-          <w:rFonts w:ascii="Times New Roman" w:eastAsia="Times New Roman" w:hAnsi="Times New Roman" w:cs="Times New Roman"/>
-          <w:szCs w:val="24"/>
-          <w:lang w:val="en-NZ" w:eastAsia="en-NZ"/>
-        </w:rPr>
-        <w:t xml:space="preserve"> User</w:t>
-      </w:r>
-      <w:r>
-        <w:rPr>
-          <w:rFonts w:ascii="Times New Roman" w:eastAsia="Times New Roman" w:hAnsi="Times New Roman" w:cs="Times New Roman"/>
+        <w:t>User</w:t>
+      </w:r>
+      <w:r>
+        <w:rPr>
+          <w:rFonts w:asciiTheme="majorHAnsi" w:eastAsia="Times New Roman" w:hAnsiTheme="majorHAnsi" w:cs="Times New Roman"/>
           <w:b/>
           <w:bCs/>
           <w:szCs w:val="24"/>
@@ -1200,7 +2170,7 @@
       </w:r>
       <w:r>
         <w:rPr>
-          <w:rFonts w:ascii="Times New Roman" w:eastAsia="Times New Roman" w:hAnsi="Times New Roman" w:cs="Times New Roman"/>
+          <w:rFonts w:asciiTheme="majorHAnsi" w:eastAsia="Times New Roman" w:hAnsiTheme="majorHAnsi" w:cs="Times New Roman"/>
           <w:szCs w:val="24"/>
           <w:lang w:val="en-NZ" w:eastAsia="en-NZ"/>
         </w:rPr>
@@ -1214,7 +2184,7 @@
         <w:spacing w:before="168"/>
         <w:ind w:left="525"/>
         <w:rPr>
-          <w:rFonts w:ascii="Times New Roman" w:eastAsia="Times New Roman" w:hAnsi="Times New Roman" w:cs="Times New Roman"/>
+          <w:rFonts w:asciiTheme="majorHAnsi" w:eastAsia="Times New Roman" w:hAnsiTheme="majorHAnsi" w:cs="Times New Roman"/>
           <w:szCs w:val="24"/>
           <w:lang w:val="en-NZ" w:eastAsia="en-NZ"/>
         </w:rPr>
@@ -1226,7 +2196,7 @@
         <w:spacing w:before="168"/>
         <w:ind w:left="525"/>
         <w:rPr>
-          <w:rFonts w:ascii="Times New Roman" w:hAnsi="Times New Roman" w:cs="Times New Roman"/>
+          <w:rFonts w:asciiTheme="majorHAnsi" w:hAnsiTheme="majorHAnsi" w:cs="Times New Roman"/>
           <w:b/>
           <w:bCs/>
           <w:lang w:val="en-NZ"/>
@@ -1234,7 +2204,7 @@
       </w:pPr>
       <w:r>
         <w:rPr>
-          <w:rFonts w:ascii="Times New Roman" w:hAnsi="Times New Roman" w:cs="Times New Roman"/>
+          <w:rFonts w:asciiTheme="majorHAnsi" w:hAnsiTheme="majorHAnsi" w:cs="Times New Roman"/>
           <w:b/>
           <w:bCs/>
           <w:lang w:val="en-NZ"/>
@@ -1251,13 +2221,13 @@
         </w:numPr>
         <w:spacing w:before="168"/>
         <w:rPr>
-          <w:rFonts w:ascii="Times New Roman" w:hAnsi="Times New Roman" w:cs="Times New Roman"/>
+          <w:rFonts w:asciiTheme="majorHAnsi" w:hAnsiTheme="majorHAnsi" w:cs="Times New Roman"/>
           <w:lang w:val="en-NZ"/>
         </w:rPr>
       </w:pPr>
       <w:r>
         <w:rPr>
-          <w:rFonts w:ascii="Times New Roman" w:hAnsi="Times New Roman" w:cs="Times New Roman"/>
+          <w:rFonts w:asciiTheme="majorHAnsi" w:hAnsiTheme="majorHAnsi" w:cs="Times New Roman"/>
           <w:lang w:val="en-NZ"/>
         </w:rPr>
         <w:t xml:space="preserve">System crashes during scoring </w:t>
@@ -1272,13 +2242,13 @@
         </w:numPr>
         <w:spacing w:before="168"/>
         <w:rPr>
-          <w:rFonts w:ascii="Times New Roman" w:hAnsi="Times New Roman" w:cs="Times New Roman"/>
+          <w:rFonts w:asciiTheme="majorHAnsi" w:hAnsiTheme="majorHAnsi" w:cs="Times New Roman"/>
           <w:lang w:val="en-NZ"/>
         </w:rPr>
       </w:pPr>
       <w:r>
         <w:rPr>
-          <w:rFonts w:ascii="Times New Roman" w:hAnsi="Times New Roman" w:cs="Times New Roman"/>
+          <w:rFonts w:asciiTheme="majorHAnsi" w:hAnsiTheme="majorHAnsi" w:cs="Times New Roman"/>
           <w:lang w:val="en-NZ"/>
         </w:rPr>
         <w:t xml:space="preserve">Incorrect score calculation for core scenarios </w:t>
@@ -1293,13 +2263,13 @@
         </w:numPr>
         <w:spacing w:before="168"/>
         <w:rPr>
-          <w:rFonts w:ascii="Times New Roman" w:hAnsi="Times New Roman" w:cs="Times New Roman"/>
+          <w:rFonts w:asciiTheme="majorHAnsi" w:hAnsiTheme="majorHAnsi" w:cs="Times New Roman"/>
           <w:lang w:val="en-NZ"/>
         </w:rPr>
       </w:pPr>
       <w:r>
         <w:rPr>
-          <w:rFonts w:ascii="Times New Roman" w:hAnsi="Times New Roman" w:cs="Times New Roman"/>
+          <w:rFonts w:asciiTheme="majorHAnsi" w:hAnsiTheme="majorHAnsi" w:cs="Times New Roman"/>
           <w:lang w:val="en-NZ"/>
         </w:rPr>
         <w:t>Unable to execute tests</w:t>
@@ -1310,7 +2280,27 @@
         <w:pStyle w:val="BodyText"/>
         <w:spacing w:before="168"/>
         <w:rPr>
-          <w:rFonts w:ascii="Times New Roman" w:hAnsi="Times New Roman" w:cs="Times New Roman"/>
+          <w:rFonts w:asciiTheme="majorHAnsi" w:hAnsiTheme="majorHAnsi" w:cs="Times New Roman"/>
+          <w:lang w:val="en-NZ"/>
+        </w:rPr>
+      </w:pPr>
+    </w:p>
+    <w:p>
+      <w:pPr>
+        <w:pStyle w:val="BodyText"/>
+        <w:spacing w:before="168"/>
+        <w:rPr>
+          <w:rFonts w:asciiTheme="majorHAnsi" w:hAnsiTheme="majorHAnsi" w:cs="Times New Roman"/>
+          <w:lang w:val="en-NZ"/>
+        </w:rPr>
+      </w:pPr>
+    </w:p>
+    <w:p>
+      <w:pPr>
+        <w:pStyle w:val="BodyText"/>
+        <w:spacing w:before="168"/>
+        <w:rPr>
+          <w:rFonts w:asciiTheme="majorHAnsi" w:hAnsiTheme="majorHAnsi" w:cs="Times New Roman"/>
           <w:lang w:val="en-NZ"/>
         </w:rPr>
       </w:pPr>
@@ -1324,7 +2314,7 @@
         </w:numPr>
         <w:spacing w:before="168"/>
         <w:rPr>
-          <w:rFonts w:ascii="Times New Roman" w:hAnsi="Times New Roman" w:cs="Times New Roman"/>
+          <w:rFonts w:asciiTheme="majorHAnsi" w:hAnsiTheme="majorHAnsi" w:cs="Times New Roman"/>
           <w:b/>
           <w:bCs/>
           <w:lang w:val="en-NZ"/>
@@ -1332,11 +2322,12 @@
       </w:pPr>
       <w:r>
         <w:rPr>
-          <w:rFonts w:ascii="Times New Roman" w:hAnsi="Times New Roman" w:cs="Times New Roman"/>
+          <w:rFonts w:asciiTheme="majorHAnsi" w:hAnsiTheme="majorHAnsi" w:cs="Times New Roman"/>
           <w:b/>
           <w:bCs/>
           <w:lang w:val="en-NZ"/>
         </w:rPr>
+        <w:lastRenderedPageBreak/>
         <w:t>9. Resumption Criteria</w:t>
       </w:r>
     </w:p>
@@ -1349,13 +2340,13 @@
         </w:numPr>
         <w:spacing w:before="168"/>
         <w:rPr>
-          <w:rFonts w:ascii="Times New Roman" w:hAnsi="Times New Roman" w:cs="Times New Roman"/>
+          <w:rFonts w:asciiTheme="majorHAnsi" w:hAnsiTheme="majorHAnsi" w:cs="Times New Roman"/>
           <w:lang w:val="en-NZ"/>
         </w:rPr>
       </w:pPr>
       <w:r>
         <w:rPr>
-          <w:rFonts w:ascii="Times New Roman" w:hAnsi="Times New Roman" w:cs="Times New Roman"/>
+          <w:rFonts w:asciiTheme="majorHAnsi" w:hAnsiTheme="majorHAnsi" w:cs="Times New Roman"/>
           <w:lang w:val="en-NZ"/>
         </w:rPr>
         <w:t xml:space="preserve">Critical bugs fixed </w:t>
@@ -1370,13 +2361,13 @@
         </w:numPr>
         <w:spacing w:before="168"/>
         <w:rPr>
-          <w:rFonts w:ascii="Times New Roman" w:hAnsi="Times New Roman" w:cs="Times New Roman"/>
+          <w:rFonts w:asciiTheme="majorHAnsi" w:hAnsiTheme="majorHAnsi" w:cs="Times New Roman"/>
           <w:lang w:val="en-NZ"/>
         </w:rPr>
       </w:pPr>
       <w:r>
         <w:rPr>
-          <w:rFonts w:ascii="Times New Roman" w:hAnsi="Times New Roman" w:cs="Times New Roman"/>
+          <w:rFonts w:asciiTheme="majorHAnsi" w:hAnsiTheme="majorHAnsi" w:cs="Times New Roman"/>
           <w:lang w:val="en-NZ"/>
         </w:rPr>
         <w:t xml:space="preserve">System runs without crashing </w:t>
@@ -1391,27 +2382,17 @@
         </w:numPr>
         <w:spacing w:before="168"/>
         <w:rPr>
-          <w:rFonts w:ascii="Times New Roman" w:hAnsi="Times New Roman" w:cs="Times New Roman"/>
+          <w:rFonts w:asciiTheme="majorHAnsi" w:hAnsiTheme="majorHAnsi" w:cs="Times New Roman"/>
           <w:lang w:val="en-NZ"/>
         </w:rPr>
       </w:pPr>
       <w:r>
         <w:rPr>
-          <w:rFonts w:ascii="Times New Roman" w:hAnsi="Times New Roman" w:cs="Times New Roman"/>
+          <w:rFonts w:asciiTheme="majorHAnsi" w:hAnsiTheme="majorHAnsi" w:cs="Times New Roman"/>
           <w:lang w:val="en-NZ"/>
         </w:rPr>
         <w:t xml:space="preserve">Tests can be executed successfully </w:t>
       </w:r>
-    </w:p>
-    <w:p>
-      <w:pPr>
-        <w:pStyle w:val="BodyText"/>
-        <w:spacing w:before="168"/>
-        <w:rPr>
-          <w:rFonts w:ascii="Times New Roman" w:hAnsi="Times New Roman" w:cs="Times New Roman"/>
-          <w:lang w:val="en-NZ"/>
-        </w:rPr>
-      </w:pPr>
     </w:p>
     <w:p>
       <w:pPr>
@@ -1419,113 +2400,304 @@
         <w:spacing w:before="168"/>
         <w:ind w:left="0"/>
         <w:rPr>
-          <w:rFonts w:ascii="Times New Roman" w:hAnsi="Times New Roman" w:cs="Times New Roman"/>
-        </w:rPr>
-      </w:pPr>
-    </w:p>
-    <w:p>
-      <w:pPr>
-        <w:pStyle w:val="BodyText"/>
-        <w:spacing w:before="168"/>
-        <w:ind w:left="0"/>
-        <w:rPr>
-          <w:rFonts w:ascii="Times New Roman" w:hAnsi="Times New Roman" w:cs="Times New Roman"/>
-        </w:rPr>
-      </w:pPr>
-    </w:p>
-    <w:p>
-      <w:pPr>
-        <w:pStyle w:val="BodyText"/>
-        <w:spacing w:before="168"/>
-        <w:ind w:left="0"/>
-        <w:rPr>
-          <w:rFonts w:ascii="Times New Roman" w:hAnsi="Times New Roman" w:cs="Times New Roman"/>
-        </w:rPr>
-      </w:pPr>
-    </w:p>
-    <w:p>
-      <w:pPr>
-        <w:pStyle w:val="BodyText"/>
-        <w:spacing w:before="168"/>
-        <w:ind w:left="0"/>
-        <w:rPr>
-          <w:rFonts w:ascii="Times New Roman" w:hAnsi="Times New Roman" w:cs="Times New Roman"/>
-        </w:rPr>
-      </w:pPr>
-    </w:p>
-    <w:p>
-      <w:pPr>
-        <w:pStyle w:val="BodyText"/>
-        <w:spacing w:before="168"/>
-        <w:ind w:left="0"/>
-        <w:rPr>
-          <w:rFonts w:ascii="Times New Roman" w:hAnsi="Times New Roman" w:cs="Times New Roman"/>
-        </w:rPr>
-      </w:pPr>
-    </w:p>
-    <w:p>
-      <w:pPr>
-        <w:pStyle w:val="BodyText"/>
-        <w:spacing w:before="168"/>
-        <w:ind w:left="0"/>
-        <w:rPr>
-          <w:rFonts w:ascii="Times New Roman" w:hAnsi="Times New Roman" w:cs="Times New Roman"/>
-        </w:rPr>
-      </w:pPr>
-    </w:p>
-    <w:p>
-      <w:pPr>
-        <w:pStyle w:val="BodyText"/>
-        <w:spacing w:before="168"/>
-        <w:ind w:left="0"/>
-        <w:rPr>
-          <w:rFonts w:ascii="Times New Roman" w:hAnsi="Times New Roman" w:cs="Times New Roman"/>
-        </w:rPr>
-      </w:pPr>
-    </w:p>
-    <w:p>
-      <w:pPr>
-        <w:pStyle w:val="BodyText"/>
-        <w:spacing w:before="168"/>
-        <w:ind w:left="0"/>
-        <w:rPr>
-          <w:rFonts w:ascii="Times New Roman" w:hAnsi="Times New Roman" w:cs="Times New Roman"/>
-        </w:rPr>
-      </w:pPr>
-    </w:p>
-    <w:p>
-      <w:pPr>
-        <w:pStyle w:val="BodyText"/>
-        <w:spacing w:before="168"/>
-        <w:ind w:left="0"/>
-        <w:rPr>
-          <w:rFonts w:ascii="Times New Roman" w:hAnsi="Times New Roman" w:cs="Times New Roman"/>
+          <w:rFonts w:asciiTheme="majorHAnsi" w:hAnsiTheme="majorHAnsi" w:cs="Times New Roman"/>
         </w:rPr>
       </w:pPr>
     </w:p>
     <w:p>
       <w:pPr>
         <w:pStyle w:val="Heading1"/>
+        <w:rPr>
+          <w:rFonts w:asciiTheme="majorHAnsi" w:hAnsiTheme="majorHAnsi"/>
+          <w:b/>
+          <w:bCs/>
+          <w:sz w:val="28"/>
+          <w:szCs w:val="28"/>
+        </w:rPr>
       </w:pPr>
       <w:proofErr w:type="gramStart"/>
       <w:r>
         <w:rPr>
+          <w:rFonts w:asciiTheme="majorHAnsi" w:hAnsiTheme="majorHAnsi"/>
+          <w:b/>
+          <w:bCs/>
           <w:spacing w:val="-5"/>
           <w:w w:val="85"/>
+          <w:sz w:val="28"/>
+          <w:szCs w:val="28"/>
         </w:rPr>
         <w:t>Test</w:t>
       </w:r>
       <w:r>
         <w:rPr>
+          <w:rFonts w:asciiTheme="majorHAnsi" w:hAnsiTheme="majorHAnsi"/>
+          <w:b/>
+          <w:bCs/>
           <w:spacing w:val="-10"/>
           <w:w w:val="85"/>
+          <w:sz w:val="28"/>
+          <w:szCs w:val="28"/>
         </w:rPr>
         <w:t xml:space="preserve"> </w:t>
       </w:r>
       <w:r>
+        <w:rPr>
+          <w:rFonts w:asciiTheme="majorHAnsi" w:hAnsiTheme="majorHAnsi"/>
+          <w:b/>
+          <w:bCs/>
+          <w:sz w:val="28"/>
+          <w:szCs w:val="28"/>
+        </w:rPr>
         <w:t>Deliverables</w:t>
       </w:r>
       <w:proofErr w:type="gramEnd"/>
+    </w:p>
+    <w:p>
+      <w:pPr>
+        <w:pStyle w:val="Heading1"/>
+        <w:numPr>
+          <w:ilvl w:val="0"/>
+          <w:numId w:val="0"/>
+        </w:numPr>
+        <w:ind w:left="1068"/>
+        <w:rPr>
+          <w:rFonts w:asciiTheme="majorHAnsi" w:hAnsiTheme="majorHAnsi"/>
+        </w:rPr>
+      </w:pPr>
+    </w:p>
+    <w:p>
+      <w:pPr>
+        <w:pStyle w:val="Heading1"/>
+        <w:numPr>
+          <w:ilvl w:val="0"/>
+          <w:numId w:val="0"/>
+        </w:numPr>
+        <w:rPr>
+          <w:rFonts w:asciiTheme="majorHAnsi" w:hAnsiTheme="majorHAnsi"/>
+          <w:sz w:val="24"/>
+          <w:szCs w:val="24"/>
+        </w:rPr>
+      </w:pPr>
+      <w:r>
+        <w:rPr>
+          <w:rFonts w:asciiTheme="majorHAnsi" w:hAnsiTheme="majorHAnsi"/>
+          <w:sz w:val="24"/>
+          <w:szCs w:val="24"/>
+        </w:rPr>
+        <w:t>The following items were produced during testing:</w:t>
+      </w:r>
+    </w:p>
+    <w:p>
+      <w:pPr>
+        <w:pStyle w:val="Heading1"/>
+        <w:numPr>
+          <w:ilvl w:val="0"/>
+          <w:numId w:val="0"/>
+        </w:numPr>
+        <w:rPr>
+          <w:rFonts w:asciiTheme="majorHAnsi" w:hAnsiTheme="majorHAnsi"/>
+          <w:sz w:val="24"/>
+          <w:szCs w:val="24"/>
+        </w:rPr>
+      </w:pPr>
+    </w:p>
+    <w:p>
+      <w:pPr>
+        <w:pStyle w:val="Heading1"/>
+        <w:numPr>
+          <w:ilvl w:val="0"/>
+          <w:numId w:val="44"/>
+        </w:numPr>
+        <w:rPr>
+          <w:rFonts w:asciiTheme="majorHAnsi" w:hAnsiTheme="majorHAnsi"/>
+          <w:sz w:val="24"/>
+          <w:szCs w:val="24"/>
+        </w:rPr>
+      </w:pPr>
+      <w:r>
+        <w:rPr>
+          <w:rFonts w:asciiTheme="majorHAnsi" w:hAnsiTheme="majorHAnsi"/>
+          <w:sz w:val="24"/>
+          <w:szCs w:val="24"/>
+        </w:rPr>
+        <w:t>Bowling game implementation file (bowling_game.py)</w:t>
+      </w:r>
+    </w:p>
+    <w:p>
+      <w:pPr>
+        <w:pStyle w:val="Heading1"/>
+        <w:numPr>
+          <w:ilvl w:val="0"/>
+          <w:numId w:val="44"/>
+        </w:numPr>
+        <w:rPr>
+          <w:rFonts w:asciiTheme="majorHAnsi" w:hAnsiTheme="majorHAnsi"/>
+          <w:sz w:val="24"/>
+          <w:szCs w:val="24"/>
+        </w:rPr>
+      </w:pPr>
+      <w:r>
+        <w:rPr>
+          <w:rFonts w:asciiTheme="majorHAnsi" w:hAnsiTheme="majorHAnsi"/>
+          <w:sz w:val="24"/>
+          <w:szCs w:val="24"/>
+        </w:rPr>
+        <w:t>Unit test file (test_bowling_game.py)</w:t>
+      </w:r>
+    </w:p>
+    <w:p>
+      <w:pPr>
+        <w:pStyle w:val="Heading1"/>
+        <w:numPr>
+          <w:ilvl w:val="0"/>
+          <w:numId w:val="44"/>
+        </w:numPr>
+        <w:rPr>
+          <w:rFonts w:asciiTheme="majorHAnsi" w:hAnsiTheme="majorHAnsi"/>
+          <w:sz w:val="24"/>
+          <w:szCs w:val="24"/>
+        </w:rPr>
+      </w:pPr>
+      <w:r>
+        <w:rPr>
+          <w:rFonts w:asciiTheme="majorHAnsi" w:hAnsiTheme="majorHAnsi"/>
+          <w:sz w:val="24"/>
+          <w:szCs w:val="24"/>
+        </w:rPr>
+        <w:t>Screenshot of test results showing all tests passed</w:t>
+      </w:r>
+    </w:p>
+    <w:p>
+      <w:pPr>
+        <w:pStyle w:val="Heading1"/>
+        <w:numPr>
+          <w:ilvl w:val="0"/>
+          <w:numId w:val="44"/>
+        </w:numPr>
+        <w:rPr>
+          <w:rFonts w:asciiTheme="majorHAnsi" w:hAnsiTheme="majorHAnsi"/>
+          <w:sz w:val="24"/>
+          <w:szCs w:val="24"/>
+        </w:rPr>
+      </w:pPr>
+      <w:r>
+        <w:rPr>
+          <w:rFonts w:asciiTheme="majorHAnsi" w:hAnsiTheme="majorHAnsi"/>
+          <w:sz w:val="24"/>
+          <w:szCs w:val="24"/>
+        </w:rPr>
+        <w:t xml:space="preserve">Screenshot of errors found during testing </w:t>
+      </w:r>
+    </w:p>
+    <w:p>
+      <w:pPr>
+        <w:pStyle w:val="Heading1"/>
+        <w:numPr>
+          <w:ilvl w:val="0"/>
+          <w:numId w:val="44"/>
+        </w:numPr>
+        <w:rPr>
+          <w:rFonts w:asciiTheme="majorHAnsi" w:hAnsiTheme="majorHAnsi"/>
+          <w:sz w:val="24"/>
+          <w:szCs w:val="24"/>
+        </w:rPr>
+      </w:pPr>
+      <w:r>
+        <w:rPr>
+          <w:rFonts w:asciiTheme="majorHAnsi" w:hAnsiTheme="majorHAnsi"/>
+          <w:sz w:val="24"/>
+          <w:szCs w:val="24"/>
+        </w:rPr>
+        <w:t>Git commit history screenshots</w:t>
+      </w:r>
+    </w:p>
+    <w:p>
+      <w:pPr>
+        <w:pStyle w:val="Heading1"/>
+        <w:numPr>
+          <w:ilvl w:val="0"/>
+          <w:numId w:val="44"/>
+        </w:numPr>
+        <w:rPr>
+          <w:rFonts w:asciiTheme="majorHAnsi" w:hAnsiTheme="majorHAnsi"/>
+          <w:sz w:val="24"/>
+          <w:szCs w:val="24"/>
+        </w:rPr>
+      </w:pPr>
+      <w:r>
+        <w:rPr>
+          <w:rFonts w:asciiTheme="majorHAnsi" w:hAnsiTheme="majorHAnsi"/>
+          <w:sz w:val="24"/>
+          <w:szCs w:val="24"/>
+        </w:rPr>
+        <w:t>GitHub repository link</w:t>
+      </w:r>
+    </w:p>
+    <w:p>
+      <w:pPr>
+        <w:pStyle w:val="Heading1"/>
+        <w:numPr>
+          <w:ilvl w:val="0"/>
+          <w:numId w:val="44"/>
+        </w:numPr>
+        <w:rPr>
+          <w:rFonts w:asciiTheme="majorHAnsi" w:hAnsiTheme="majorHAnsi"/>
+          <w:sz w:val="24"/>
+          <w:szCs w:val="24"/>
+        </w:rPr>
+      </w:pPr>
+      <w:r>
+        <w:rPr>
+          <w:rFonts w:asciiTheme="majorHAnsi" w:hAnsiTheme="majorHAnsi"/>
+          <w:sz w:val="24"/>
+          <w:szCs w:val="24"/>
+        </w:rPr>
+        <w:t>Final test plan document</w:t>
+      </w:r>
+    </w:p>
+    <w:p>
+      <w:pPr>
+        <w:pStyle w:val="Heading1"/>
+        <w:numPr>
+          <w:ilvl w:val="0"/>
+          <w:numId w:val="44"/>
+        </w:numPr>
+        <w:rPr>
+          <w:rFonts w:asciiTheme="majorHAnsi" w:hAnsiTheme="majorHAnsi"/>
+          <w:sz w:val="24"/>
+          <w:szCs w:val="24"/>
+        </w:rPr>
+      </w:pPr>
+      <w:r>
+        <w:rPr>
+          <w:rFonts w:asciiTheme="majorHAnsi" w:hAnsiTheme="majorHAnsi"/>
+          <w:sz w:val="24"/>
+          <w:szCs w:val="24"/>
+        </w:rPr>
+        <w:t>Summary report</w:t>
+      </w:r>
+    </w:p>
+    <w:p>
+      <w:pPr>
+        <w:pStyle w:val="Heading1"/>
+        <w:numPr>
+          <w:ilvl w:val="0"/>
+          <w:numId w:val="44"/>
+        </w:numPr>
+        <w:rPr>
+          <w:rFonts w:asciiTheme="majorHAnsi" w:hAnsiTheme="majorHAnsi"/>
+          <w:sz w:val="24"/>
+          <w:szCs w:val="24"/>
+        </w:rPr>
+      </w:pPr>
+      <w:r>
+        <w:rPr>
+          <w:rFonts w:asciiTheme="majorHAnsi" w:hAnsiTheme="majorHAnsi"/>
+          <w:sz w:val="24"/>
+          <w:szCs w:val="24"/>
+        </w:rPr>
+        <w:t xml:space="preserve"> Python documentation</w:t>
+      </w:r>
     </w:p>
     <w:p>
       <w:pPr>
@@ -1535,41 +2707,12 @@
           <w:numId w:val="0"/>
         </w:numPr>
         <w:ind w:left="360"/>
-      </w:pPr>
-      <w:r>
-        <w:rPr>
-          <w:sz w:val="28"/>
-          <w:szCs w:val="28"/>
-        </w:rPr>
-        <w:t>The follo</w:t>
-      </w:r>
-      <w:r>
-        <w:rPr>
-          <w:sz w:val="28"/>
-          <w:szCs w:val="28"/>
-        </w:rPr>
-        <w:t>wing items were produced during testing:</w:t>
-      </w:r>
-      <w:r>
-        <w:rPr>
-          <w:sz w:val="28"/>
-          <w:szCs w:val="28"/>
-        </w:rPr>
-        <w:br/>
-      </w:r>
-      <w:r>
-        <w:rPr>
-          <w:sz w:val="28"/>
-          <w:szCs w:val="28"/>
-        </w:rPr>
-        <w:br/>
-      </w:r>
-      <w:r>
-        <w:t>unit tes</w:t>
-      </w:r>
-      <w:r>
-        <w:t>t:</w:t>
-      </w:r>
+        <w:rPr>
+          <w:rFonts w:asciiTheme="majorHAnsi" w:hAnsiTheme="majorHAnsi"/>
+          <w:sz w:val="24"/>
+          <w:szCs w:val="24"/>
+        </w:rPr>
+      </w:pPr>
     </w:p>
     <w:p>
       <w:pPr>
@@ -1580,51 +2723,26 @@
         </w:numPr>
         <w:ind w:left="360"/>
         <w:rPr>
-          <w:noProof/>
-          <w:sz w:val="18"/>
-          <w:szCs w:val="18"/>
-        </w:rPr>
-      </w:pPr>
-      <w:r>
-        <w:rPr>
-          <w:sz w:val="18"/>
-          <w:szCs w:val="18"/>
-        </w:rPr>
-        <w:drawing>
-          <wp:inline distT="0" distB="0" distL="0" distR="0" wp14:anchorId="7722C04F" wp14:editId="00585055">
-            <wp:extent cx="6670040" cy="3924935"/>
-            <wp:effectExtent l="0" t="0" r="0" b="0"/>
-            <wp:docPr id="509961621" name="Picture 1"/>
-            <wp:cNvGraphicFramePr>
-              <a:graphicFrameLocks xmlns:a="http://schemas.openxmlformats.org/drawingml/2006/main" noChangeAspect="1"/>
-            </wp:cNvGraphicFramePr>
-            <a:graphic xmlns:a="http://schemas.openxmlformats.org/drawingml/2006/main">
-              <a:graphicData uri="http://schemas.openxmlformats.org/drawingml/2006/picture">
-                <pic:pic xmlns:pic="http://schemas.openxmlformats.org/drawingml/2006/picture">
-                  <pic:nvPicPr>
-                    <pic:cNvPr id="509961621" name=""/>
-                    <pic:cNvPicPr/>
-                  </pic:nvPicPr>
-                  <pic:blipFill>
-                    <a:blip r:embed="rId5"/>
-                    <a:stretch>
-                      <a:fillRect/>
-                    </a:stretch>
-                  </pic:blipFill>
-                  <pic:spPr>
-                    <a:xfrm>
-                      <a:off x="0" y="0"/>
-                      <a:ext cx="6670040" cy="3924935"/>
-                    </a:xfrm>
-                    <a:prstGeom prst="rect">
-                      <a:avLst/>
-                    </a:prstGeom>
-                  </pic:spPr>
-                </pic:pic>
-              </a:graphicData>
-            </a:graphic>
-          </wp:inline>
-        </w:drawing>
+          <w:rFonts w:asciiTheme="majorHAnsi" w:hAnsiTheme="majorHAnsi"/>
+          <w:sz w:val="24"/>
+          <w:szCs w:val="24"/>
+        </w:rPr>
+      </w:pPr>
+      <w:r>
+        <w:rPr>
+          <w:rFonts w:asciiTheme="majorHAnsi" w:hAnsiTheme="majorHAnsi"/>
+          <w:sz w:val="24"/>
+          <w:szCs w:val="24"/>
+        </w:rPr>
+        <w:t xml:space="preserve">7. </w:t>
+      </w:r>
+      <w:r>
+        <w:rPr>
+          <w:rFonts w:asciiTheme="majorHAnsi" w:hAnsiTheme="majorHAnsi"/>
+          <w:sz w:val="24"/>
+          <w:szCs w:val="24"/>
+        </w:rPr>
+        <w:t>Risk Assessment</w:t>
       </w:r>
     </w:p>
     <w:p>
@@ -1636,11 +2754,27 @@
         </w:numPr>
         <w:ind w:left="360"/>
         <w:rPr>
-          <w:noProof/>
-          <w:sz w:val="18"/>
-          <w:szCs w:val="18"/>
-        </w:rPr>
-      </w:pPr>
+          <w:rFonts w:asciiTheme="majorHAnsi" w:hAnsiTheme="majorHAnsi"/>
+          <w:sz w:val="24"/>
+          <w:szCs w:val="24"/>
+        </w:rPr>
+      </w:pPr>
+      <w:r>
+        <w:rPr>
+          <w:rFonts w:asciiTheme="majorHAnsi" w:hAnsiTheme="majorHAnsi"/>
+          <w:sz w:val="24"/>
+          <w:szCs w:val="24"/>
+        </w:rPr>
+        <w:t xml:space="preserve">   </w:t>
+      </w:r>
+      <w:r>
+        <w:rPr>
+          <w:rFonts w:asciiTheme="majorHAnsi" w:hAnsiTheme="majorHAnsi"/>
+          <w:sz w:val="24"/>
+          <w:szCs w:val="24"/>
+        </w:rPr>
+        <w:t>The main risks identified during testing are:</w:t>
+      </w:r>
     </w:p>
     <w:p>
       <w:pPr>
@@ -1649,11 +2783,11 @@
           <w:ilvl w:val="0"/>
           <w:numId w:val="0"/>
         </w:numPr>
-        <w:ind w:left="360"/>
-        <w:rPr>
-          <w:noProof/>
-          <w:sz w:val="18"/>
-          <w:szCs w:val="18"/>
+        <w:ind w:left="720"/>
+        <w:rPr>
+          <w:rFonts w:asciiTheme="majorHAnsi" w:hAnsiTheme="majorHAnsi"/>
+          <w:sz w:val="24"/>
+          <w:szCs w:val="24"/>
         </w:rPr>
       </w:pPr>
     </w:p>
@@ -1664,13 +2798,21 @@
           <w:ilvl w:val="0"/>
           <w:numId w:val="0"/>
         </w:numPr>
-        <w:ind w:left="360"/>
-        <w:rPr>
-          <w:noProof/>
-          <w:sz w:val="18"/>
-          <w:szCs w:val="18"/>
-        </w:rPr>
-      </w:pPr>
+        <w:ind w:left="720"/>
+        <w:rPr>
+          <w:rFonts w:asciiTheme="majorHAnsi" w:hAnsiTheme="majorHAnsi"/>
+          <w:sz w:val="24"/>
+          <w:szCs w:val="24"/>
+        </w:rPr>
+      </w:pPr>
+      <w:r>
+        <w:rPr>
+          <w:rFonts w:asciiTheme="majorHAnsi" w:hAnsiTheme="majorHAnsi"/>
+          <w:sz w:val="24"/>
+          <w:szCs w:val="24"/>
+        </w:rPr>
+        <w:t>1. Incorrect scoring logic</w:t>
+      </w:r>
     </w:p>
     <w:p>
       <w:pPr>
@@ -1679,13 +2821,21 @@
           <w:ilvl w:val="0"/>
           <w:numId w:val="0"/>
         </w:numPr>
-        <w:ind w:left="360"/>
-        <w:rPr>
-          <w:noProof/>
-          <w:sz w:val="18"/>
-          <w:szCs w:val="18"/>
-        </w:rPr>
-      </w:pPr>
+        <w:ind w:left="720"/>
+        <w:rPr>
+          <w:rFonts w:asciiTheme="majorHAnsi" w:hAnsiTheme="majorHAnsi"/>
+          <w:sz w:val="24"/>
+          <w:szCs w:val="24"/>
+        </w:rPr>
+      </w:pPr>
+      <w:r>
+        <w:rPr>
+          <w:rFonts w:asciiTheme="majorHAnsi" w:hAnsiTheme="majorHAnsi"/>
+          <w:sz w:val="24"/>
+          <w:szCs w:val="24"/>
+        </w:rPr>
+        <w:t>This is the highest risk because the main purpose of the program is to calculate bowling scores correctly. This risk was reduced by testing normal games, spares, strikes, consecutive strikes, and perfect game scenarios.</w:t>
+      </w:r>
     </w:p>
     <w:p>
       <w:pPr>
@@ -1694,36 +2844,13 @@
           <w:ilvl w:val="0"/>
           <w:numId w:val="0"/>
         </w:numPr>
-        <w:ind w:left="360"/>
-        <w:rPr>
-          <w:sz w:val="18"/>
-          <w:szCs w:val="18"/>
-        </w:rPr>
-      </w:pPr>
-      <w:r>
-        <w:rPr>
-          <w:noProof/>
-          <w:sz w:val="18"/>
-          <w:szCs w:val="18"/>
-        </w:rPr>
-        <w:t>Bowling</w:t>
-      </w:r>
-      <w:r>
-        <w:rPr>
-          <w:noProof/>
-          <w:sz w:val="18"/>
-          <w:szCs w:val="18"/>
-        </w:rPr>
-        <w:t>_game.py:</w:t>
-      </w:r>
-      <w:r>
-        <w:rPr>
-          <w:noProof/>
-          <w:sz w:val="18"/>
-          <w:szCs w:val="18"/>
-        </w:rPr>
-        <w:br/>
-      </w:r>
+        <w:ind w:left="720"/>
+        <w:rPr>
+          <w:rFonts w:asciiTheme="majorHAnsi" w:hAnsiTheme="majorHAnsi"/>
+          <w:sz w:val="24"/>
+          <w:szCs w:val="24"/>
+        </w:rPr>
+      </w:pPr>
     </w:p>
     <w:p>
       <w:pPr>
@@ -1732,52 +2859,20 @@
           <w:ilvl w:val="0"/>
           <w:numId w:val="0"/>
         </w:numPr>
-        <w:ind w:left="360"/>
-        <w:rPr>
-          <w:sz w:val="18"/>
-          <w:szCs w:val="18"/>
-        </w:rPr>
-      </w:pPr>
-      <w:r>
-        <w:rPr>
-          <w:sz w:val="18"/>
-          <w:szCs w:val="18"/>
-        </w:rPr>
-        <w:drawing>
-          <wp:inline distT="0" distB="0" distL="0" distR="0" wp14:anchorId="5CE4AED2" wp14:editId="4B4C9002">
-            <wp:extent cx="6670040" cy="3589020"/>
-            <wp:effectExtent l="0" t="0" r="0" b="0"/>
-            <wp:docPr id="1001289543" name="Picture 1"/>
-            <wp:cNvGraphicFramePr>
-              <a:graphicFrameLocks xmlns:a="http://schemas.openxmlformats.org/drawingml/2006/main" noChangeAspect="1"/>
-            </wp:cNvGraphicFramePr>
-            <a:graphic xmlns:a="http://schemas.openxmlformats.org/drawingml/2006/main">
-              <a:graphicData uri="http://schemas.openxmlformats.org/drawingml/2006/picture">
-                <pic:pic xmlns:pic="http://schemas.openxmlformats.org/drawingml/2006/picture">
-                  <pic:nvPicPr>
-                    <pic:cNvPr id="1001289543" name=""/>
-                    <pic:cNvPicPr/>
-                  </pic:nvPicPr>
-                  <pic:blipFill>
-                    <a:blip r:embed="rId6"/>
-                    <a:stretch>
-                      <a:fillRect/>
-                    </a:stretch>
-                  </pic:blipFill>
-                  <pic:spPr>
-                    <a:xfrm>
-                      <a:off x="0" y="0"/>
-                      <a:ext cx="6670040" cy="3589020"/>
-                    </a:xfrm>
-                    <a:prstGeom prst="rect">
-                      <a:avLst/>
-                    </a:prstGeom>
-                  </pic:spPr>
-                </pic:pic>
-              </a:graphicData>
-            </a:graphic>
-          </wp:inline>
-        </w:drawing>
+        <w:ind w:left="720"/>
+        <w:rPr>
+          <w:rFonts w:asciiTheme="majorHAnsi" w:hAnsiTheme="majorHAnsi"/>
+          <w:sz w:val="24"/>
+          <w:szCs w:val="24"/>
+        </w:rPr>
+      </w:pPr>
+      <w:r>
+        <w:rPr>
+          <w:rFonts w:asciiTheme="majorHAnsi" w:hAnsiTheme="majorHAnsi"/>
+          <w:sz w:val="24"/>
+          <w:szCs w:val="24"/>
+        </w:rPr>
+        <w:t>2. Invalid input handling</w:t>
       </w:r>
     </w:p>
     <w:p>
@@ -1787,12 +2882,21 @@
           <w:ilvl w:val="0"/>
           <w:numId w:val="0"/>
         </w:numPr>
-        <w:ind w:left="360"/>
-        <w:rPr>
-          <w:sz w:val="18"/>
-          <w:szCs w:val="18"/>
-        </w:rPr>
-      </w:pPr>
+        <w:ind w:left="720"/>
+        <w:rPr>
+          <w:rFonts w:asciiTheme="majorHAnsi" w:hAnsiTheme="majorHAnsi"/>
+          <w:sz w:val="24"/>
+          <w:szCs w:val="24"/>
+        </w:rPr>
+      </w:pPr>
+      <w:r>
+        <w:rPr>
+          <w:rFonts w:asciiTheme="majorHAnsi" w:hAnsiTheme="majorHAnsi"/>
+          <w:sz w:val="24"/>
+          <w:szCs w:val="24"/>
+        </w:rPr>
+        <w:t>There is a risk that the program may accept invalid values such as negative pins, values above 10, or impossible frame totals. This risk was reduced by creating validation test cases.</w:t>
+      </w:r>
     </w:p>
     <w:p>
       <w:pPr>
@@ -1801,92 +2905,13 @@
           <w:ilvl w:val="0"/>
           <w:numId w:val="0"/>
         </w:numPr>
-        <w:ind w:left="360"/>
-        <w:rPr>
-          <w:sz w:val="18"/>
-          <w:szCs w:val="18"/>
-        </w:rPr>
-      </w:pPr>
-    </w:p>
-    <w:p>
-      <w:pPr>
-        <w:pStyle w:val="Heading1"/>
-        <w:rPr>
-          <w:sz w:val="18"/>
-          <w:szCs w:val="18"/>
-          <w:lang w:val="en-NZ"/>
-        </w:rPr>
-      </w:pPr>
-      <w:r>
-        <w:rPr>
-          <w:sz w:val="18"/>
-          <w:szCs w:val="18"/>
-        </w:rPr>
-        <w:lastRenderedPageBreak/>
-        <w:t>Test results:</w:t>
-      </w:r>
-      <w:r>
-        <w:rPr>
-          <w:sz w:val="18"/>
-          <w:szCs w:val="18"/>
-        </w:rPr>
-        <w:br/>
-      </w:r>
-      <w:r>
-        <w:rPr>
-          <w:sz w:val="18"/>
-          <w:szCs w:val="18"/>
-          <w:lang w:val="en-NZ"/>
-        </w:rPr>
-        <w:drawing>
-          <wp:inline distT="0" distB="0" distL="0" distR="0" wp14:anchorId="5B1B7B88" wp14:editId="40721612">
-            <wp:extent cx="6670040" cy="3937635"/>
-            <wp:effectExtent l="0" t="0" r="0" b="5715"/>
-            <wp:docPr id="456541855" name="Picture 2"/>
-            <wp:cNvGraphicFramePr>
-              <a:graphicFrameLocks xmlns:a="http://schemas.openxmlformats.org/drawingml/2006/main" noChangeAspect="1"/>
-            </wp:cNvGraphicFramePr>
-            <a:graphic xmlns:a="http://schemas.openxmlformats.org/drawingml/2006/main">
-              <a:graphicData uri="http://schemas.openxmlformats.org/drawingml/2006/picture">
-                <pic:pic xmlns:pic="http://schemas.openxmlformats.org/drawingml/2006/picture">
-                  <pic:nvPicPr>
-                    <pic:cNvPr id="0" name="Picture 6"/>
-                    <pic:cNvPicPr>
-                      <a:picLocks noChangeAspect="1" noChangeArrowheads="1"/>
-                    </pic:cNvPicPr>
-                  </pic:nvPicPr>
-                  <pic:blipFill>
-                    <a:blip r:embed="rId7">
-                      <a:extLst>
-                        <a:ext uri="{28A0092B-C50C-407E-A947-70E740481C1C}">
-                          <a14:useLocalDpi xmlns:a14="http://schemas.microsoft.com/office/drawing/2010/main" val="0"/>
-                        </a:ext>
-                      </a:extLst>
-                    </a:blip>
-                    <a:srcRect/>
-                    <a:stretch>
-                      <a:fillRect/>
-                    </a:stretch>
-                  </pic:blipFill>
-                  <pic:spPr bwMode="auto">
-                    <a:xfrm>
-                      <a:off x="0" y="0"/>
-                      <a:ext cx="6670040" cy="3937635"/>
-                    </a:xfrm>
-                    <a:prstGeom prst="rect">
-                      <a:avLst/>
-                    </a:prstGeom>
-                    <a:noFill/>
-                    <a:ln>
-                      <a:noFill/>
-                    </a:ln>
-                  </pic:spPr>
-                </pic:pic>
-              </a:graphicData>
-            </a:graphic>
-          </wp:inline>
-        </w:drawing>
-      </w:r>
+        <w:ind w:left="720"/>
+        <w:rPr>
+          <w:rFonts w:asciiTheme="majorHAnsi" w:hAnsiTheme="majorHAnsi"/>
+          <w:sz w:val="24"/>
+          <w:szCs w:val="24"/>
+        </w:rPr>
+      </w:pPr>
     </w:p>
     <w:p>
       <w:pPr>
@@ -1895,155 +2920,123 @@
           <w:ilvl w:val="0"/>
           <w:numId w:val="0"/>
         </w:numPr>
-        <w:ind w:left="360"/>
-        <w:rPr>
-          <w:sz w:val="18"/>
-          <w:szCs w:val="18"/>
-        </w:rPr>
-      </w:pPr>
-      <w:r>
-        <w:rPr>
-          <w:sz w:val="18"/>
-          <w:szCs w:val="18"/>
-        </w:rPr>
-        <w:br/>
-      </w:r>
-      <w:r>
-        <w:rPr>
-          <w:sz w:val="18"/>
-          <w:szCs w:val="18"/>
-        </w:rPr>
-        <w:br/>
-        <w:t>Errors faced:</w:t>
-      </w:r>
-      <w:r>
-        <w:rPr>
-          <w:sz w:val="18"/>
-          <w:szCs w:val="18"/>
-        </w:rPr>
-        <w:br/>
-      </w:r>
-      <w:r>
-        <w:rPr>
-          <w:noProof/>
-          <w:sz w:val="18"/>
-          <w:szCs w:val="18"/>
-        </w:rPr>
-        <w:drawing>
-          <wp:inline distT="0" distB="0" distL="0" distR="0" wp14:anchorId="6B78F877" wp14:editId="779F9192">
-            <wp:extent cx="6670040" cy="3281045"/>
-            <wp:effectExtent l="0" t="0" r="0" b="0"/>
-            <wp:docPr id="1445814378" name="Picture 3"/>
-            <wp:cNvGraphicFramePr>
-              <a:graphicFrameLocks xmlns:a="http://schemas.openxmlformats.org/drawingml/2006/main" noChangeAspect="1"/>
-            </wp:cNvGraphicFramePr>
-            <a:graphic xmlns:a="http://schemas.openxmlformats.org/drawingml/2006/main">
-              <a:graphicData uri="http://schemas.openxmlformats.org/drawingml/2006/picture">
-                <pic:pic xmlns:pic="http://schemas.openxmlformats.org/drawingml/2006/picture">
-                  <pic:nvPicPr>
-                    <pic:cNvPr id="0" name="Picture 8"/>
-                    <pic:cNvPicPr>
-                      <a:picLocks noChangeAspect="1" noChangeArrowheads="1"/>
-                    </pic:cNvPicPr>
-                  </pic:nvPicPr>
-                  <pic:blipFill>
-                    <a:blip r:embed="rId8" cstate="print">
-                      <a:extLst>
-                        <a:ext uri="{28A0092B-C50C-407E-A947-70E740481C1C}">
-                          <a14:useLocalDpi xmlns:a14="http://schemas.microsoft.com/office/drawing/2010/main" val="0"/>
-                        </a:ext>
-                      </a:extLst>
-                    </a:blip>
-                    <a:srcRect/>
-                    <a:stretch>
-                      <a:fillRect/>
-                    </a:stretch>
-                  </pic:blipFill>
-                  <pic:spPr bwMode="auto">
-                    <a:xfrm>
-                      <a:off x="0" y="0"/>
-                      <a:ext cx="6670040" cy="3281045"/>
-                    </a:xfrm>
-                    <a:prstGeom prst="rect">
-                      <a:avLst/>
-                    </a:prstGeom>
-                    <a:noFill/>
-                    <a:ln>
-                      <a:noFill/>
-                    </a:ln>
-                  </pic:spPr>
-                </pic:pic>
-              </a:graphicData>
-            </a:graphic>
-          </wp:inline>
-        </w:drawing>
-      </w:r>
-    </w:p>
-    <w:p>
-      <w:pPr>
-        <w:pStyle w:val="BodyText"/>
-        <w:ind w:left="1162"/>
-      </w:pPr>
-      <w:r>
-        <w:rPr>
-          <w:noProof/>
-        </w:rPr>
-        <w:lastRenderedPageBreak/>
-        <w:drawing>
-          <wp:inline distT="0" distB="0" distL="0" distR="0" wp14:anchorId="3104A59B" wp14:editId="383A534A">
-            <wp:extent cx="6670040" cy="3015615"/>
-            <wp:effectExtent l="0" t="0" r="0" b="0"/>
-            <wp:docPr id="2091090" name="Picture 2"/>
-            <wp:cNvGraphicFramePr>
-              <a:graphicFrameLocks xmlns:a="http://schemas.openxmlformats.org/drawingml/2006/main" noChangeAspect="1"/>
-            </wp:cNvGraphicFramePr>
-            <a:graphic xmlns:a="http://schemas.openxmlformats.org/drawingml/2006/main">
-              <a:graphicData uri="http://schemas.openxmlformats.org/drawingml/2006/picture">
-                <pic:pic xmlns:pic="http://schemas.openxmlformats.org/drawingml/2006/picture">
-                  <pic:nvPicPr>
-                    <pic:cNvPr id="0" name="Picture 26"/>
-                    <pic:cNvPicPr>
-                      <a:picLocks noChangeAspect="1" noChangeArrowheads="1"/>
-                    </pic:cNvPicPr>
-                  </pic:nvPicPr>
-                  <pic:blipFill>
-                    <a:blip r:embed="rId9">
-                      <a:extLst>
-                        <a:ext uri="{28A0092B-C50C-407E-A947-70E740481C1C}">
-                          <a14:useLocalDpi xmlns:a14="http://schemas.microsoft.com/office/drawing/2010/main" val="0"/>
-                        </a:ext>
-                      </a:extLst>
-                    </a:blip>
-                    <a:srcRect/>
-                    <a:stretch>
-                      <a:fillRect/>
-                    </a:stretch>
-                  </pic:blipFill>
-                  <pic:spPr bwMode="auto">
-                    <a:xfrm>
-                      <a:off x="0" y="0"/>
-                      <a:ext cx="6670040" cy="3015615"/>
-                    </a:xfrm>
-                    <a:prstGeom prst="rect">
-                      <a:avLst/>
-                    </a:prstGeom>
-                    <a:noFill/>
-                    <a:ln>
-                      <a:noFill/>
-                    </a:ln>
-                  </pic:spPr>
-                </pic:pic>
-              </a:graphicData>
-            </a:graphic>
-          </wp:inline>
-        </w:drawing>
-      </w:r>
-    </w:p>
-    <w:p>
-      <w:pPr>
-        <w:pStyle w:val="BodyText"/>
-        <w:ind w:left="1162"/>
-      </w:pPr>
+        <w:ind w:left="720"/>
+        <w:rPr>
+          <w:rFonts w:asciiTheme="majorHAnsi" w:hAnsiTheme="majorHAnsi"/>
+          <w:sz w:val="24"/>
+          <w:szCs w:val="24"/>
+        </w:rPr>
+      </w:pPr>
+      <w:r>
+        <w:rPr>
+          <w:rFonts w:asciiTheme="majorHAnsi" w:hAnsiTheme="majorHAnsi"/>
+          <w:sz w:val="24"/>
+          <w:szCs w:val="24"/>
+        </w:rPr>
+        <w:t>3. Final frame scoring errors</w:t>
+      </w:r>
+    </w:p>
+    <w:p>
+      <w:pPr>
+        <w:pStyle w:val="Heading1"/>
+        <w:numPr>
+          <w:ilvl w:val="0"/>
+          <w:numId w:val="0"/>
+        </w:numPr>
+        <w:ind w:left="720"/>
+        <w:rPr>
+          <w:rFonts w:asciiTheme="majorHAnsi" w:hAnsiTheme="majorHAnsi"/>
+          <w:sz w:val="24"/>
+          <w:szCs w:val="24"/>
+        </w:rPr>
+      </w:pPr>
+      <w:r>
+        <w:rPr>
+          <w:rFonts w:asciiTheme="majorHAnsi" w:hAnsiTheme="majorHAnsi"/>
+          <w:sz w:val="24"/>
+          <w:szCs w:val="24"/>
+        </w:rPr>
+        <w:t xml:space="preserve">The tenth frame has special bonus rules, so there is a higher chance </w:t>
+      </w:r>
+      <w:proofErr w:type="gramStart"/>
+      <w:r>
+        <w:rPr>
+          <w:rFonts w:asciiTheme="majorHAnsi" w:hAnsiTheme="majorHAnsi"/>
+          <w:sz w:val="24"/>
+          <w:szCs w:val="24"/>
+        </w:rPr>
+        <w:t>of</w:t>
+      </w:r>
+      <w:proofErr w:type="gramEnd"/>
+      <w:r>
+        <w:rPr>
+          <w:rFonts w:asciiTheme="majorHAnsi" w:hAnsiTheme="majorHAnsi"/>
+          <w:sz w:val="24"/>
+          <w:szCs w:val="24"/>
+        </w:rPr>
+        <w:t xml:space="preserve"> mistakes in this area. This risk was reduced by including test cases for spare and strike situations in the final frame.</w:t>
+      </w:r>
+    </w:p>
+    <w:p>
+      <w:pPr>
+        <w:pStyle w:val="Heading1"/>
+        <w:numPr>
+          <w:ilvl w:val="0"/>
+          <w:numId w:val="0"/>
+        </w:numPr>
+        <w:ind w:left="720"/>
+        <w:rPr>
+          <w:rFonts w:asciiTheme="majorHAnsi" w:hAnsiTheme="majorHAnsi"/>
+          <w:sz w:val="24"/>
+          <w:szCs w:val="24"/>
+        </w:rPr>
+      </w:pPr>
+    </w:p>
+    <w:p>
+      <w:pPr>
+        <w:pStyle w:val="Heading1"/>
+        <w:numPr>
+          <w:ilvl w:val="0"/>
+          <w:numId w:val="0"/>
+        </w:numPr>
+        <w:ind w:left="720"/>
+        <w:rPr>
+          <w:rFonts w:asciiTheme="majorHAnsi" w:hAnsiTheme="majorHAnsi"/>
+          <w:sz w:val="24"/>
+          <w:szCs w:val="24"/>
+        </w:rPr>
+      </w:pPr>
+      <w:r>
+        <w:rPr>
+          <w:rFonts w:asciiTheme="majorHAnsi" w:hAnsiTheme="majorHAnsi"/>
+          <w:sz w:val="24"/>
+          <w:szCs w:val="24"/>
+        </w:rPr>
+        <w:t>4. Runtime errors</w:t>
+      </w:r>
+    </w:p>
+    <w:p>
+      <w:pPr>
+        <w:pStyle w:val="Heading1"/>
+        <w:numPr>
+          <w:ilvl w:val="0"/>
+          <w:numId w:val="0"/>
+        </w:numPr>
+        <w:ind w:left="720"/>
+        <w:rPr>
+          <w:rFonts w:asciiTheme="majorHAnsi" w:hAnsiTheme="majorHAnsi"/>
+          <w:sz w:val="24"/>
+          <w:szCs w:val="24"/>
+        </w:rPr>
+      </w:pPr>
+      <w:r>
+        <w:rPr>
+          <w:rFonts w:asciiTheme="majorHAnsi" w:hAnsiTheme="majorHAnsi"/>
+          <w:sz w:val="24"/>
+          <w:szCs w:val="24"/>
+        </w:rPr>
+        <w:t>There is a risk of code crashing during scoring if later rolls are accessed incorrectly. This risk was reduced by testing edge cases and fixing boundary-related issues found during testing.</w:t>
+      </w:r>
     </w:p>
     <w:sectPr>
       <w:pgSz w:w="11920" w:h="16860"/>
@@ -2057,6 +3050,321 @@
 <file path=word/numbering.xml><?xml version="1.0" encoding="utf-8"?>
 <w:numbering xmlns:wpc="http://schemas.microsoft.com/office/word/2010/wordprocessingCanvas" xmlns:cx="http://schemas.microsoft.com/office/drawing/2014/chartex" xmlns:cx1="http://schemas.microsoft.com/office/drawing/2015/9/8/chartex" xmlns:cx2="http://schemas.microsoft.com/office/drawing/2015/10/21/chartex" xmlns:cx3="http://schemas.microsoft.com/office/drawing/2016/5/9/chartex" xmlns:cx4="http://schemas.microsoft.com/office/drawing/2016/5/10/chartex" xmlns:cx5="http://schemas.microsoft.com/office/drawing/2016/5/11/chartex" xmlns:cx6="http://schemas.microsoft.com/office/drawing/2016/5/12/chartex" xmlns:cx7="http://schemas.microsoft.com/office/drawing/2016/5/13/chartex" xmlns:cx8="http://schemas.microsoft.com/office/drawing/2016/5/14/chartex" xmlns:mc="http://schemas.openxmlformats.org/markup-compatibility/2006" xmlns:aink="http://schemas.microsoft.com/office/drawing/2016/ink" xmlns:am3d="http://schemas.microsoft.com/office/drawing/2017/model3d" xmlns:o="urn:schemas-microsoft-com:office:office" xmlns:oel="http://schemas.microsoft.com/office/2019/extlst" xmlns:r="http://schemas.openxmlformats.org/officeDocument/2006/relationships" xmlns:m="http://schemas.openxmlformats.org/officeDocument/2006/math" xmlns:v="urn:schemas-microsoft-com:vml" xmlns:wp14="http://schemas.microsoft.com/office/word/2010/wordprocessingDrawing" xmlns:wp="http://schemas.openxmlformats.org/drawingml/2006/wordprocessingDrawing" xmlns:w10="urn:schemas-microsoft-com:office:word" xmlns:w="http://schemas.openxmlformats.org/wordprocessingml/2006/main" xmlns:w14="http://schemas.microsoft.com/office/word/2010/wordml" xmlns:w15="http://schemas.microsoft.com/office/word/2012/wordml" xmlns:w16cex="http://schemas.microsoft.com/office/word/2018/wordml/cex" xmlns:w16cid="http://schemas.microsoft.com/office/word/2016/wordml/cid" xmlns:w16="http://schemas.microsoft.com/office/word/2018/wordml" xmlns:w16du="http://schemas.microsoft.com/office/word/2023/wordml/word16du" xmlns:w16sdtdh="http://schemas.microsoft.com/office/word/2020/wordml/sdtdatahash" xmlns:w16sdtfl="http://schemas.microsoft.com/office/word/2024/wordml/sdtformatlock" xmlns:w16se="http://schemas.microsoft.com/office/word/2015/wordml/symex" xmlns:wpg="http://schemas.microsoft.com/office/word/2010/wordprocessingGroup" xmlns:wpi="http://schemas.microsoft.com/office/word/2010/wordprocessingInk" xmlns:wne="http://schemas.microsoft.com/office/word/2006/wordml" xmlns:wps="http://schemas.microsoft.com/office/word/2010/wordprocessingShape" mc:Ignorable="w14 w15 w16se w16cid w16 w16cex w16sdtdh w16sdtfl w16du wp14">
   <w:abstractNum w:abstractNumId="0" w15:restartNumberingAfterBreak="0">
+    <w:nsid w:val="007834C5"/>
+    <w:multiLevelType w:val="hybridMultilevel"/>
+    <w:tmpl w:val="5EDA4582"/>
+    <w:lvl w:ilvl="0" w:tplc="1409000B">
+      <w:start w:val="1"/>
+      <w:numFmt w:val="bullet"/>
+      <w:lvlText w:val=""/>
+      <w:lvlJc w:val="left"/>
+      <w:pPr>
+        <w:ind w:left="720" w:hanging="360"/>
+      </w:pPr>
+      <w:rPr>
+        <w:rFonts w:ascii="Wingdings" w:hAnsi="Wingdings" w:hint="default"/>
+      </w:rPr>
+    </w:lvl>
+    <w:lvl w:ilvl="1" w:tplc="14090003" w:tentative="1">
+      <w:start w:val="1"/>
+      <w:numFmt w:val="bullet"/>
+      <w:lvlText w:val="o"/>
+      <w:lvlJc w:val="left"/>
+      <w:pPr>
+        <w:ind w:left="1440" w:hanging="360"/>
+      </w:pPr>
+      <w:rPr>
+        <w:rFonts w:ascii="Courier New" w:hAnsi="Courier New" w:cs="Courier New" w:hint="default"/>
+      </w:rPr>
+    </w:lvl>
+    <w:lvl w:ilvl="2" w:tplc="14090005" w:tentative="1">
+      <w:start w:val="1"/>
+      <w:numFmt w:val="bullet"/>
+      <w:lvlText w:val=""/>
+      <w:lvlJc w:val="left"/>
+      <w:pPr>
+        <w:ind w:left="2160" w:hanging="360"/>
+      </w:pPr>
+      <w:rPr>
+        <w:rFonts w:ascii="Wingdings" w:hAnsi="Wingdings" w:hint="default"/>
+      </w:rPr>
+    </w:lvl>
+    <w:lvl w:ilvl="3" w:tplc="14090001" w:tentative="1">
+      <w:start w:val="1"/>
+      <w:numFmt w:val="bullet"/>
+      <w:lvlText w:val=""/>
+      <w:lvlJc w:val="left"/>
+      <w:pPr>
+        <w:ind w:left="2880" w:hanging="360"/>
+      </w:pPr>
+      <w:rPr>
+        <w:rFonts w:ascii="Symbol" w:hAnsi="Symbol" w:hint="default"/>
+      </w:rPr>
+    </w:lvl>
+    <w:lvl w:ilvl="4" w:tplc="14090003" w:tentative="1">
+      <w:start w:val="1"/>
+      <w:numFmt w:val="bullet"/>
+      <w:lvlText w:val="o"/>
+      <w:lvlJc w:val="left"/>
+      <w:pPr>
+        <w:ind w:left="3600" w:hanging="360"/>
+      </w:pPr>
+      <w:rPr>
+        <w:rFonts w:ascii="Courier New" w:hAnsi="Courier New" w:cs="Courier New" w:hint="default"/>
+      </w:rPr>
+    </w:lvl>
+    <w:lvl w:ilvl="5" w:tplc="14090005" w:tentative="1">
+      <w:start w:val="1"/>
+      <w:numFmt w:val="bullet"/>
+      <w:lvlText w:val=""/>
+      <w:lvlJc w:val="left"/>
+      <w:pPr>
+        <w:ind w:left="4320" w:hanging="360"/>
+      </w:pPr>
+      <w:rPr>
+        <w:rFonts w:ascii="Wingdings" w:hAnsi="Wingdings" w:hint="default"/>
+      </w:rPr>
+    </w:lvl>
+    <w:lvl w:ilvl="6" w:tplc="14090001" w:tentative="1">
+      <w:start w:val="1"/>
+      <w:numFmt w:val="bullet"/>
+      <w:lvlText w:val=""/>
+      <w:lvlJc w:val="left"/>
+      <w:pPr>
+        <w:ind w:left="5040" w:hanging="360"/>
+      </w:pPr>
+      <w:rPr>
+        <w:rFonts w:ascii="Symbol" w:hAnsi="Symbol" w:hint="default"/>
+      </w:rPr>
+    </w:lvl>
+    <w:lvl w:ilvl="7" w:tplc="14090003" w:tentative="1">
+      <w:start w:val="1"/>
+      <w:numFmt w:val="bullet"/>
+      <w:lvlText w:val="o"/>
+      <w:lvlJc w:val="left"/>
+      <w:pPr>
+        <w:ind w:left="5760" w:hanging="360"/>
+      </w:pPr>
+      <w:rPr>
+        <w:rFonts w:ascii="Courier New" w:hAnsi="Courier New" w:cs="Courier New" w:hint="default"/>
+      </w:rPr>
+    </w:lvl>
+    <w:lvl w:ilvl="8" w:tplc="14090005" w:tentative="1">
+      <w:start w:val="1"/>
+      <w:numFmt w:val="bullet"/>
+      <w:lvlText w:val=""/>
+      <w:lvlJc w:val="left"/>
+      <w:pPr>
+        <w:ind w:left="6480" w:hanging="360"/>
+      </w:pPr>
+      <w:rPr>
+        <w:rFonts w:ascii="Wingdings" w:hAnsi="Wingdings" w:hint="default"/>
+      </w:rPr>
+    </w:lvl>
+  </w:abstractNum>
+  <w:abstractNum w:abstractNumId="1" w15:restartNumberingAfterBreak="0">
+    <w:nsid w:val="01512C67"/>
+    <w:multiLevelType w:val="hybridMultilevel"/>
+    <w:tmpl w:val="706C62FC"/>
+    <w:lvl w:ilvl="0" w:tplc="1409000B">
+      <w:start w:val="1"/>
+      <w:numFmt w:val="bullet"/>
+      <w:lvlText w:val=""/>
+      <w:lvlJc w:val="left"/>
+      <w:pPr>
+        <w:ind w:left="720" w:hanging="360"/>
+      </w:pPr>
+      <w:rPr>
+        <w:rFonts w:ascii="Wingdings" w:hAnsi="Wingdings" w:hint="default"/>
+      </w:rPr>
+    </w:lvl>
+    <w:lvl w:ilvl="1" w:tplc="14090003" w:tentative="1">
+      <w:start w:val="1"/>
+      <w:numFmt w:val="bullet"/>
+      <w:lvlText w:val="o"/>
+      <w:lvlJc w:val="left"/>
+      <w:pPr>
+        <w:ind w:left="1440" w:hanging="360"/>
+      </w:pPr>
+      <w:rPr>
+        <w:rFonts w:ascii="Courier New" w:hAnsi="Courier New" w:cs="Courier New" w:hint="default"/>
+      </w:rPr>
+    </w:lvl>
+    <w:lvl w:ilvl="2" w:tplc="14090005" w:tentative="1">
+      <w:start w:val="1"/>
+      <w:numFmt w:val="bullet"/>
+      <w:lvlText w:val=""/>
+      <w:lvlJc w:val="left"/>
+      <w:pPr>
+        <w:ind w:left="2160" w:hanging="360"/>
+      </w:pPr>
+      <w:rPr>
+        <w:rFonts w:ascii="Wingdings" w:hAnsi="Wingdings" w:hint="default"/>
+      </w:rPr>
+    </w:lvl>
+    <w:lvl w:ilvl="3" w:tplc="14090001" w:tentative="1">
+      <w:start w:val="1"/>
+      <w:numFmt w:val="bullet"/>
+      <w:lvlText w:val=""/>
+      <w:lvlJc w:val="left"/>
+      <w:pPr>
+        <w:ind w:left="2880" w:hanging="360"/>
+      </w:pPr>
+      <w:rPr>
+        <w:rFonts w:ascii="Symbol" w:hAnsi="Symbol" w:hint="default"/>
+      </w:rPr>
+    </w:lvl>
+    <w:lvl w:ilvl="4" w:tplc="14090003" w:tentative="1">
+      <w:start w:val="1"/>
+      <w:numFmt w:val="bullet"/>
+      <w:lvlText w:val="o"/>
+      <w:lvlJc w:val="left"/>
+      <w:pPr>
+        <w:ind w:left="3600" w:hanging="360"/>
+      </w:pPr>
+      <w:rPr>
+        <w:rFonts w:ascii="Courier New" w:hAnsi="Courier New" w:cs="Courier New" w:hint="default"/>
+      </w:rPr>
+    </w:lvl>
+    <w:lvl w:ilvl="5" w:tplc="14090005" w:tentative="1">
+      <w:start w:val="1"/>
+      <w:numFmt w:val="bullet"/>
+      <w:lvlText w:val=""/>
+      <w:lvlJc w:val="left"/>
+      <w:pPr>
+        <w:ind w:left="4320" w:hanging="360"/>
+      </w:pPr>
+      <w:rPr>
+        <w:rFonts w:ascii="Wingdings" w:hAnsi="Wingdings" w:hint="default"/>
+      </w:rPr>
+    </w:lvl>
+    <w:lvl w:ilvl="6" w:tplc="14090001" w:tentative="1">
+      <w:start w:val="1"/>
+      <w:numFmt w:val="bullet"/>
+      <w:lvlText w:val=""/>
+      <w:lvlJc w:val="left"/>
+      <w:pPr>
+        <w:ind w:left="5040" w:hanging="360"/>
+      </w:pPr>
+      <w:rPr>
+        <w:rFonts w:ascii="Symbol" w:hAnsi="Symbol" w:hint="default"/>
+      </w:rPr>
+    </w:lvl>
+    <w:lvl w:ilvl="7" w:tplc="14090003" w:tentative="1">
+      <w:start w:val="1"/>
+      <w:numFmt w:val="bullet"/>
+      <w:lvlText w:val="o"/>
+      <w:lvlJc w:val="left"/>
+      <w:pPr>
+        <w:ind w:left="5760" w:hanging="360"/>
+      </w:pPr>
+      <w:rPr>
+        <w:rFonts w:ascii="Courier New" w:hAnsi="Courier New" w:cs="Courier New" w:hint="default"/>
+      </w:rPr>
+    </w:lvl>
+    <w:lvl w:ilvl="8" w:tplc="14090005" w:tentative="1">
+      <w:start w:val="1"/>
+      <w:numFmt w:val="bullet"/>
+      <w:lvlText w:val=""/>
+      <w:lvlJc w:val="left"/>
+      <w:pPr>
+        <w:ind w:left="6480" w:hanging="360"/>
+      </w:pPr>
+      <w:rPr>
+        <w:rFonts w:ascii="Wingdings" w:hAnsi="Wingdings" w:hint="default"/>
+      </w:rPr>
+    </w:lvl>
+  </w:abstractNum>
+  <w:abstractNum w:abstractNumId="2" w15:restartNumberingAfterBreak="0">
+    <w:nsid w:val="02936881"/>
+    <w:multiLevelType w:val="hybridMultilevel"/>
+    <w:tmpl w:val="E648E450"/>
+    <w:lvl w:ilvl="0" w:tplc="1409000F">
+      <w:start w:val="1"/>
+      <w:numFmt w:val="decimal"/>
+      <w:lvlText w:val="%1."/>
+      <w:lvlJc w:val="left"/>
+      <w:pPr>
+        <w:ind w:left="720" w:hanging="360"/>
+      </w:pPr>
+      <w:rPr>
+        <w:rFonts w:hint="default"/>
+      </w:rPr>
+    </w:lvl>
+    <w:lvl w:ilvl="1" w:tplc="14090019" w:tentative="1">
+      <w:start w:val="1"/>
+      <w:numFmt w:val="lowerLetter"/>
+      <w:lvlText w:val="%2."/>
+      <w:lvlJc w:val="left"/>
+      <w:pPr>
+        <w:ind w:left="1440" w:hanging="360"/>
+      </w:pPr>
+    </w:lvl>
+    <w:lvl w:ilvl="2" w:tplc="1409001B" w:tentative="1">
+      <w:start w:val="1"/>
+      <w:numFmt w:val="lowerRoman"/>
+      <w:lvlText w:val="%3."/>
+      <w:lvlJc w:val="right"/>
+      <w:pPr>
+        <w:ind w:left="2160" w:hanging="180"/>
+      </w:pPr>
+    </w:lvl>
+    <w:lvl w:ilvl="3" w:tplc="1409000F" w:tentative="1">
+      <w:start w:val="1"/>
+      <w:numFmt w:val="decimal"/>
+      <w:lvlText w:val="%4."/>
+      <w:lvlJc w:val="left"/>
+      <w:pPr>
+        <w:ind w:left="2880" w:hanging="360"/>
+      </w:pPr>
+    </w:lvl>
+    <w:lvl w:ilvl="4" w:tplc="14090019" w:tentative="1">
+      <w:start w:val="1"/>
+      <w:numFmt w:val="lowerLetter"/>
+      <w:lvlText w:val="%5."/>
+      <w:lvlJc w:val="left"/>
+      <w:pPr>
+        <w:ind w:left="3600" w:hanging="360"/>
+      </w:pPr>
+    </w:lvl>
+    <w:lvl w:ilvl="5" w:tplc="1409001B" w:tentative="1">
+      <w:start w:val="1"/>
+      <w:numFmt w:val="lowerRoman"/>
+      <w:lvlText w:val="%6."/>
+      <w:lvlJc w:val="right"/>
+      <w:pPr>
+        <w:ind w:left="4320" w:hanging="180"/>
+      </w:pPr>
+    </w:lvl>
+    <w:lvl w:ilvl="6" w:tplc="1409000F" w:tentative="1">
+      <w:start w:val="1"/>
+      <w:numFmt w:val="decimal"/>
+      <w:lvlText w:val="%7."/>
+      <w:lvlJc w:val="left"/>
+      <w:pPr>
+        <w:ind w:left="5040" w:hanging="360"/>
+      </w:pPr>
+    </w:lvl>
+    <w:lvl w:ilvl="7" w:tplc="14090019" w:tentative="1">
+      <w:start w:val="1"/>
+      <w:numFmt w:val="lowerLetter"/>
+      <w:lvlText w:val="%8."/>
+      <w:lvlJc w:val="left"/>
+      <w:pPr>
+        <w:ind w:left="5760" w:hanging="360"/>
+      </w:pPr>
+    </w:lvl>
+    <w:lvl w:ilvl="8" w:tplc="1409001B" w:tentative="1">
+      <w:start w:val="1"/>
+      <w:numFmt w:val="lowerRoman"/>
+      <w:lvlText w:val="%9."/>
+      <w:lvlJc w:val="right"/>
+      <w:pPr>
+        <w:ind w:left="6480" w:hanging="180"/>
+      </w:pPr>
+    </w:lvl>
+  </w:abstractNum>
+  <w:abstractNum w:abstractNumId="3" w15:restartNumberingAfterBreak="0">
     <w:nsid w:val="03A74548"/>
     <w:multiLevelType w:val="hybridMultilevel"/>
     <w:tmpl w:val="31200982"/>
@@ -2179,7 +3487,7 @@
       </w:rPr>
     </w:lvl>
   </w:abstractNum>
-  <w:abstractNum w:abstractNumId="1" w15:restartNumberingAfterBreak="0">
+  <w:abstractNum w:abstractNumId="4" w15:restartNumberingAfterBreak="0">
     <w:nsid w:val="04420561"/>
     <w:multiLevelType w:val="hybridMultilevel"/>
     <w:tmpl w:val="204C5A92"/>
@@ -2292,7 +3600,7 @@
       </w:rPr>
     </w:lvl>
   </w:abstractNum>
-  <w:abstractNum w:abstractNumId="2" w15:restartNumberingAfterBreak="0">
+  <w:abstractNum w:abstractNumId="5" w15:restartNumberingAfterBreak="0">
     <w:nsid w:val="05584076"/>
     <w:multiLevelType w:val="hybridMultilevel"/>
     <w:tmpl w:val="3AA2E974"/>
@@ -2405,7 +3713,96 @@
       </w:rPr>
     </w:lvl>
   </w:abstractNum>
-  <w:abstractNum w:abstractNumId="3" w15:restartNumberingAfterBreak="0">
+  <w:abstractNum w:abstractNumId="6" w15:restartNumberingAfterBreak="0">
+    <w:nsid w:val="0DA35B4E"/>
+    <w:multiLevelType w:val="hybridMultilevel"/>
+    <w:tmpl w:val="53F2C45C"/>
+    <w:lvl w:ilvl="0" w:tplc="1ADE0822">
+      <w:start w:val="1"/>
+      <w:numFmt w:val="decimal"/>
+      <w:lvlText w:val="%1."/>
+      <w:lvlJc w:val="left"/>
+      <w:pPr>
+        <w:ind w:left="1068" w:hanging="360"/>
+      </w:pPr>
+      <w:rPr>
+        <w:rFonts w:hint="default"/>
+      </w:rPr>
+    </w:lvl>
+    <w:lvl w:ilvl="1" w:tplc="14090019" w:tentative="1">
+      <w:start w:val="1"/>
+      <w:numFmt w:val="lowerLetter"/>
+      <w:lvlText w:val="%2."/>
+      <w:lvlJc w:val="left"/>
+      <w:pPr>
+        <w:ind w:left="1788" w:hanging="360"/>
+      </w:pPr>
+    </w:lvl>
+    <w:lvl w:ilvl="2" w:tplc="1409001B" w:tentative="1">
+      <w:start w:val="1"/>
+      <w:numFmt w:val="lowerRoman"/>
+      <w:lvlText w:val="%3."/>
+      <w:lvlJc w:val="right"/>
+      <w:pPr>
+        <w:ind w:left="2508" w:hanging="180"/>
+      </w:pPr>
+    </w:lvl>
+    <w:lvl w:ilvl="3" w:tplc="1409000F" w:tentative="1">
+      <w:start w:val="1"/>
+      <w:numFmt w:val="decimal"/>
+      <w:lvlText w:val="%4."/>
+      <w:lvlJc w:val="left"/>
+      <w:pPr>
+        <w:ind w:left="3228" w:hanging="360"/>
+      </w:pPr>
+    </w:lvl>
+    <w:lvl w:ilvl="4" w:tplc="14090019" w:tentative="1">
+      <w:start w:val="1"/>
+      <w:numFmt w:val="lowerLetter"/>
+      <w:lvlText w:val="%5."/>
+      <w:lvlJc w:val="left"/>
+      <w:pPr>
+        <w:ind w:left="3948" w:hanging="360"/>
+      </w:pPr>
+    </w:lvl>
+    <w:lvl w:ilvl="5" w:tplc="1409001B" w:tentative="1">
+      <w:start w:val="1"/>
+      <w:numFmt w:val="lowerRoman"/>
+      <w:lvlText w:val="%6."/>
+      <w:lvlJc w:val="right"/>
+      <w:pPr>
+        <w:ind w:left="4668" w:hanging="180"/>
+      </w:pPr>
+    </w:lvl>
+    <w:lvl w:ilvl="6" w:tplc="1409000F" w:tentative="1">
+      <w:start w:val="1"/>
+      <w:numFmt w:val="decimal"/>
+      <w:lvlText w:val="%7."/>
+      <w:lvlJc w:val="left"/>
+      <w:pPr>
+        <w:ind w:left="5388" w:hanging="360"/>
+      </w:pPr>
+    </w:lvl>
+    <w:lvl w:ilvl="7" w:tplc="14090019" w:tentative="1">
+      <w:start w:val="1"/>
+      <w:numFmt w:val="lowerLetter"/>
+      <w:lvlText w:val="%8."/>
+      <w:lvlJc w:val="left"/>
+      <w:pPr>
+        <w:ind w:left="6108" w:hanging="360"/>
+      </w:pPr>
+    </w:lvl>
+    <w:lvl w:ilvl="8" w:tplc="1409001B" w:tentative="1">
+      <w:start w:val="1"/>
+      <w:numFmt w:val="lowerRoman"/>
+      <w:lvlText w:val="%9."/>
+      <w:lvlJc w:val="right"/>
+      <w:pPr>
+        <w:ind w:left="6828" w:hanging="180"/>
+      </w:pPr>
+    </w:lvl>
+  </w:abstractNum>
+  <w:abstractNum w:abstractNumId="7" w15:restartNumberingAfterBreak="0">
     <w:nsid w:val="0FF731CF"/>
     <w:multiLevelType w:val="multilevel"/>
     <w:tmpl w:val="2BBC4690"/>
@@ -2434,7 +3831,6 @@
     <w:lvl w:ilvl="1">
       <w:start w:val="1"/>
       <w:numFmt w:val="decimal"/>
-      <w:pStyle w:val="Heading2"/>
       <w:lvlText w:val="%1.%2"/>
       <w:lvlJc w:val="left"/>
       <w:pPr>
@@ -2549,7 +3945,7 @@
       </w:rPr>
     </w:lvl>
   </w:abstractNum>
-  <w:abstractNum w:abstractNumId="4" w15:restartNumberingAfterBreak="0">
+  <w:abstractNum w:abstractNumId="8" w15:restartNumberingAfterBreak="0">
     <w:nsid w:val="10AB2E59"/>
     <w:multiLevelType w:val="hybridMultilevel"/>
     <w:tmpl w:val="97A40564"/>
@@ -2672,7 +4068,7 @@
       </w:rPr>
     </w:lvl>
   </w:abstractNum>
-  <w:abstractNum w:abstractNumId="5" w15:restartNumberingAfterBreak="0">
+  <w:abstractNum w:abstractNumId="9" w15:restartNumberingAfterBreak="0">
     <w:nsid w:val="148445BB"/>
     <w:multiLevelType w:val="hybridMultilevel"/>
     <w:tmpl w:val="C0F05442"/>
@@ -2785,7 +4181,7 @@
       </w:rPr>
     </w:lvl>
   </w:abstractNum>
-  <w:abstractNum w:abstractNumId="6" w15:restartNumberingAfterBreak="0">
+  <w:abstractNum w:abstractNumId="10" w15:restartNumberingAfterBreak="0">
     <w:nsid w:val="18E2394C"/>
     <w:multiLevelType w:val="hybridMultilevel"/>
     <w:tmpl w:val="9278B3E6"/>
@@ -2898,7 +4294,7 @@
       </w:rPr>
     </w:lvl>
   </w:abstractNum>
-  <w:abstractNum w:abstractNumId="7" w15:restartNumberingAfterBreak="0">
+  <w:abstractNum w:abstractNumId="11" w15:restartNumberingAfterBreak="0">
     <w:nsid w:val="1A392C26"/>
     <w:multiLevelType w:val="hybridMultilevel"/>
     <w:tmpl w:val="DC8C7B9C"/>
@@ -3011,7 +4407,7 @@
       </w:rPr>
     </w:lvl>
   </w:abstractNum>
-  <w:abstractNum w:abstractNumId="8" w15:restartNumberingAfterBreak="0">
+  <w:abstractNum w:abstractNumId="12" w15:restartNumberingAfterBreak="0">
     <w:nsid w:val="1C2616E8"/>
     <w:multiLevelType w:val="hybridMultilevel"/>
     <w:tmpl w:val="0DEA15D4"/>
@@ -3124,7 +4520,322 @@
       </w:rPr>
     </w:lvl>
   </w:abstractNum>
-  <w:abstractNum w:abstractNumId="9" w15:restartNumberingAfterBreak="0">
+  <w:abstractNum w:abstractNumId="13" w15:restartNumberingAfterBreak="0">
+    <w:nsid w:val="1C936979"/>
+    <w:multiLevelType w:val="hybridMultilevel"/>
+    <w:tmpl w:val="213C3ECC"/>
+    <w:lvl w:ilvl="0" w:tplc="1409000B">
+      <w:start w:val="1"/>
+      <w:numFmt w:val="bullet"/>
+      <w:lvlText w:val=""/>
+      <w:lvlJc w:val="left"/>
+      <w:pPr>
+        <w:ind w:left="1428" w:hanging="360"/>
+      </w:pPr>
+      <w:rPr>
+        <w:rFonts w:ascii="Wingdings" w:hAnsi="Wingdings" w:hint="default"/>
+      </w:rPr>
+    </w:lvl>
+    <w:lvl w:ilvl="1" w:tplc="14090003" w:tentative="1">
+      <w:start w:val="1"/>
+      <w:numFmt w:val="bullet"/>
+      <w:lvlText w:val="o"/>
+      <w:lvlJc w:val="left"/>
+      <w:pPr>
+        <w:ind w:left="2148" w:hanging="360"/>
+      </w:pPr>
+      <w:rPr>
+        <w:rFonts w:ascii="Courier New" w:hAnsi="Courier New" w:cs="Courier New" w:hint="default"/>
+      </w:rPr>
+    </w:lvl>
+    <w:lvl w:ilvl="2" w:tplc="14090005" w:tentative="1">
+      <w:start w:val="1"/>
+      <w:numFmt w:val="bullet"/>
+      <w:lvlText w:val=""/>
+      <w:lvlJc w:val="left"/>
+      <w:pPr>
+        <w:ind w:left="2868" w:hanging="360"/>
+      </w:pPr>
+      <w:rPr>
+        <w:rFonts w:ascii="Wingdings" w:hAnsi="Wingdings" w:hint="default"/>
+      </w:rPr>
+    </w:lvl>
+    <w:lvl w:ilvl="3" w:tplc="14090001" w:tentative="1">
+      <w:start w:val="1"/>
+      <w:numFmt w:val="bullet"/>
+      <w:lvlText w:val=""/>
+      <w:lvlJc w:val="left"/>
+      <w:pPr>
+        <w:ind w:left="3588" w:hanging="360"/>
+      </w:pPr>
+      <w:rPr>
+        <w:rFonts w:ascii="Symbol" w:hAnsi="Symbol" w:hint="default"/>
+      </w:rPr>
+    </w:lvl>
+    <w:lvl w:ilvl="4" w:tplc="14090003" w:tentative="1">
+      <w:start w:val="1"/>
+      <w:numFmt w:val="bullet"/>
+      <w:lvlText w:val="o"/>
+      <w:lvlJc w:val="left"/>
+      <w:pPr>
+        <w:ind w:left="4308" w:hanging="360"/>
+      </w:pPr>
+      <w:rPr>
+        <w:rFonts w:ascii="Courier New" w:hAnsi="Courier New" w:cs="Courier New" w:hint="default"/>
+      </w:rPr>
+    </w:lvl>
+    <w:lvl w:ilvl="5" w:tplc="14090005" w:tentative="1">
+      <w:start w:val="1"/>
+      <w:numFmt w:val="bullet"/>
+      <w:lvlText w:val=""/>
+      <w:lvlJc w:val="left"/>
+      <w:pPr>
+        <w:ind w:left="5028" w:hanging="360"/>
+      </w:pPr>
+      <w:rPr>
+        <w:rFonts w:ascii="Wingdings" w:hAnsi="Wingdings" w:hint="default"/>
+      </w:rPr>
+    </w:lvl>
+    <w:lvl w:ilvl="6" w:tplc="14090001" w:tentative="1">
+      <w:start w:val="1"/>
+      <w:numFmt w:val="bullet"/>
+      <w:lvlText w:val=""/>
+      <w:lvlJc w:val="left"/>
+      <w:pPr>
+        <w:ind w:left="5748" w:hanging="360"/>
+      </w:pPr>
+      <w:rPr>
+        <w:rFonts w:ascii="Symbol" w:hAnsi="Symbol" w:hint="default"/>
+      </w:rPr>
+    </w:lvl>
+    <w:lvl w:ilvl="7" w:tplc="14090003" w:tentative="1">
+      <w:start w:val="1"/>
+      <w:numFmt w:val="bullet"/>
+      <w:lvlText w:val="o"/>
+      <w:lvlJc w:val="left"/>
+      <w:pPr>
+        <w:ind w:left="6468" w:hanging="360"/>
+      </w:pPr>
+      <w:rPr>
+        <w:rFonts w:ascii="Courier New" w:hAnsi="Courier New" w:cs="Courier New" w:hint="default"/>
+      </w:rPr>
+    </w:lvl>
+    <w:lvl w:ilvl="8" w:tplc="14090005" w:tentative="1">
+      <w:start w:val="1"/>
+      <w:numFmt w:val="bullet"/>
+      <w:lvlText w:val=""/>
+      <w:lvlJc w:val="left"/>
+      <w:pPr>
+        <w:ind w:left="7188" w:hanging="360"/>
+      </w:pPr>
+      <w:rPr>
+        <w:rFonts w:ascii="Wingdings" w:hAnsi="Wingdings" w:hint="default"/>
+      </w:rPr>
+    </w:lvl>
+  </w:abstractNum>
+  <w:abstractNum w:abstractNumId="14" w15:restartNumberingAfterBreak="0">
+    <w:nsid w:val="1E1C3DF4"/>
+    <w:multiLevelType w:val="hybridMultilevel"/>
+    <w:tmpl w:val="6BF2BA7E"/>
+    <w:lvl w:ilvl="0" w:tplc="1409000F">
+      <w:start w:val="1"/>
+      <w:numFmt w:val="decimal"/>
+      <w:lvlText w:val="%1."/>
+      <w:lvlJc w:val="left"/>
+      <w:pPr>
+        <w:ind w:left="720" w:hanging="360"/>
+      </w:pPr>
+      <w:rPr>
+        <w:rFonts w:hint="default"/>
+      </w:rPr>
+    </w:lvl>
+    <w:lvl w:ilvl="1" w:tplc="14090019" w:tentative="1">
+      <w:start w:val="1"/>
+      <w:numFmt w:val="lowerLetter"/>
+      <w:lvlText w:val="%2."/>
+      <w:lvlJc w:val="left"/>
+      <w:pPr>
+        <w:ind w:left="1440" w:hanging="360"/>
+      </w:pPr>
+    </w:lvl>
+    <w:lvl w:ilvl="2" w:tplc="1409001B" w:tentative="1">
+      <w:start w:val="1"/>
+      <w:numFmt w:val="lowerRoman"/>
+      <w:lvlText w:val="%3."/>
+      <w:lvlJc w:val="right"/>
+      <w:pPr>
+        <w:ind w:left="2160" w:hanging="180"/>
+      </w:pPr>
+    </w:lvl>
+    <w:lvl w:ilvl="3" w:tplc="1409000F" w:tentative="1">
+      <w:start w:val="1"/>
+      <w:numFmt w:val="decimal"/>
+      <w:lvlText w:val="%4."/>
+      <w:lvlJc w:val="left"/>
+      <w:pPr>
+        <w:ind w:left="2880" w:hanging="360"/>
+      </w:pPr>
+    </w:lvl>
+    <w:lvl w:ilvl="4" w:tplc="14090019" w:tentative="1">
+      <w:start w:val="1"/>
+      <w:numFmt w:val="lowerLetter"/>
+      <w:lvlText w:val="%5."/>
+      <w:lvlJc w:val="left"/>
+      <w:pPr>
+        <w:ind w:left="3600" w:hanging="360"/>
+      </w:pPr>
+    </w:lvl>
+    <w:lvl w:ilvl="5" w:tplc="1409001B" w:tentative="1">
+      <w:start w:val="1"/>
+      <w:numFmt w:val="lowerRoman"/>
+      <w:lvlText w:val="%6."/>
+      <w:lvlJc w:val="right"/>
+      <w:pPr>
+        <w:ind w:left="4320" w:hanging="180"/>
+      </w:pPr>
+    </w:lvl>
+    <w:lvl w:ilvl="6" w:tplc="1409000F" w:tentative="1">
+      <w:start w:val="1"/>
+      <w:numFmt w:val="decimal"/>
+      <w:lvlText w:val="%7."/>
+      <w:lvlJc w:val="left"/>
+      <w:pPr>
+        <w:ind w:left="5040" w:hanging="360"/>
+      </w:pPr>
+    </w:lvl>
+    <w:lvl w:ilvl="7" w:tplc="14090019" w:tentative="1">
+      <w:start w:val="1"/>
+      <w:numFmt w:val="lowerLetter"/>
+      <w:lvlText w:val="%8."/>
+      <w:lvlJc w:val="left"/>
+      <w:pPr>
+        <w:ind w:left="5760" w:hanging="360"/>
+      </w:pPr>
+    </w:lvl>
+    <w:lvl w:ilvl="8" w:tplc="1409001B" w:tentative="1">
+      <w:start w:val="1"/>
+      <w:numFmt w:val="lowerRoman"/>
+      <w:lvlText w:val="%9."/>
+      <w:lvlJc w:val="right"/>
+      <w:pPr>
+        <w:ind w:left="6480" w:hanging="180"/>
+      </w:pPr>
+    </w:lvl>
+  </w:abstractNum>
+  <w:abstractNum w:abstractNumId="15" w15:restartNumberingAfterBreak="0">
+    <w:nsid w:val="1EB54E46"/>
+    <w:multiLevelType w:val="hybridMultilevel"/>
+    <w:tmpl w:val="132E47A4"/>
+    <w:lvl w:ilvl="0" w:tplc="14090001">
+      <w:start w:val="1"/>
+      <w:numFmt w:val="bullet"/>
+      <w:lvlText w:val=""/>
+      <w:lvlJc w:val="left"/>
+      <w:pPr>
+        <w:ind w:left="1428" w:hanging="360"/>
+      </w:pPr>
+      <w:rPr>
+        <w:rFonts w:ascii="Symbol" w:hAnsi="Symbol" w:hint="default"/>
+      </w:rPr>
+    </w:lvl>
+    <w:lvl w:ilvl="1" w:tplc="14090003" w:tentative="1">
+      <w:start w:val="1"/>
+      <w:numFmt w:val="bullet"/>
+      <w:lvlText w:val="o"/>
+      <w:lvlJc w:val="left"/>
+      <w:pPr>
+        <w:ind w:left="2148" w:hanging="360"/>
+      </w:pPr>
+      <w:rPr>
+        <w:rFonts w:ascii="Courier New" w:hAnsi="Courier New" w:cs="Courier New" w:hint="default"/>
+      </w:rPr>
+    </w:lvl>
+    <w:lvl w:ilvl="2" w:tplc="14090005" w:tentative="1">
+      <w:start w:val="1"/>
+      <w:numFmt w:val="bullet"/>
+      <w:lvlText w:val=""/>
+      <w:lvlJc w:val="left"/>
+      <w:pPr>
+        <w:ind w:left="2868" w:hanging="360"/>
+      </w:pPr>
+      <w:rPr>
+        <w:rFonts w:ascii="Wingdings" w:hAnsi="Wingdings" w:hint="default"/>
+      </w:rPr>
+    </w:lvl>
+    <w:lvl w:ilvl="3" w:tplc="14090001" w:tentative="1">
+      <w:start w:val="1"/>
+      <w:numFmt w:val="bullet"/>
+      <w:lvlText w:val=""/>
+      <w:lvlJc w:val="left"/>
+      <w:pPr>
+        <w:ind w:left="3588" w:hanging="360"/>
+      </w:pPr>
+      <w:rPr>
+        <w:rFonts w:ascii="Symbol" w:hAnsi="Symbol" w:hint="default"/>
+      </w:rPr>
+    </w:lvl>
+    <w:lvl w:ilvl="4" w:tplc="14090003" w:tentative="1">
+      <w:start w:val="1"/>
+      <w:numFmt w:val="bullet"/>
+      <w:lvlText w:val="o"/>
+      <w:lvlJc w:val="left"/>
+      <w:pPr>
+        <w:ind w:left="4308" w:hanging="360"/>
+      </w:pPr>
+      <w:rPr>
+        <w:rFonts w:ascii="Courier New" w:hAnsi="Courier New" w:cs="Courier New" w:hint="default"/>
+      </w:rPr>
+    </w:lvl>
+    <w:lvl w:ilvl="5" w:tplc="14090005" w:tentative="1">
+      <w:start w:val="1"/>
+      <w:numFmt w:val="bullet"/>
+      <w:lvlText w:val=""/>
+      <w:lvlJc w:val="left"/>
+      <w:pPr>
+        <w:ind w:left="5028" w:hanging="360"/>
+      </w:pPr>
+      <w:rPr>
+        <w:rFonts w:ascii="Wingdings" w:hAnsi="Wingdings" w:hint="default"/>
+      </w:rPr>
+    </w:lvl>
+    <w:lvl w:ilvl="6" w:tplc="14090001" w:tentative="1">
+      <w:start w:val="1"/>
+      <w:numFmt w:val="bullet"/>
+      <w:lvlText w:val=""/>
+      <w:lvlJc w:val="left"/>
+      <w:pPr>
+        <w:ind w:left="5748" w:hanging="360"/>
+      </w:pPr>
+      <w:rPr>
+        <w:rFonts w:ascii="Symbol" w:hAnsi="Symbol" w:hint="default"/>
+      </w:rPr>
+    </w:lvl>
+    <w:lvl w:ilvl="7" w:tplc="14090003" w:tentative="1">
+      <w:start w:val="1"/>
+      <w:numFmt w:val="bullet"/>
+      <w:lvlText w:val="o"/>
+      <w:lvlJc w:val="left"/>
+      <w:pPr>
+        <w:ind w:left="6468" w:hanging="360"/>
+      </w:pPr>
+      <w:rPr>
+        <w:rFonts w:ascii="Courier New" w:hAnsi="Courier New" w:cs="Courier New" w:hint="default"/>
+      </w:rPr>
+    </w:lvl>
+    <w:lvl w:ilvl="8" w:tplc="14090005" w:tentative="1">
+      <w:start w:val="1"/>
+      <w:numFmt w:val="bullet"/>
+      <w:lvlText w:val=""/>
+      <w:lvlJc w:val="left"/>
+      <w:pPr>
+        <w:ind w:left="7188" w:hanging="360"/>
+      </w:pPr>
+      <w:rPr>
+        <w:rFonts w:ascii="Wingdings" w:hAnsi="Wingdings" w:hint="default"/>
+      </w:rPr>
+    </w:lvl>
+  </w:abstractNum>
+  <w:abstractNum w:abstractNumId="16" w15:restartNumberingAfterBreak="0">
     <w:nsid w:val="1F62294D"/>
     <w:multiLevelType w:val="hybridMultilevel"/>
     <w:tmpl w:val="5608C65A"/>
@@ -3247,7 +4958,7 @@
       </w:rPr>
     </w:lvl>
   </w:abstractNum>
-  <w:abstractNum w:abstractNumId="10" w15:restartNumberingAfterBreak="0">
+  <w:abstractNum w:abstractNumId="17" w15:restartNumberingAfterBreak="0">
     <w:nsid w:val="21543B36"/>
     <w:multiLevelType w:val="hybridMultilevel"/>
     <w:tmpl w:val="76A070F8"/>
@@ -3370,7 +5081,120 @@
       </w:rPr>
     </w:lvl>
   </w:abstractNum>
-  <w:abstractNum w:abstractNumId="11" w15:restartNumberingAfterBreak="0">
+  <w:abstractNum w:abstractNumId="18" w15:restartNumberingAfterBreak="0">
+    <w:nsid w:val="21BD1013"/>
+    <w:multiLevelType w:val="hybridMultilevel"/>
+    <w:tmpl w:val="D55CB4EC"/>
+    <w:lvl w:ilvl="0" w:tplc="14090001">
+      <w:start w:val="1"/>
+      <w:numFmt w:val="bullet"/>
+      <w:lvlText w:val=""/>
+      <w:lvlJc w:val="left"/>
+      <w:pPr>
+        <w:ind w:left="1428" w:hanging="360"/>
+      </w:pPr>
+      <w:rPr>
+        <w:rFonts w:ascii="Symbol" w:hAnsi="Symbol" w:hint="default"/>
+      </w:rPr>
+    </w:lvl>
+    <w:lvl w:ilvl="1" w:tplc="14090003" w:tentative="1">
+      <w:start w:val="1"/>
+      <w:numFmt w:val="bullet"/>
+      <w:lvlText w:val="o"/>
+      <w:lvlJc w:val="left"/>
+      <w:pPr>
+        <w:ind w:left="2148" w:hanging="360"/>
+      </w:pPr>
+      <w:rPr>
+        <w:rFonts w:ascii="Courier New" w:hAnsi="Courier New" w:cs="Courier New" w:hint="default"/>
+      </w:rPr>
+    </w:lvl>
+    <w:lvl w:ilvl="2" w:tplc="14090005" w:tentative="1">
+      <w:start w:val="1"/>
+      <w:numFmt w:val="bullet"/>
+      <w:lvlText w:val=""/>
+      <w:lvlJc w:val="left"/>
+      <w:pPr>
+        <w:ind w:left="2868" w:hanging="360"/>
+      </w:pPr>
+      <w:rPr>
+        <w:rFonts w:ascii="Wingdings" w:hAnsi="Wingdings" w:hint="default"/>
+      </w:rPr>
+    </w:lvl>
+    <w:lvl w:ilvl="3" w:tplc="14090001" w:tentative="1">
+      <w:start w:val="1"/>
+      <w:numFmt w:val="bullet"/>
+      <w:lvlText w:val=""/>
+      <w:lvlJc w:val="left"/>
+      <w:pPr>
+        <w:ind w:left="3588" w:hanging="360"/>
+      </w:pPr>
+      <w:rPr>
+        <w:rFonts w:ascii="Symbol" w:hAnsi="Symbol" w:hint="default"/>
+      </w:rPr>
+    </w:lvl>
+    <w:lvl w:ilvl="4" w:tplc="14090003" w:tentative="1">
+      <w:start w:val="1"/>
+      <w:numFmt w:val="bullet"/>
+      <w:lvlText w:val="o"/>
+      <w:lvlJc w:val="left"/>
+      <w:pPr>
+        <w:ind w:left="4308" w:hanging="360"/>
+      </w:pPr>
+      <w:rPr>
+        <w:rFonts w:ascii="Courier New" w:hAnsi="Courier New" w:cs="Courier New" w:hint="default"/>
+      </w:rPr>
+    </w:lvl>
+    <w:lvl w:ilvl="5" w:tplc="14090005" w:tentative="1">
+      <w:start w:val="1"/>
+      <w:numFmt w:val="bullet"/>
+      <w:lvlText w:val=""/>
+      <w:lvlJc w:val="left"/>
+      <w:pPr>
+        <w:ind w:left="5028" w:hanging="360"/>
+      </w:pPr>
+      <w:rPr>
+        <w:rFonts w:ascii="Wingdings" w:hAnsi="Wingdings" w:hint="default"/>
+      </w:rPr>
+    </w:lvl>
+    <w:lvl w:ilvl="6" w:tplc="14090001" w:tentative="1">
+      <w:start w:val="1"/>
+      <w:numFmt w:val="bullet"/>
+      <w:lvlText w:val=""/>
+      <w:lvlJc w:val="left"/>
+      <w:pPr>
+        <w:ind w:left="5748" w:hanging="360"/>
+      </w:pPr>
+      <w:rPr>
+        <w:rFonts w:ascii="Symbol" w:hAnsi="Symbol" w:hint="default"/>
+      </w:rPr>
+    </w:lvl>
+    <w:lvl w:ilvl="7" w:tplc="14090003" w:tentative="1">
+      <w:start w:val="1"/>
+      <w:numFmt w:val="bullet"/>
+      <w:lvlText w:val="o"/>
+      <w:lvlJc w:val="left"/>
+      <w:pPr>
+        <w:ind w:left="6468" w:hanging="360"/>
+      </w:pPr>
+      <w:rPr>
+        <w:rFonts w:ascii="Courier New" w:hAnsi="Courier New" w:cs="Courier New" w:hint="default"/>
+      </w:rPr>
+    </w:lvl>
+    <w:lvl w:ilvl="8" w:tplc="14090005" w:tentative="1">
+      <w:start w:val="1"/>
+      <w:numFmt w:val="bullet"/>
+      <w:lvlText w:val=""/>
+      <w:lvlJc w:val="left"/>
+      <w:pPr>
+        <w:ind w:left="7188" w:hanging="360"/>
+      </w:pPr>
+      <w:rPr>
+        <w:rFonts w:ascii="Wingdings" w:hAnsi="Wingdings" w:hint="default"/>
+      </w:rPr>
+    </w:lvl>
+  </w:abstractNum>
+  <w:abstractNum w:abstractNumId="19" w15:restartNumberingAfterBreak="0">
     <w:nsid w:val="23C32B3B"/>
     <w:multiLevelType w:val="hybridMultilevel"/>
     <w:tmpl w:val="5F666ABC"/>
@@ -3483,7 +5307,7 @@
       </w:rPr>
     </w:lvl>
   </w:abstractNum>
-  <w:abstractNum w:abstractNumId="12" w15:restartNumberingAfterBreak="0">
+  <w:abstractNum w:abstractNumId="20" w15:restartNumberingAfterBreak="0">
     <w:nsid w:val="30684078"/>
     <w:multiLevelType w:val="hybridMultilevel"/>
     <w:tmpl w:val="F9D29AB0"/>
@@ -3596,7 +5420,7 @@
       </w:rPr>
     </w:lvl>
   </w:abstractNum>
-  <w:abstractNum w:abstractNumId="13" w15:restartNumberingAfterBreak="0">
+  <w:abstractNum w:abstractNumId="21" w15:restartNumberingAfterBreak="0">
     <w:nsid w:val="35FD67F7"/>
     <w:multiLevelType w:val="hybridMultilevel"/>
     <w:tmpl w:val="67DA89DA"/>
@@ -3729,7 +5553,7 @@
       </w:rPr>
     </w:lvl>
   </w:abstractNum>
-  <w:abstractNum w:abstractNumId="14" w15:restartNumberingAfterBreak="0">
+  <w:abstractNum w:abstractNumId="22" w15:restartNumberingAfterBreak="0">
     <w:nsid w:val="3A674878"/>
     <w:multiLevelType w:val="hybridMultilevel"/>
     <w:tmpl w:val="DAFA49DC"/>
@@ -3852,7 +5676,7 @@
       </w:rPr>
     </w:lvl>
   </w:abstractNum>
-  <w:abstractNum w:abstractNumId="15" w15:restartNumberingAfterBreak="0">
+  <w:abstractNum w:abstractNumId="23" w15:restartNumberingAfterBreak="0">
     <w:nsid w:val="405F4FA5"/>
     <w:multiLevelType w:val="hybridMultilevel"/>
     <w:tmpl w:val="6166DC1C"/>
@@ -3975,7 +5799,206 @@
       </w:rPr>
     </w:lvl>
   </w:abstractNum>
-  <w:abstractNum w:abstractNumId="16" w15:restartNumberingAfterBreak="0">
+  <w:abstractNum w:abstractNumId="24" w15:restartNumberingAfterBreak="0">
+    <w:nsid w:val="424B0A9D"/>
+    <w:multiLevelType w:val="hybridMultilevel"/>
+    <w:tmpl w:val="D67003F6"/>
+    <w:lvl w:ilvl="0" w:tplc="14090001">
+      <w:start w:val="1"/>
+      <w:numFmt w:val="bullet"/>
+      <w:lvlText w:val=""/>
+      <w:lvlJc w:val="left"/>
+      <w:pPr>
+        <w:ind w:left="1440" w:hanging="360"/>
+      </w:pPr>
+      <w:rPr>
+        <w:rFonts w:ascii="Symbol" w:hAnsi="Symbol" w:hint="default"/>
+      </w:rPr>
+    </w:lvl>
+    <w:lvl w:ilvl="1" w:tplc="14090003" w:tentative="1">
+      <w:start w:val="1"/>
+      <w:numFmt w:val="bullet"/>
+      <w:lvlText w:val="o"/>
+      <w:lvlJc w:val="left"/>
+      <w:pPr>
+        <w:ind w:left="2160" w:hanging="360"/>
+      </w:pPr>
+      <w:rPr>
+        <w:rFonts w:ascii="Courier New" w:hAnsi="Courier New" w:cs="Courier New" w:hint="default"/>
+      </w:rPr>
+    </w:lvl>
+    <w:lvl w:ilvl="2" w:tplc="14090005" w:tentative="1">
+      <w:start w:val="1"/>
+      <w:numFmt w:val="bullet"/>
+      <w:lvlText w:val=""/>
+      <w:lvlJc w:val="left"/>
+      <w:pPr>
+        <w:ind w:left="2880" w:hanging="360"/>
+      </w:pPr>
+      <w:rPr>
+        <w:rFonts w:ascii="Wingdings" w:hAnsi="Wingdings" w:hint="default"/>
+      </w:rPr>
+    </w:lvl>
+    <w:lvl w:ilvl="3" w:tplc="14090001" w:tentative="1">
+      <w:start w:val="1"/>
+      <w:numFmt w:val="bullet"/>
+      <w:lvlText w:val=""/>
+      <w:lvlJc w:val="left"/>
+      <w:pPr>
+        <w:ind w:left="3600" w:hanging="360"/>
+      </w:pPr>
+      <w:rPr>
+        <w:rFonts w:ascii="Symbol" w:hAnsi="Symbol" w:hint="default"/>
+      </w:rPr>
+    </w:lvl>
+    <w:lvl w:ilvl="4" w:tplc="14090003" w:tentative="1">
+      <w:start w:val="1"/>
+      <w:numFmt w:val="bullet"/>
+      <w:lvlText w:val="o"/>
+      <w:lvlJc w:val="left"/>
+      <w:pPr>
+        <w:ind w:left="4320" w:hanging="360"/>
+      </w:pPr>
+      <w:rPr>
+        <w:rFonts w:ascii="Courier New" w:hAnsi="Courier New" w:cs="Courier New" w:hint="default"/>
+      </w:rPr>
+    </w:lvl>
+    <w:lvl w:ilvl="5" w:tplc="14090005" w:tentative="1">
+      <w:start w:val="1"/>
+      <w:numFmt w:val="bullet"/>
+      <w:lvlText w:val=""/>
+      <w:lvlJc w:val="left"/>
+      <w:pPr>
+        <w:ind w:left="5040" w:hanging="360"/>
+      </w:pPr>
+      <w:rPr>
+        <w:rFonts w:ascii="Wingdings" w:hAnsi="Wingdings" w:hint="default"/>
+      </w:rPr>
+    </w:lvl>
+    <w:lvl w:ilvl="6" w:tplc="14090001" w:tentative="1">
+      <w:start w:val="1"/>
+      <w:numFmt w:val="bullet"/>
+      <w:lvlText w:val=""/>
+      <w:lvlJc w:val="left"/>
+      <w:pPr>
+        <w:ind w:left="5760" w:hanging="360"/>
+      </w:pPr>
+      <w:rPr>
+        <w:rFonts w:ascii="Symbol" w:hAnsi="Symbol" w:hint="default"/>
+      </w:rPr>
+    </w:lvl>
+    <w:lvl w:ilvl="7" w:tplc="14090003" w:tentative="1">
+      <w:start w:val="1"/>
+      <w:numFmt w:val="bullet"/>
+      <w:lvlText w:val="o"/>
+      <w:lvlJc w:val="left"/>
+      <w:pPr>
+        <w:ind w:left="6480" w:hanging="360"/>
+      </w:pPr>
+      <w:rPr>
+        <w:rFonts w:ascii="Courier New" w:hAnsi="Courier New" w:cs="Courier New" w:hint="default"/>
+      </w:rPr>
+    </w:lvl>
+    <w:lvl w:ilvl="8" w:tplc="14090005" w:tentative="1">
+      <w:start w:val="1"/>
+      <w:numFmt w:val="bullet"/>
+      <w:lvlText w:val=""/>
+      <w:lvlJc w:val="left"/>
+      <w:pPr>
+        <w:ind w:left="7200" w:hanging="360"/>
+      </w:pPr>
+      <w:rPr>
+        <w:rFonts w:ascii="Wingdings" w:hAnsi="Wingdings" w:hint="default"/>
+      </w:rPr>
+    </w:lvl>
+  </w:abstractNum>
+  <w:abstractNum w:abstractNumId="25" w15:restartNumberingAfterBreak="0">
+    <w:nsid w:val="43560864"/>
+    <w:multiLevelType w:val="hybridMultilevel"/>
+    <w:tmpl w:val="6E8C5CBA"/>
+    <w:lvl w:ilvl="0" w:tplc="1409000F">
+      <w:start w:val="1"/>
+      <w:numFmt w:val="decimal"/>
+      <w:lvlText w:val="%1."/>
+      <w:lvlJc w:val="left"/>
+      <w:pPr>
+        <w:ind w:left="720" w:hanging="360"/>
+      </w:pPr>
+    </w:lvl>
+    <w:lvl w:ilvl="1" w:tplc="14090019" w:tentative="1">
+      <w:start w:val="1"/>
+      <w:numFmt w:val="lowerLetter"/>
+      <w:lvlText w:val="%2."/>
+      <w:lvlJc w:val="left"/>
+      <w:pPr>
+        <w:ind w:left="1440" w:hanging="360"/>
+      </w:pPr>
+    </w:lvl>
+    <w:lvl w:ilvl="2" w:tplc="1409001B" w:tentative="1">
+      <w:start w:val="1"/>
+      <w:numFmt w:val="lowerRoman"/>
+      <w:lvlText w:val="%3."/>
+      <w:lvlJc w:val="right"/>
+      <w:pPr>
+        <w:ind w:left="2160" w:hanging="180"/>
+      </w:pPr>
+    </w:lvl>
+    <w:lvl w:ilvl="3" w:tplc="1409000F" w:tentative="1">
+      <w:start w:val="1"/>
+      <w:numFmt w:val="decimal"/>
+      <w:lvlText w:val="%4."/>
+      <w:lvlJc w:val="left"/>
+      <w:pPr>
+        <w:ind w:left="2880" w:hanging="360"/>
+      </w:pPr>
+    </w:lvl>
+    <w:lvl w:ilvl="4" w:tplc="14090019" w:tentative="1">
+      <w:start w:val="1"/>
+      <w:numFmt w:val="lowerLetter"/>
+      <w:lvlText w:val="%5."/>
+      <w:lvlJc w:val="left"/>
+      <w:pPr>
+        <w:ind w:left="3600" w:hanging="360"/>
+      </w:pPr>
+    </w:lvl>
+    <w:lvl w:ilvl="5" w:tplc="1409001B" w:tentative="1">
+      <w:start w:val="1"/>
+      <w:numFmt w:val="lowerRoman"/>
+      <w:lvlText w:val="%6."/>
+      <w:lvlJc w:val="right"/>
+      <w:pPr>
+        <w:ind w:left="4320" w:hanging="180"/>
+      </w:pPr>
+    </w:lvl>
+    <w:lvl w:ilvl="6" w:tplc="1409000F" w:tentative="1">
+      <w:start w:val="1"/>
+      <w:numFmt w:val="decimal"/>
+      <w:lvlText w:val="%7."/>
+      <w:lvlJc w:val="left"/>
+      <w:pPr>
+        <w:ind w:left="5040" w:hanging="360"/>
+      </w:pPr>
+    </w:lvl>
+    <w:lvl w:ilvl="7" w:tplc="14090019" w:tentative="1">
+      <w:start w:val="1"/>
+      <w:numFmt w:val="lowerLetter"/>
+      <w:lvlText w:val="%8."/>
+      <w:lvlJc w:val="left"/>
+      <w:pPr>
+        <w:ind w:left="5760" w:hanging="360"/>
+      </w:pPr>
+    </w:lvl>
+    <w:lvl w:ilvl="8" w:tplc="1409001B" w:tentative="1">
+      <w:start w:val="1"/>
+      <w:numFmt w:val="lowerRoman"/>
+      <w:lvlText w:val="%9."/>
+      <w:lvlJc w:val="right"/>
+      <w:pPr>
+        <w:ind w:left="6480" w:hanging="180"/>
+      </w:pPr>
+    </w:lvl>
+  </w:abstractNum>
+  <w:abstractNum w:abstractNumId="26" w15:restartNumberingAfterBreak="0">
     <w:nsid w:val="45884531"/>
     <w:multiLevelType w:val="hybridMultilevel"/>
     <w:tmpl w:val="430CA838"/>
@@ -4098,7 +6121,7 @@
       </w:rPr>
     </w:lvl>
   </w:abstractNum>
-  <w:abstractNum w:abstractNumId="17" w15:restartNumberingAfterBreak="0">
+  <w:abstractNum w:abstractNumId="27" w15:restartNumberingAfterBreak="0">
     <w:nsid w:val="459C2B1C"/>
     <w:multiLevelType w:val="hybridMultilevel"/>
     <w:tmpl w:val="2CFC047E"/>
@@ -4221,7 +6244,120 @@
       </w:rPr>
     </w:lvl>
   </w:abstractNum>
-  <w:abstractNum w:abstractNumId="18" w15:restartNumberingAfterBreak="0">
+  <w:abstractNum w:abstractNumId="28" w15:restartNumberingAfterBreak="0">
+    <w:nsid w:val="4A06052C"/>
+    <w:multiLevelType w:val="hybridMultilevel"/>
+    <w:tmpl w:val="52B2DD88"/>
+    <w:lvl w:ilvl="0" w:tplc="14090001">
+      <w:start w:val="1"/>
+      <w:numFmt w:val="bullet"/>
+      <w:lvlText w:val=""/>
+      <w:lvlJc w:val="left"/>
+      <w:pPr>
+        <w:ind w:left="1440" w:hanging="360"/>
+      </w:pPr>
+      <w:rPr>
+        <w:rFonts w:ascii="Symbol" w:hAnsi="Symbol" w:hint="default"/>
+      </w:rPr>
+    </w:lvl>
+    <w:lvl w:ilvl="1" w:tplc="14090003" w:tentative="1">
+      <w:start w:val="1"/>
+      <w:numFmt w:val="bullet"/>
+      <w:lvlText w:val="o"/>
+      <w:lvlJc w:val="left"/>
+      <w:pPr>
+        <w:ind w:left="2160" w:hanging="360"/>
+      </w:pPr>
+      <w:rPr>
+        <w:rFonts w:ascii="Courier New" w:hAnsi="Courier New" w:cs="Courier New" w:hint="default"/>
+      </w:rPr>
+    </w:lvl>
+    <w:lvl w:ilvl="2" w:tplc="14090005" w:tentative="1">
+      <w:start w:val="1"/>
+      <w:numFmt w:val="bullet"/>
+      <w:lvlText w:val=""/>
+      <w:lvlJc w:val="left"/>
+      <w:pPr>
+        <w:ind w:left="2880" w:hanging="360"/>
+      </w:pPr>
+      <w:rPr>
+        <w:rFonts w:ascii="Wingdings" w:hAnsi="Wingdings" w:hint="default"/>
+      </w:rPr>
+    </w:lvl>
+    <w:lvl w:ilvl="3" w:tplc="14090001" w:tentative="1">
+      <w:start w:val="1"/>
+      <w:numFmt w:val="bullet"/>
+      <w:lvlText w:val=""/>
+      <w:lvlJc w:val="left"/>
+      <w:pPr>
+        <w:ind w:left="3600" w:hanging="360"/>
+      </w:pPr>
+      <w:rPr>
+        <w:rFonts w:ascii="Symbol" w:hAnsi="Symbol" w:hint="default"/>
+      </w:rPr>
+    </w:lvl>
+    <w:lvl w:ilvl="4" w:tplc="14090003" w:tentative="1">
+      <w:start w:val="1"/>
+      <w:numFmt w:val="bullet"/>
+      <w:lvlText w:val="o"/>
+      <w:lvlJc w:val="left"/>
+      <w:pPr>
+        <w:ind w:left="4320" w:hanging="360"/>
+      </w:pPr>
+      <w:rPr>
+        <w:rFonts w:ascii="Courier New" w:hAnsi="Courier New" w:cs="Courier New" w:hint="default"/>
+      </w:rPr>
+    </w:lvl>
+    <w:lvl w:ilvl="5" w:tplc="14090005" w:tentative="1">
+      <w:start w:val="1"/>
+      <w:numFmt w:val="bullet"/>
+      <w:lvlText w:val=""/>
+      <w:lvlJc w:val="left"/>
+      <w:pPr>
+        <w:ind w:left="5040" w:hanging="360"/>
+      </w:pPr>
+      <w:rPr>
+        <w:rFonts w:ascii="Wingdings" w:hAnsi="Wingdings" w:hint="default"/>
+      </w:rPr>
+    </w:lvl>
+    <w:lvl w:ilvl="6" w:tplc="14090001" w:tentative="1">
+      <w:start w:val="1"/>
+      <w:numFmt w:val="bullet"/>
+      <w:lvlText w:val=""/>
+      <w:lvlJc w:val="left"/>
+      <w:pPr>
+        <w:ind w:left="5760" w:hanging="360"/>
+      </w:pPr>
+      <w:rPr>
+        <w:rFonts w:ascii="Symbol" w:hAnsi="Symbol" w:hint="default"/>
+      </w:rPr>
+    </w:lvl>
+    <w:lvl w:ilvl="7" w:tplc="14090003" w:tentative="1">
+      <w:start w:val="1"/>
+      <w:numFmt w:val="bullet"/>
+      <w:lvlText w:val="o"/>
+      <w:lvlJc w:val="left"/>
+      <w:pPr>
+        <w:ind w:left="6480" w:hanging="360"/>
+      </w:pPr>
+      <w:rPr>
+        <w:rFonts w:ascii="Courier New" w:hAnsi="Courier New" w:cs="Courier New" w:hint="default"/>
+      </w:rPr>
+    </w:lvl>
+    <w:lvl w:ilvl="8" w:tplc="14090005" w:tentative="1">
+      <w:start w:val="1"/>
+      <w:numFmt w:val="bullet"/>
+      <w:lvlText w:val=""/>
+      <w:lvlJc w:val="left"/>
+      <w:pPr>
+        <w:ind w:left="7200" w:hanging="360"/>
+      </w:pPr>
+      <w:rPr>
+        <w:rFonts w:ascii="Wingdings" w:hAnsi="Wingdings" w:hint="default"/>
+      </w:rPr>
+    </w:lvl>
+  </w:abstractNum>
+  <w:abstractNum w:abstractNumId="29" w15:restartNumberingAfterBreak="0">
     <w:nsid w:val="4CB87FC2"/>
     <w:multiLevelType w:val="multilevel"/>
     <w:tmpl w:val="040ECDA4"/>
@@ -4370,7 +6506,206 @@
       </w:rPr>
     </w:lvl>
   </w:abstractNum>
-  <w:abstractNum w:abstractNumId="19" w15:restartNumberingAfterBreak="0">
+  <w:abstractNum w:abstractNumId="30" w15:restartNumberingAfterBreak="0">
+    <w:nsid w:val="4CFF214A"/>
+    <w:multiLevelType w:val="hybridMultilevel"/>
+    <w:tmpl w:val="9434377A"/>
+    <w:lvl w:ilvl="0" w:tplc="1409000F">
+      <w:start w:val="1"/>
+      <w:numFmt w:val="decimal"/>
+      <w:lvlText w:val="%1."/>
+      <w:lvlJc w:val="left"/>
+      <w:pPr>
+        <w:ind w:left="720" w:hanging="360"/>
+      </w:pPr>
+    </w:lvl>
+    <w:lvl w:ilvl="1" w:tplc="14090019" w:tentative="1">
+      <w:start w:val="1"/>
+      <w:numFmt w:val="lowerLetter"/>
+      <w:lvlText w:val="%2."/>
+      <w:lvlJc w:val="left"/>
+      <w:pPr>
+        <w:ind w:left="1440" w:hanging="360"/>
+      </w:pPr>
+    </w:lvl>
+    <w:lvl w:ilvl="2" w:tplc="1409001B" w:tentative="1">
+      <w:start w:val="1"/>
+      <w:numFmt w:val="lowerRoman"/>
+      <w:lvlText w:val="%3."/>
+      <w:lvlJc w:val="right"/>
+      <w:pPr>
+        <w:ind w:left="2160" w:hanging="180"/>
+      </w:pPr>
+    </w:lvl>
+    <w:lvl w:ilvl="3" w:tplc="1409000F" w:tentative="1">
+      <w:start w:val="1"/>
+      <w:numFmt w:val="decimal"/>
+      <w:lvlText w:val="%4."/>
+      <w:lvlJc w:val="left"/>
+      <w:pPr>
+        <w:ind w:left="2880" w:hanging="360"/>
+      </w:pPr>
+    </w:lvl>
+    <w:lvl w:ilvl="4" w:tplc="14090019" w:tentative="1">
+      <w:start w:val="1"/>
+      <w:numFmt w:val="lowerLetter"/>
+      <w:lvlText w:val="%5."/>
+      <w:lvlJc w:val="left"/>
+      <w:pPr>
+        <w:ind w:left="3600" w:hanging="360"/>
+      </w:pPr>
+    </w:lvl>
+    <w:lvl w:ilvl="5" w:tplc="1409001B" w:tentative="1">
+      <w:start w:val="1"/>
+      <w:numFmt w:val="lowerRoman"/>
+      <w:lvlText w:val="%6."/>
+      <w:lvlJc w:val="right"/>
+      <w:pPr>
+        <w:ind w:left="4320" w:hanging="180"/>
+      </w:pPr>
+    </w:lvl>
+    <w:lvl w:ilvl="6" w:tplc="1409000F" w:tentative="1">
+      <w:start w:val="1"/>
+      <w:numFmt w:val="decimal"/>
+      <w:lvlText w:val="%7."/>
+      <w:lvlJc w:val="left"/>
+      <w:pPr>
+        <w:ind w:left="5040" w:hanging="360"/>
+      </w:pPr>
+    </w:lvl>
+    <w:lvl w:ilvl="7" w:tplc="14090019" w:tentative="1">
+      <w:start w:val="1"/>
+      <w:numFmt w:val="lowerLetter"/>
+      <w:lvlText w:val="%8."/>
+      <w:lvlJc w:val="left"/>
+      <w:pPr>
+        <w:ind w:left="5760" w:hanging="360"/>
+      </w:pPr>
+    </w:lvl>
+    <w:lvl w:ilvl="8" w:tplc="1409001B" w:tentative="1">
+      <w:start w:val="1"/>
+      <w:numFmt w:val="lowerRoman"/>
+      <w:lvlText w:val="%9."/>
+      <w:lvlJc w:val="right"/>
+      <w:pPr>
+        <w:ind w:left="6480" w:hanging="180"/>
+      </w:pPr>
+    </w:lvl>
+  </w:abstractNum>
+  <w:abstractNum w:abstractNumId="31" w15:restartNumberingAfterBreak="0">
+    <w:nsid w:val="5185136E"/>
+    <w:multiLevelType w:val="hybridMultilevel"/>
+    <w:tmpl w:val="0B90E4E2"/>
+    <w:lvl w:ilvl="0" w:tplc="14090001">
+      <w:start w:val="1"/>
+      <w:numFmt w:val="bullet"/>
+      <w:lvlText w:val=""/>
+      <w:lvlJc w:val="left"/>
+      <w:pPr>
+        <w:ind w:left="1559" w:hanging="360"/>
+      </w:pPr>
+      <w:rPr>
+        <w:rFonts w:ascii="Symbol" w:hAnsi="Symbol" w:hint="default"/>
+      </w:rPr>
+    </w:lvl>
+    <w:lvl w:ilvl="1" w:tplc="14090003" w:tentative="1">
+      <w:start w:val="1"/>
+      <w:numFmt w:val="bullet"/>
+      <w:lvlText w:val="o"/>
+      <w:lvlJc w:val="left"/>
+      <w:pPr>
+        <w:ind w:left="1571" w:hanging="360"/>
+      </w:pPr>
+      <w:rPr>
+        <w:rFonts w:ascii="Courier New" w:hAnsi="Courier New" w:cs="Courier New" w:hint="default"/>
+      </w:rPr>
+    </w:lvl>
+    <w:lvl w:ilvl="2" w:tplc="14090005" w:tentative="1">
+      <w:start w:val="1"/>
+      <w:numFmt w:val="bullet"/>
+      <w:lvlText w:val=""/>
+      <w:lvlJc w:val="left"/>
+      <w:pPr>
+        <w:ind w:left="2291" w:hanging="360"/>
+      </w:pPr>
+      <w:rPr>
+        <w:rFonts w:ascii="Wingdings" w:hAnsi="Wingdings" w:hint="default"/>
+      </w:rPr>
+    </w:lvl>
+    <w:lvl w:ilvl="3" w:tplc="14090001" w:tentative="1">
+      <w:start w:val="1"/>
+      <w:numFmt w:val="bullet"/>
+      <w:lvlText w:val=""/>
+      <w:lvlJc w:val="left"/>
+      <w:pPr>
+        <w:ind w:left="3011" w:hanging="360"/>
+      </w:pPr>
+      <w:rPr>
+        <w:rFonts w:ascii="Symbol" w:hAnsi="Symbol" w:hint="default"/>
+      </w:rPr>
+    </w:lvl>
+    <w:lvl w:ilvl="4" w:tplc="14090003" w:tentative="1">
+      <w:start w:val="1"/>
+      <w:numFmt w:val="bullet"/>
+      <w:lvlText w:val="o"/>
+      <w:lvlJc w:val="left"/>
+      <w:pPr>
+        <w:ind w:left="3731" w:hanging="360"/>
+      </w:pPr>
+      <w:rPr>
+        <w:rFonts w:ascii="Courier New" w:hAnsi="Courier New" w:cs="Courier New" w:hint="default"/>
+      </w:rPr>
+    </w:lvl>
+    <w:lvl w:ilvl="5" w:tplc="14090005" w:tentative="1">
+      <w:start w:val="1"/>
+      <w:numFmt w:val="bullet"/>
+      <w:lvlText w:val=""/>
+      <w:lvlJc w:val="left"/>
+      <w:pPr>
+        <w:ind w:left="4451" w:hanging="360"/>
+      </w:pPr>
+      <w:rPr>
+        <w:rFonts w:ascii="Wingdings" w:hAnsi="Wingdings" w:hint="default"/>
+      </w:rPr>
+    </w:lvl>
+    <w:lvl w:ilvl="6" w:tplc="14090001" w:tentative="1">
+      <w:start w:val="1"/>
+      <w:numFmt w:val="bullet"/>
+      <w:lvlText w:val=""/>
+      <w:lvlJc w:val="left"/>
+      <w:pPr>
+        <w:ind w:left="5171" w:hanging="360"/>
+      </w:pPr>
+      <w:rPr>
+        <w:rFonts w:ascii="Symbol" w:hAnsi="Symbol" w:hint="default"/>
+      </w:rPr>
+    </w:lvl>
+    <w:lvl w:ilvl="7" w:tplc="14090003" w:tentative="1">
+      <w:start w:val="1"/>
+      <w:numFmt w:val="bullet"/>
+      <w:lvlText w:val="o"/>
+      <w:lvlJc w:val="left"/>
+      <w:pPr>
+        <w:ind w:left="5891" w:hanging="360"/>
+      </w:pPr>
+      <w:rPr>
+        <w:rFonts w:ascii="Courier New" w:hAnsi="Courier New" w:cs="Courier New" w:hint="default"/>
+      </w:rPr>
+    </w:lvl>
+    <w:lvl w:ilvl="8" w:tplc="14090005" w:tentative="1">
+      <w:start w:val="1"/>
+      <w:numFmt w:val="bullet"/>
+      <w:lvlText w:val=""/>
+      <w:lvlJc w:val="left"/>
+      <w:pPr>
+        <w:ind w:left="6611" w:hanging="360"/>
+      </w:pPr>
+      <w:rPr>
+        <w:rFonts w:ascii="Wingdings" w:hAnsi="Wingdings" w:hint="default"/>
+      </w:rPr>
+    </w:lvl>
+  </w:abstractNum>
+  <w:abstractNum w:abstractNumId="32" w15:restartNumberingAfterBreak="0">
     <w:nsid w:val="5B2E46D2"/>
     <w:multiLevelType w:val="hybridMultilevel"/>
     <w:tmpl w:val="3D5C3E50"/>
@@ -4483,7 +6818,7 @@
       </w:rPr>
     </w:lvl>
   </w:abstractNum>
-  <w:abstractNum w:abstractNumId="20" w15:restartNumberingAfterBreak="0">
+  <w:abstractNum w:abstractNumId="33" w15:restartNumberingAfterBreak="0">
     <w:nsid w:val="5D293DEF"/>
     <w:multiLevelType w:val="hybridMultilevel"/>
     <w:tmpl w:val="90D23B34"/>
@@ -4596,7 +6931,7 @@
       </w:rPr>
     </w:lvl>
   </w:abstractNum>
-  <w:abstractNum w:abstractNumId="21" w15:restartNumberingAfterBreak="0">
+  <w:abstractNum w:abstractNumId="34" w15:restartNumberingAfterBreak="0">
     <w:nsid w:val="5D6E7D8C"/>
     <w:multiLevelType w:val="multilevel"/>
     <w:tmpl w:val="5460466A"/>
@@ -4745,7 +7080,7 @@
       </w:rPr>
     </w:lvl>
   </w:abstractNum>
-  <w:abstractNum w:abstractNumId="22" w15:restartNumberingAfterBreak="0">
+  <w:abstractNum w:abstractNumId="35" w15:restartNumberingAfterBreak="0">
     <w:nsid w:val="5E873D98"/>
     <w:multiLevelType w:val="hybridMultilevel"/>
     <w:tmpl w:val="44D28578"/>
@@ -4868,7 +7203,7 @@
       </w:rPr>
     </w:lvl>
   </w:abstractNum>
-  <w:abstractNum w:abstractNumId="23" w15:restartNumberingAfterBreak="0">
+  <w:abstractNum w:abstractNumId="36" w15:restartNumberingAfterBreak="0">
     <w:nsid w:val="63126FE0"/>
     <w:multiLevelType w:val="hybridMultilevel"/>
     <w:tmpl w:val="4876693E"/>
@@ -5001,7 +7336,185 @@
       </w:rPr>
     </w:lvl>
   </w:abstractNum>
-  <w:abstractNum w:abstractNumId="24" w15:restartNumberingAfterBreak="0">
+  <w:abstractNum w:abstractNumId="37" w15:restartNumberingAfterBreak="0">
+    <w:nsid w:val="666F0498"/>
+    <w:multiLevelType w:val="hybridMultilevel"/>
+    <w:tmpl w:val="D728A15C"/>
+    <w:lvl w:ilvl="0" w:tplc="1409000B">
+      <w:start w:val="1"/>
+      <w:numFmt w:val="bullet"/>
+      <w:lvlText w:val=""/>
+      <w:lvlJc w:val="left"/>
+      <w:pPr>
+        <w:ind w:left="720" w:hanging="360"/>
+      </w:pPr>
+      <w:rPr>
+        <w:rFonts w:ascii="Wingdings" w:hAnsi="Wingdings" w:hint="default"/>
+      </w:rPr>
+    </w:lvl>
+    <w:lvl w:ilvl="1" w:tplc="FFFFFFFF" w:tentative="1">
+      <w:start w:val="1"/>
+      <w:numFmt w:val="lowerLetter"/>
+      <w:lvlText w:val="%2."/>
+      <w:lvlJc w:val="left"/>
+      <w:pPr>
+        <w:ind w:left="1440" w:hanging="360"/>
+      </w:pPr>
+    </w:lvl>
+    <w:lvl w:ilvl="2" w:tplc="FFFFFFFF" w:tentative="1">
+      <w:start w:val="1"/>
+      <w:numFmt w:val="lowerRoman"/>
+      <w:lvlText w:val="%3."/>
+      <w:lvlJc w:val="right"/>
+      <w:pPr>
+        <w:ind w:left="2160" w:hanging="180"/>
+      </w:pPr>
+    </w:lvl>
+    <w:lvl w:ilvl="3" w:tplc="FFFFFFFF" w:tentative="1">
+      <w:start w:val="1"/>
+      <w:numFmt w:val="decimal"/>
+      <w:lvlText w:val="%4."/>
+      <w:lvlJc w:val="left"/>
+      <w:pPr>
+        <w:ind w:left="2880" w:hanging="360"/>
+      </w:pPr>
+    </w:lvl>
+    <w:lvl w:ilvl="4" w:tplc="FFFFFFFF" w:tentative="1">
+      <w:start w:val="1"/>
+      <w:numFmt w:val="lowerLetter"/>
+      <w:lvlText w:val="%5."/>
+      <w:lvlJc w:val="left"/>
+      <w:pPr>
+        <w:ind w:left="3600" w:hanging="360"/>
+      </w:pPr>
+    </w:lvl>
+    <w:lvl w:ilvl="5" w:tplc="FFFFFFFF" w:tentative="1">
+      <w:start w:val="1"/>
+      <w:numFmt w:val="lowerRoman"/>
+      <w:lvlText w:val="%6."/>
+      <w:lvlJc w:val="right"/>
+      <w:pPr>
+        <w:ind w:left="4320" w:hanging="180"/>
+      </w:pPr>
+    </w:lvl>
+    <w:lvl w:ilvl="6" w:tplc="FFFFFFFF" w:tentative="1">
+      <w:start w:val="1"/>
+      <w:numFmt w:val="decimal"/>
+      <w:lvlText w:val="%7."/>
+      <w:lvlJc w:val="left"/>
+      <w:pPr>
+        <w:ind w:left="5040" w:hanging="360"/>
+      </w:pPr>
+    </w:lvl>
+    <w:lvl w:ilvl="7" w:tplc="FFFFFFFF" w:tentative="1">
+      <w:start w:val="1"/>
+      <w:numFmt w:val="lowerLetter"/>
+      <w:lvlText w:val="%8."/>
+      <w:lvlJc w:val="left"/>
+      <w:pPr>
+        <w:ind w:left="5760" w:hanging="360"/>
+      </w:pPr>
+    </w:lvl>
+    <w:lvl w:ilvl="8" w:tplc="FFFFFFFF" w:tentative="1">
+      <w:start w:val="1"/>
+      <w:numFmt w:val="lowerRoman"/>
+      <w:lvlText w:val="%9."/>
+      <w:lvlJc w:val="right"/>
+      <w:pPr>
+        <w:ind w:left="6480" w:hanging="180"/>
+      </w:pPr>
+    </w:lvl>
+  </w:abstractNum>
+  <w:abstractNum w:abstractNumId="38" w15:restartNumberingAfterBreak="0">
+    <w:nsid w:val="67B43912"/>
+    <w:multiLevelType w:val="hybridMultilevel"/>
+    <w:tmpl w:val="9B208F64"/>
+    <w:lvl w:ilvl="0" w:tplc="1409000F">
+      <w:start w:val="1"/>
+      <w:numFmt w:val="decimal"/>
+      <w:lvlText w:val="%1."/>
+      <w:lvlJc w:val="left"/>
+      <w:pPr>
+        <w:ind w:left="720" w:hanging="360"/>
+      </w:pPr>
+      <w:rPr>
+        <w:rFonts w:hint="default"/>
+      </w:rPr>
+    </w:lvl>
+    <w:lvl w:ilvl="1" w:tplc="14090019" w:tentative="1">
+      <w:start w:val="1"/>
+      <w:numFmt w:val="lowerLetter"/>
+      <w:lvlText w:val="%2."/>
+      <w:lvlJc w:val="left"/>
+      <w:pPr>
+        <w:ind w:left="1440" w:hanging="360"/>
+      </w:pPr>
+    </w:lvl>
+    <w:lvl w:ilvl="2" w:tplc="1409001B" w:tentative="1">
+      <w:start w:val="1"/>
+      <w:numFmt w:val="lowerRoman"/>
+      <w:lvlText w:val="%3."/>
+      <w:lvlJc w:val="right"/>
+      <w:pPr>
+        <w:ind w:left="2160" w:hanging="180"/>
+      </w:pPr>
+    </w:lvl>
+    <w:lvl w:ilvl="3" w:tplc="1409000F" w:tentative="1">
+      <w:start w:val="1"/>
+      <w:numFmt w:val="decimal"/>
+      <w:lvlText w:val="%4."/>
+      <w:lvlJc w:val="left"/>
+      <w:pPr>
+        <w:ind w:left="2880" w:hanging="360"/>
+      </w:pPr>
+    </w:lvl>
+    <w:lvl w:ilvl="4" w:tplc="14090019" w:tentative="1">
+      <w:start w:val="1"/>
+      <w:numFmt w:val="lowerLetter"/>
+      <w:lvlText w:val="%5."/>
+      <w:lvlJc w:val="left"/>
+      <w:pPr>
+        <w:ind w:left="3600" w:hanging="360"/>
+      </w:pPr>
+    </w:lvl>
+    <w:lvl w:ilvl="5" w:tplc="1409001B" w:tentative="1">
+      <w:start w:val="1"/>
+      <w:numFmt w:val="lowerRoman"/>
+      <w:lvlText w:val="%6."/>
+      <w:lvlJc w:val="right"/>
+      <w:pPr>
+        <w:ind w:left="4320" w:hanging="180"/>
+      </w:pPr>
+    </w:lvl>
+    <w:lvl w:ilvl="6" w:tplc="1409000F" w:tentative="1">
+      <w:start w:val="1"/>
+      <w:numFmt w:val="decimal"/>
+      <w:lvlText w:val="%7."/>
+      <w:lvlJc w:val="left"/>
+      <w:pPr>
+        <w:ind w:left="5040" w:hanging="360"/>
+      </w:pPr>
+    </w:lvl>
+    <w:lvl w:ilvl="7" w:tplc="14090019" w:tentative="1">
+      <w:start w:val="1"/>
+      <w:numFmt w:val="lowerLetter"/>
+      <w:lvlText w:val="%8."/>
+      <w:lvlJc w:val="left"/>
+      <w:pPr>
+        <w:ind w:left="5760" w:hanging="360"/>
+      </w:pPr>
+    </w:lvl>
+    <w:lvl w:ilvl="8" w:tplc="1409001B" w:tentative="1">
+      <w:start w:val="1"/>
+      <w:numFmt w:val="lowerRoman"/>
+      <w:lvlText w:val="%9."/>
+      <w:lvlJc w:val="right"/>
+      <w:pPr>
+        <w:ind w:left="6480" w:hanging="180"/>
+      </w:pPr>
+    </w:lvl>
+  </w:abstractNum>
+  <w:abstractNum w:abstractNumId="39" w15:restartNumberingAfterBreak="0">
     <w:nsid w:val="68816DAC"/>
     <w:multiLevelType w:val="hybridMultilevel"/>
     <w:tmpl w:val="47E0F0A4"/>
@@ -5012,7 +7525,7 @@
       <w:lvlText w:val="%1."/>
       <w:lvlJc w:val="left"/>
       <w:pPr>
-        <w:ind w:left="851" w:hanging="360"/>
+        <w:ind w:left="501" w:hanging="360"/>
       </w:pPr>
     </w:lvl>
     <w:lvl w:ilvl="1" w:tplc="14090019" w:tentative="1">
@@ -5088,7 +7601,7 @@
       </w:pPr>
     </w:lvl>
   </w:abstractNum>
-  <w:abstractNum w:abstractNumId="25" w15:restartNumberingAfterBreak="0">
+  <w:abstractNum w:abstractNumId="40" w15:restartNumberingAfterBreak="0">
     <w:nsid w:val="691F13FC"/>
     <w:multiLevelType w:val="hybridMultilevel"/>
     <w:tmpl w:val="B2480434"/>
@@ -5174,10 +7687,10 @@
       </w:pPr>
     </w:lvl>
   </w:abstractNum>
-  <w:abstractNum w:abstractNumId="26" w15:restartNumberingAfterBreak="0">
+  <w:abstractNum w:abstractNumId="41" w15:restartNumberingAfterBreak="0">
     <w:nsid w:val="6EA628E5"/>
     <w:multiLevelType w:val="hybridMultilevel"/>
-    <w:tmpl w:val="38104058"/>
+    <w:tmpl w:val="1C58B734"/>
     <w:lvl w:ilvl="0" w:tplc="14090001">
       <w:start w:val="1"/>
       <w:numFmt w:val="bullet"/>
@@ -5190,104 +7703,104 @@
         <w:rFonts w:ascii="Symbol" w:hAnsi="Symbol" w:hint="default"/>
       </w:rPr>
     </w:lvl>
-    <w:lvl w:ilvl="1" w:tplc="14090003" w:tentative="1">
+    <w:lvl w:ilvl="1" w:tplc="D22EA956">
+      <w:start w:val="3"/>
+      <w:numFmt w:val="bullet"/>
+      <w:lvlText w:val="-"/>
+      <w:lvlJc w:val="left"/>
+      <w:pPr>
+        <w:ind w:left="2020" w:hanging="360"/>
+      </w:pPr>
+      <w:rPr>
+        <w:rFonts w:ascii="Calibri" w:eastAsia="Microsoft Sans Serif" w:hAnsi="Calibri" w:cs="Calibri" w:hint="default"/>
+      </w:rPr>
+    </w:lvl>
+    <w:lvl w:ilvl="2" w:tplc="14090005" w:tentative="1">
+      <w:start w:val="1"/>
+      <w:numFmt w:val="bullet"/>
+      <w:lvlText w:val=""/>
+      <w:lvlJc w:val="left"/>
+      <w:pPr>
+        <w:ind w:left="2740" w:hanging="360"/>
+      </w:pPr>
+      <w:rPr>
+        <w:rFonts w:ascii="Wingdings" w:hAnsi="Wingdings" w:hint="default"/>
+      </w:rPr>
+    </w:lvl>
+    <w:lvl w:ilvl="3" w:tplc="14090001" w:tentative="1">
+      <w:start w:val="1"/>
+      <w:numFmt w:val="bullet"/>
+      <w:lvlText w:val=""/>
+      <w:lvlJc w:val="left"/>
+      <w:pPr>
+        <w:ind w:left="3460" w:hanging="360"/>
+      </w:pPr>
+      <w:rPr>
+        <w:rFonts w:ascii="Symbol" w:hAnsi="Symbol" w:hint="default"/>
+      </w:rPr>
+    </w:lvl>
+    <w:lvl w:ilvl="4" w:tplc="14090003" w:tentative="1">
       <w:start w:val="1"/>
       <w:numFmt w:val="bullet"/>
       <w:lvlText w:val="o"/>
       <w:lvlJc w:val="left"/>
       <w:pPr>
-        <w:ind w:left="2020" w:hanging="360"/>
+        <w:ind w:left="4180" w:hanging="360"/>
       </w:pPr>
       <w:rPr>
         <w:rFonts w:ascii="Courier New" w:hAnsi="Courier New" w:cs="Courier New" w:hint="default"/>
       </w:rPr>
     </w:lvl>
-    <w:lvl w:ilvl="2" w:tplc="14090005" w:tentative="1">
+    <w:lvl w:ilvl="5" w:tplc="14090005" w:tentative="1">
       <w:start w:val="1"/>
       <w:numFmt w:val="bullet"/>
       <w:lvlText w:val=""/>
       <w:lvlJc w:val="left"/>
       <w:pPr>
-        <w:ind w:left="2740" w:hanging="360"/>
+        <w:ind w:left="4900" w:hanging="360"/>
       </w:pPr>
       <w:rPr>
         <w:rFonts w:ascii="Wingdings" w:hAnsi="Wingdings" w:hint="default"/>
       </w:rPr>
     </w:lvl>
-    <w:lvl w:ilvl="3" w:tplc="14090001" w:tentative="1">
+    <w:lvl w:ilvl="6" w:tplc="14090001" w:tentative="1">
       <w:start w:val="1"/>
       <w:numFmt w:val="bullet"/>
       <w:lvlText w:val=""/>
       <w:lvlJc w:val="left"/>
       <w:pPr>
-        <w:ind w:left="3460" w:hanging="360"/>
+        <w:ind w:left="5620" w:hanging="360"/>
       </w:pPr>
       <w:rPr>
         <w:rFonts w:ascii="Symbol" w:hAnsi="Symbol" w:hint="default"/>
       </w:rPr>
     </w:lvl>
-    <w:lvl w:ilvl="4" w:tplc="14090003" w:tentative="1">
+    <w:lvl w:ilvl="7" w:tplc="14090003" w:tentative="1">
       <w:start w:val="1"/>
       <w:numFmt w:val="bullet"/>
       <w:lvlText w:val="o"/>
       <w:lvlJc w:val="left"/>
       <w:pPr>
-        <w:ind w:left="4180" w:hanging="360"/>
+        <w:ind w:left="6340" w:hanging="360"/>
       </w:pPr>
       <w:rPr>
         <w:rFonts w:ascii="Courier New" w:hAnsi="Courier New" w:cs="Courier New" w:hint="default"/>
       </w:rPr>
     </w:lvl>
-    <w:lvl w:ilvl="5" w:tplc="14090005" w:tentative="1">
+    <w:lvl w:ilvl="8" w:tplc="14090005" w:tentative="1">
       <w:start w:val="1"/>
       <w:numFmt w:val="bullet"/>
       <w:lvlText w:val=""/>
       <w:lvlJc w:val="left"/>
       <w:pPr>
-        <w:ind w:left="4900" w:hanging="360"/>
+        <w:ind w:left="7060" w:hanging="360"/>
       </w:pPr>
       <w:rPr>
         <w:rFonts w:ascii="Wingdings" w:hAnsi="Wingdings" w:hint="default"/>
       </w:rPr>
     </w:lvl>
-    <w:lvl w:ilvl="6" w:tplc="14090001" w:tentative="1">
-      <w:start w:val="1"/>
-      <w:numFmt w:val="bullet"/>
-      <w:lvlText w:val=""/>
-      <w:lvlJc w:val="left"/>
-      <w:pPr>
-        <w:ind w:left="5620" w:hanging="360"/>
-      </w:pPr>
-      <w:rPr>
-        <w:rFonts w:ascii="Symbol" w:hAnsi="Symbol" w:hint="default"/>
-      </w:rPr>
-    </w:lvl>
-    <w:lvl w:ilvl="7" w:tplc="14090003" w:tentative="1">
-      <w:start w:val="1"/>
-      <w:numFmt w:val="bullet"/>
-      <w:lvlText w:val="o"/>
-      <w:lvlJc w:val="left"/>
-      <w:pPr>
-        <w:ind w:left="6340" w:hanging="360"/>
-      </w:pPr>
-      <w:rPr>
-        <w:rFonts w:ascii="Courier New" w:hAnsi="Courier New" w:cs="Courier New" w:hint="default"/>
-      </w:rPr>
-    </w:lvl>
-    <w:lvl w:ilvl="8" w:tplc="14090005" w:tentative="1">
-      <w:start w:val="1"/>
-      <w:numFmt w:val="bullet"/>
-      <w:lvlText w:val=""/>
-      <w:lvlJc w:val="left"/>
-      <w:pPr>
-        <w:ind w:left="7060" w:hanging="360"/>
-      </w:pPr>
-      <w:rPr>
-        <w:rFonts w:ascii="Wingdings" w:hAnsi="Wingdings" w:hint="default"/>
-      </w:rPr>
-    </w:lvl>
   </w:abstractNum>
-  <w:abstractNum w:abstractNumId="27" w15:restartNumberingAfterBreak="0">
+  <w:abstractNum w:abstractNumId="42" w15:restartNumberingAfterBreak="0">
     <w:nsid w:val="70605D09"/>
     <w:multiLevelType w:val="hybridMultilevel"/>
     <w:tmpl w:val="E2988272"/>
@@ -5400,7 +7913,7 @@
       </w:rPr>
     </w:lvl>
   </w:abstractNum>
-  <w:abstractNum w:abstractNumId="28" w15:restartNumberingAfterBreak="0">
+  <w:abstractNum w:abstractNumId="43" w15:restartNumberingAfterBreak="0">
     <w:nsid w:val="7131431F"/>
     <w:multiLevelType w:val="hybridMultilevel"/>
     <w:tmpl w:val="A1D8781E"/>
@@ -5523,7 +8036,7 @@
       </w:rPr>
     </w:lvl>
   </w:abstractNum>
-  <w:abstractNum w:abstractNumId="29" w15:restartNumberingAfterBreak="0">
+  <w:abstractNum w:abstractNumId="44" w15:restartNumberingAfterBreak="0">
     <w:nsid w:val="74DD17C9"/>
     <w:multiLevelType w:val="hybridMultilevel"/>
     <w:tmpl w:val="55226568"/>
@@ -5646,7 +8159,7 @@
       </w:rPr>
     </w:lvl>
   </w:abstractNum>
-  <w:abstractNum w:abstractNumId="30" w15:restartNumberingAfterBreak="0">
+  <w:abstractNum w:abstractNumId="45" w15:restartNumberingAfterBreak="0">
     <w:nsid w:val="75B3337A"/>
     <w:multiLevelType w:val="hybridMultilevel"/>
     <w:tmpl w:val="227AF054"/>
@@ -5769,7 +8282,7 @@
       </w:rPr>
     </w:lvl>
   </w:abstractNum>
-  <w:abstractNum w:abstractNumId="31" w15:restartNumberingAfterBreak="0">
+  <w:abstractNum w:abstractNumId="46" w15:restartNumberingAfterBreak="0">
     <w:nsid w:val="7B44319D"/>
     <w:multiLevelType w:val="hybridMultilevel"/>
     <w:tmpl w:val="1578DB9C"/>
@@ -5883,100 +8396,145 @@
     </w:lvl>
   </w:abstractNum>
   <w:num w:numId="1" w16cid:durableId="1604610831">
+    <w:abstractNumId w:val="36"/>
+  </w:num>
+  <w:num w:numId="2" w16cid:durableId="2101290242">
+    <w:abstractNumId w:val="22"/>
+  </w:num>
+  <w:num w:numId="3" w16cid:durableId="1615750997">
+    <w:abstractNumId w:val="35"/>
+  </w:num>
+  <w:num w:numId="4" w16cid:durableId="1700856840">
+    <w:abstractNumId w:val="3"/>
+  </w:num>
+  <w:num w:numId="5" w16cid:durableId="1035426299">
     <w:abstractNumId w:val="23"/>
   </w:num>
-  <w:num w:numId="2" w16cid:durableId="2101290242">
+  <w:num w:numId="6" w16cid:durableId="1013729586">
+    <w:abstractNumId w:val="21"/>
+  </w:num>
+  <w:num w:numId="7" w16cid:durableId="1068845117">
+    <w:abstractNumId w:val="27"/>
+  </w:num>
+  <w:num w:numId="8" w16cid:durableId="831214331">
+    <w:abstractNumId w:val="17"/>
+  </w:num>
+  <w:num w:numId="9" w16cid:durableId="1238592839">
+    <w:abstractNumId w:val="26"/>
+  </w:num>
+  <w:num w:numId="10" w16cid:durableId="996956748">
+    <w:abstractNumId w:val="43"/>
+  </w:num>
+  <w:num w:numId="11" w16cid:durableId="664868165">
+    <w:abstractNumId w:val="44"/>
+  </w:num>
+  <w:num w:numId="12" w16cid:durableId="1125584867">
+    <w:abstractNumId w:val="16"/>
+  </w:num>
+  <w:num w:numId="13" w16cid:durableId="712343543">
+    <w:abstractNumId w:val="8"/>
+  </w:num>
+  <w:num w:numId="14" w16cid:durableId="1457676404">
+    <w:abstractNumId w:val="7"/>
+  </w:num>
+  <w:num w:numId="15" w16cid:durableId="993217126">
+    <w:abstractNumId w:val="39"/>
+  </w:num>
+  <w:num w:numId="16" w16cid:durableId="1824348248">
+    <w:abstractNumId w:val="40"/>
+  </w:num>
+  <w:num w:numId="17" w16cid:durableId="475538704">
+    <w:abstractNumId w:val="4"/>
+  </w:num>
+  <w:num w:numId="18" w16cid:durableId="1823765582">
+    <w:abstractNumId w:val="20"/>
+  </w:num>
+  <w:num w:numId="19" w16cid:durableId="1229415424">
+    <w:abstractNumId w:val="10"/>
+  </w:num>
+  <w:num w:numId="20" w16cid:durableId="1931740974">
+    <w:abstractNumId w:val="19"/>
+  </w:num>
+  <w:num w:numId="21" w16cid:durableId="1874613285">
+    <w:abstractNumId w:val="33"/>
+  </w:num>
+  <w:num w:numId="22" w16cid:durableId="1507137920">
+    <w:abstractNumId w:val="41"/>
+  </w:num>
+  <w:num w:numId="23" w16cid:durableId="1951815861">
+    <w:abstractNumId w:val="42"/>
+  </w:num>
+  <w:num w:numId="24" w16cid:durableId="815494649">
+    <w:abstractNumId w:val="9"/>
+  </w:num>
+  <w:num w:numId="25" w16cid:durableId="2119597098">
+    <w:abstractNumId w:val="11"/>
+  </w:num>
+  <w:num w:numId="26" w16cid:durableId="1493525752">
+    <w:abstractNumId w:val="32"/>
+  </w:num>
+  <w:num w:numId="27" w16cid:durableId="1907644141">
+    <w:abstractNumId w:val="46"/>
+  </w:num>
+  <w:num w:numId="28" w16cid:durableId="1828479282">
+    <w:abstractNumId w:val="45"/>
+  </w:num>
+  <w:num w:numId="29" w16cid:durableId="1875117450">
+    <w:abstractNumId w:val="12"/>
+  </w:num>
+  <w:num w:numId="30" w16cid:durableId="1647276675">
+    <w:abstractNumId w:val="29"/>
+  </w:num>
+  <w:num w:numId="31" w16cid:durableId="1533810330">
+    <w:abstractNumId w:val="34"/>
+  </w:num>
+  <w:num w:numId="32" w16cid:durableId="1223060950">
+    <w:abstractNumId w:val="5"/>
+  </w:num>
+  <w:num w:numId="33" w16cid:durableId="1911453402">
+    <w:abstractNumId w:val="30"/>
+  </w:num>
+  <w:num w:numId="34" w16cid:durableId="405760902">
+    <w:abstractNumId w:val="25"/>
+  </w:num>
+  <w:num w:numId="35" w16cid:durableId="1146245720">
+    <w:abstractNumId w:val="38"/>
+  </w:num>
+  <w:num w:numId="36" w16cid:durableId="1901166411">
     <w:abstractNumId w:val="14"/>
   </w:num>
-  <w:num w:numId="3" w16cid:durableId="1615750997">
-    <w:abstractNumId w:val="22"/>
+  <w:num w:numId="37" w16cid:durableId="790248239">
+    <w:abstractNumId w:val="24"/>
   </w:num>
-  <w:num w:numId="4" w16cid:durableId="1700856840">
+  <w:num w:numId="38" w16cid:durableId="459421577">
+    <w:abstractNumId w:val="28"/>
+  </w:num>
+  <w:num w:numId="39" w16cid:durableId="84615884">
+    <w:abstractNumId w:val="18"/>
+  </w:num>
+  <w:num w:numId="40" w16cid:durableId="187450082">
+    <w:abstractNumId w:val="15"/>
+  </w:num>
+  <w:num w:numId="41" w16cid:durableId="1875070761">
+    <w:abstractNumId w:val="13"/>
+  </w:num>
+  <w:num w:numId="42" w16cid:durableId="430202369">
+    <w:abstractNumId w:val="6"/>
+  </w:num>
+  <w:num w:numId="43" w16cid:durableId="906691987">
     <w:abstractNumId w:val="0"/>
   </w:num>
-  <w:num w:numId="5" w16cid:durableId="1035426299">
-    <w:abstractNumId w:val="15"/>
-  </w:num>
-  <w:num w:numId="6" w16cid:durableId="1013729586">
-    <w:abstractNumId w:val="13"/>
-  </w:num>
-  <w:num w:numId="7" w16cid:durableId="1068845117">
-    <w:abstractNumId w:val="17"/>
-  </w:num>
-  <w:num w:numId="8" w16cid:durableId="831214331">
-    <w:abstractNumId w:val="10"/>
-  </w:num>
-  <w:num w:numId="9" w16cid:durableId="1238592839">
-    <w:abstractNumId w:val="16"/>
-  </w:num>
-  <w:num w:numId="10" w16cid:durableId="996956748">
-    <w:abstractNumId w:val="28"/>
-  </w:num>
-  <w:num w:numId="11" w16cid:durableId="664868165">
-    <w:abstractNumId w:val="29"/>
-  </w:num>
-  <w:num w:numId="12" w16cid:durableId="1125584867">
-    <w:abstractNumId w:val="9"/>
-  </w:num>
-  <w:num w:numId="13" w16cid:durableId="712343543">
-    <w:abstractNumId w:val="4"/>
-  </w:num>
-  <w:num w:numId="14" w16cid:durableId="1457676404">
-    <w:abstractNumId w:val="3"/>
-  </w:num>
-  <w:num w:numId="15" w16cid:durableId="993217126">
-    <w:abstractNumId w:val="24"/>
-  </w:num>
-  <w:num w:numId="16" w16cid:durableId="1824348248">
-    <w:abstractNumId w:val="25"/>
-  </w:num>
-  <w:num w:numId="17" w16cid:durableId="475538704">
+  <w:num w:numId="44" w16cid:durableId="336349538">
     <w:abstractNumId w:val="1"/>
   </w:num>
-  <w:num w:numId="18" w16cid:durableId="1823765582">
-    <w:abstractNumId w:val="12"/>
+  <w:num w:numId="45" w16cid:durableId="1267038519">
+    <w:abstractNumId w:val="2"/>
   </w:num>
-  <w:num w:numId="19" w16cid:durableId="1229415424">
-    <w:abstractNumId w:val="6"/>
+  <w:num w:numId="46" w16cid:durableId="2022389055">
+    <w:abstractNumId w:val="37"/>
   </w:num>
-  <w:num w:numId="20" w16cid:durableId="1931740974">
-    <w:abstractNumId w:val="11"/>
-  </w:num>
-  <w:num w:numId="21" w16cid:durableId="1874613285">
-    <w:abstractNumId w:val="20"/>
-  </w:num>
-  <w:num w:numId="22" w16cid:durableId="1507137920">
-    <w:abstractNumId w:val="26"/>
-  </w:num>
-  <w:num w:numId="23" w16cid:durableId="1951815861">
-    <w:abstractNumId w:val="27"/>
-  </w:num>
-  <w:num w:numId="24" w16cid:durableId="815494649">
-    <w:abstractNumId w:val="5"/>
-  </w:num>
-  <w:num w:numId="25" w16cid:durableId="2119597098">
-    <w:abstractNumId w:val="7"/>
-  </w:num>
-  <w:num w:numId="26" w16cid:durableId="1493525752">
-    <w:abstractNumId w:val="19"/>
-  </w:num>
-  <w:num w:numId="27" w16cid:durableId="1907644141">
+  <w:num w:numId="47" w16cid:durableId="496924014">
     <w:abstractNumId w:val="31"/>
-  </w:num>
-  <w:num w:numId="28" w16cid:durableId="1828479282">
-    <w:abstractNumId w:val="30"/>
-  </w:num>
-  <w:num w:numId="29" w16cid:durableId="1875117450">
-    <w:abstractNumId w:val="8"/>
-  </w:num>
-  <w:num w:numId="30" w16cid:durableId="1647276675">
-    <w:abstractNumId w:val="18"/>
-  </w:num>
-  <w:num w:numId="31" w16cid:durableId="1533810330">
-    <w:abstractNumId w:val="21"/>
-  </w:num>
-  <w:num w:numId="32" w16cid:durableId="1223060950">
-    <w:abstractNumId w:val="2"/>
   </w:num>
 </w:numbering>
 </file>
@@ -6412,25 +8970,23 @@
     <w:uiPriority w:val="9"/>
     <w:unhideWhenUsed/>
     <w:qFormat/>
-    <w:rsid w:val="00775382"/>
+    <w:rsid w:val="00034785"/>
     <w:pPr>
-      <w:numPr>
-        <w:ilvl w:val="1"/>
-        <w:numId w:val="14"/>
-      </w:numPr>
       <w:tabs>
         <w:tab w:val="left" w:pos="629"/>
       </w:tabs>
       <w:spacing w:before="231"/>
-      <w:ind w:left="629" w:hanging="498"/>
+      <w:ind w:left="131"/>
       <w:outlineLvl w:val="1"/>
     </w:pPr>
     <w:rPr>
-      <w:rFonts w:ascii="Times New Roman" w:hAnsi="Times New Roman" w:cs="Times New Roman"/>
+      <w:rFonts w:asciiTheme="minorHAnsi" w:hAnsiTheme="minorHAnsi" w:cstheme="minorHAnsi"/>
+      <w:b/>
+      <w:bCs/>
       <w:spacing w:val="-5"/>
       <w:w w:val="85"/>
-      <w:sz w:val="34"/>
-      <w:szCs w:val="36"/>
+      <w:sz w:val="28"/>
+      <w:szCs w:val="28"/>
     </w:rPr>
   </w:style>
   <w:style w:type="paragraph" w:styleId="Heading3">
@@ -6455,6 +9011,7 @@
   <w:style w:type="character" w:default="1" w:styleId="DefaultParagraphFont">
     <w:name w:val="Default Paragraph Font"/>
     <w:uiPriority w:val="1"/>
+    <w:semiHidden/>
     <w:unhideWhenUsed/>
   </w:style>
   <w:style w:type="table" w:default="1" w:styleId="TableNormal">
